--- a/STACK.docx
+++ b/STACK.docx
@@ -1,47 +1,39 @@
 
 <file path=word/document.xml><?xml version="1.0" encoding="utf-8"?>
-<w:document xmlns:mc="http://schemas.openxmlformats.org/markup-compatibility/2006" xmlns:ve="http://schemas.openxmlformats.org/markup-compatibility/2006" xmlns:o="urn:schemas-microsoft-com:office:office" xmlns:r="http://schemas.openxmlformats.org/officeDocument/2006/relationships" xmlns:m="http://schemas.openxmlformats.org/officeDocument/2006/math" xmlns:v="urn:schemas-microsoft-com:vml" xmlns:wp="http://schemas.openxmlformats.org/drawingml/2006/wordprocessingDrawing" xmlns:w10="urn:schemas-microsoft-com:office:word" xmlns:w="http://schemas.openxmlformats.org/wordprocessingml/2006/main" xmlns:wne="http://schemas.microsoft.com/office/word/2006/wordml" xmlns:a="http://schemas.openxmlformats.org/drawingml/2006/main" xmlns:pic="http://schemas.openxmlformats.org/drawingml/2006/picture" xmlns:wpg="http://schemas.microsoft.com/office/word/2010/wordprocessingGroup" xmlns:wps="http://schemas.microsoft.com/office/word/2010/wordprocessingShape" xmlns:w14="http://schemas.microsoft.com/office/word/2010/wordml" mc:Ignorable="w14" xml:space="preserve">
+<w:document xmlns:wpc="http://schemas.microsoft.com/office/word/2010/wordprocessingCanvas" xmlns:cx="http://schemas.microsoft.com/office/drawing/2014/chartex" xmlns:cx1="http://schemas.microsoft.com/office/drawing/2015/9/8/chartex" xmlns:cx2="http://schemas.microsoft.com/office/drawing/2015/10/21/chartex" xmlns:cx3="http://schemas.microsoft.com/office/drawing/2016/5/9/chartex" xmlns:cx4="http://schemas.microsoft.com/office/drawing/2016/5/10/chartex" xmlns:cx5="http://schemas.microsoft.com/office/drawing/2016/5/11/chartex" xmlns:cx6="http://schemas.microsoft.com/office/drawing/2016/5/12/chartex" xmlns:cx7="http://schemas.microsoft.com/office/drawing/2016/5/13/chartex" xmlns:cx8="http://schemas.microsoft.com/office/drawing/2016/5/14/chartex" xmlns:mc="http://schemas.openxmlformats.org/markup-compatibility/2006" xmlns:aink="http://schemas.microsoft.com/office/drawing/2016/ink" xmlns:am3d="http://schemas.microsoft.com/office/drawing/2017/model3d" xmlns:o="urn:schemas-microsoft-com:office:office" xmlns:oel="http://schemas.microsoft.com/office/2019/extlst" xmlns:r="http://schemas.openxmlformats.org/officeDocument/2006/relationships" xmlns:m="http://schemas.openxmlformats.org/officeDocument/2006/math" xmlns:v="urn:schemas-microsoft-com:vml" xmlns:wp14="http://schemas.microsoft.com/office/word/2010/wordprocessingDrawing" xmlns:wp="http://schemas.openxmlformats.org/drawingml/2006/wordprocessingDrawing" xmlns:w10="urn:schemas-microsoft-com:office:word" xmlns:w="http://schemas.openxmlformats.org/wordprocessingml/2006/main" xmlns:w14="http://schemas.microsoft.com/office/word/2010/wordml" xmlns:w15="http://schemas.microsoft.com/office/word/2012/wordml" xmlns:w16cex="http://schemas.microsoft.com/office/word/2018/wordml/cex" xmlns:w16cid="http://schemas.microsoft.com/office/word/2016/wordml/cid" xmlns:w16="http://schemas.microsoft.com/office/word/2018/wordml" xmlns:w16du="http://schemas.microsoft.com/office/word/2023/wordml/word16du" xmlns:w16sdtdh="http://schemas.microsoft.com/office/word/2020/wordml/sdtdatahash" xmlns:w16sdtfl="http://schemas.microsoft.com/office/word/2024/wordml/sdtformatlock" xmlns:w16se="http://schemas.microsoft.com/office/word/2015/wordml/symex" xmlns:wpg="http://schemas.microsoft.com/office/word/2010/wordprocessingGroup" xmlns:wpi="http://schemas.microsoft.com/office/word/2010/wordprocessingInk" xmlns:wne="http://schemas.microsoft.com/office/word/2006/wordml" xmlns:wps="http://schemas.microsoft.com/office/word/2010/wordprocessingShape" mc:Ignorable="w14 w15 w16se w16cid w16 w16cex w16sdtdh w16sdtfl w16du wp14">
   <w:body>
     <w:p>
       <w:pPr>
         <w:pStyle w:val="Heading1"/>
       </w:pPr>
-      <w:bookmarkStart w:name="Pilha Tecnológica — STACK " w:id="1"/>
-      <w:bookmarkEnd w:id="1"/>
-      <w:r>
-        <w:rPr>
-          <w:b w:val="0"/>
-        </w:rPr>
-      </w:r>
-      <w:r>
-        <w:rPr/>
+      <w:bookmarkStart w:id="0" w:name="Pilha_Tecnológica_—_STACK_"/>
+      <w:bookmarkEnd w:id="0"/>
+      <w:r>
         <w:t>Pilha</w:t>
       </w:r>
       <w:r>
         <w:rPr>
           <w:spacing w:val="-14"/>
         </w:rPr>
-        <w:t> </w:t>
-      </w:r>
-      <w:r>
-        <w:rPr/>
+        <w:t xml:space="preserve"> </w:t>
+      </w:r>
+      <w:r>
         <w:t>Tecnológica</w:t>
       </w:r>
       <w:r>
         <w:rPr>
           <w:spacing w:val="-12"/>
         </w:rPr>
-        <w:t> </w:t>
-      </w:r>
-      <w:r>
-        <w:rPr/>
+        <w:t xml:space="preserve"> </w:t>
+      </w:r>
+      <w:r>
         <w:t>—</w:t>
       </w:r>
       <w:r>
         <w:rPr>
           <w:spacing w:val="-12"/>
         </w:rPr>
-        <w:t> </w:t>
+        <w:t xml:space="preserve"> </w:t>
       </w:r>
       <w:r>
         <w:rPr>
@@ -57,84 +49,76 @@
         <w:jc w:val="both"/>
       </w:pPr>
       <w:r>
-        <w:rPr/>
         <w:t>Template</w:t>
       </w:r>
       <w:r>
         <w:rPr>
           <w:spacing w:val="-15"/>
         </w:rPr>
-        <w:t> </w:t>
-      </w:r>
-      <w:r>
-        <w:rPr/>
+        <w:t xml:space="preserve"> </w:t>
+      </w:r>
+      <w:r>
         <w:t>oficial</w:t>
       </w:r>
       <w:r>
         <w:rPr>
           <w:spacing w:val="-13"/>
         </w:rPr>
-        <w:t> </w:t>
-      </w:r>
-      <w:r>
-        <w:rPr/>
+        <w:t xml:space="preserve"> </w:t>
+      </w:r>
+      <w:r>
         <w:t>da</w:t>
       </w:r>
       <w:r>
         <w:rPr>
           <w:spacing w:val="-13"/>
         </w:rPr>
-        <w:t> </w:t>
-      </w:r>
-      <w:r>
-        <w:rPr/>
+        <w:t xml:space="preserve"> </w:t>
+      </w:r>
+      <w:r>
         <w:t>disciplina</w:t>
       </w:r>
       <w:r>
         <w:rPr>
           <w:spacing w:val="-13"/>
         </w:rPr>
-        <w:t> </w:t>
-      </w:r>
-      <w:r>
-        <w:rPr/>
+        <w:t xml:space="preserve"> </w:t>
+      </w:r>
+      <w:r>
         <w:t>Projeto</w:t>
       </w:r>
       <w:r>
         <w:rPr>
           <w:spacing w:val="-13"/>
         </w:rPr>
-        <w:t> </w:t>
-      </w:r>
-      <w:r>
-        <w:rPr/>
+        <w:t xml:space="preserve"> </w:t>
+      </w:r>
+      <w:r>
         <w:t>–</w:t>
       </w:r>
       <w:r>
         <w:rPr>
           <w:spacing w:val="-13"/>
         </w:rPr>
-        <w:t> </w:t>
-      </w:r>
-      <w:r>
-        <w:rPr/>
+        <w:t xml:space="preserve"> </w:t>
+      </w:r>
+      <w:r>
         <w:t>Inovações</w:t>
       </w:r>
       <w:r>
         <w:rPr>
           <w:spacing w:val="-13"/>
         </w:rPr>
-        <w:t> </w:t>
-      </w:r>
-      <w:r>
-        <w:rPr/>
+        <w:t xml:space="preserve"> </w:t>
+      </w:r>
+      <w:r>
         <w:t>Tecnológicas</w:t>
       </w:r>
       <w:r>
         <w:rPr>
           <w:spacing w:val="-13"/>
         </w:rPr>
-        <w:t> </w:t>
+        <w:t xml:space="preserve"> </w:t>
       </w:r>
       <w:r>
         <w:rPr>
@@ -151,247 +135,222 @@
         <w:jc w:val="both"/>
       </w:pPr>
       <w:r>
-        <w:rPr/>
         <w:t>Instruções:</w:t>
       </w:r>
       <w:r>
         <w:rPr>
           <w:spacing w:val="-6"/>
         </w:rPr>
-        <w:t> </w:t>
-      </w:r>
-      <w:r>
-        <w:rPr/>
+        <w:t xml:space="preserve"> </w:t>
+      </w:r>
+      <w:r>
         <w:t>preencha</w:t>
       </w:r>
       <w:r>
         <w:rPr>
           <w:spacing w:val="-6"/>
         </w:rPr>
-        <w:t> </w:t>
-      </w:r>
-      <w:r>
-        <w:rPr/>
+        <w:t xml:space="preserve"> </w:t>
+      </w:r>
+      <w:r>
         <w:t>todas</w:t>
       </w:r>
       <w:r>
         <w:rPr>
           <w:spacing w:val="-6"/>
         </w:rPr>
-        <w:t> </w:t>
-      </w:r>
-      <w:r>
-        <w:rPr/>
+        <w:t xml:space="preserve"> </w:t>
+      </w:r>
+      <w:r>
         <w:t>as</w:t>
       </w:r>
       <w:r>
         <w:rPr>
           <w:spacing w:val="-6"/>
         </w:rPr>
-        <w:t> </w:t>
-      </w:r>
-      <w:r>
-        <w:rPr/>
+        <w:t xml:space="preserve"> </w:t>
+      </w:r>
+      <w:r>
         <w:t>seções</w:t>
       </w:r>
       <w:r>
         <w:rPr>
           <w:spacing w:val="-6"/>
         </w:rPr>
-        <w:t> </w:t>
-      </w:r>
-      <w:r>
-        <w:rPr/>
+        <w:t xml:space="preserve"> </w:t>
+      </w:r>
+      <w:r>
         <w:t>abaixo,</w:t>
       </w:r>
       <w:r>
         <w:rPr>
           <w:spacing w:val="-6"/>
         </w:rPr>
-        <w:t> </w:t>
-      </w:r>
-      <w:r>
-        <w:rPr/>
+        <w:t xml:space="preserve"> </w:t>
+      </w:r>
+      <w:r>
         <w:t>commite</w:t>
       </w:r>
       <w:r>
         <w:rPr>
           <w:spacing w:val="-6"/>
         </w:rPr>
-        <w:t> </w:t>
-      </w:r>
-      <w:r>
-        <w:rPr/>
+        <w:t xml:space="preserve"> </w:t>
+      </w:r>
+      <w:r>
         <w:t>este</w:t>
       </w:r>
       <w:r>
         <w:rPr>
           <w:spacing w:val="-6"/>
         </w:rPr>
-        <w:t> </w:t>
-      </w:r>
-      <w:r>
-        <w:rPr/>
+        <w:t xml:space="preserve"> </w:t>
+      </w:r>
+      <w:r>
         <w:t>arquivo</w:t>
       </w:r>
       <w:r>
         <w:rPr>
           <w:spacing w:val="-6"/>
         </w:rPr>
-        <w:t> </w:t>
-      </w:r>
-      <w:r>
-        <w:rPr/>
+        <w:t xml:space="preserve"> </w:t>
+      </w:r>
+      <w:r>
         <w:t>como</w:t>
       </w:r>
       <w:r>
         <w:rPr>
           <w:spacing w:val="-6"/>
         </w:rPr>
-        <w:t> </w:t>
-      </w:r>
-      <w:r>
-        <w:rPr/>
+        <w:t xml:space="preserve"> </w:t>
+      </w:r>
+      <w:r>
         <w:t>STACK.docx</w:t>
       </w:r>
       <w:r>
         <w:rPr>
           <w:spacing w:val="-6"/>
         </w:rPr>
-        <w:t> </w:t>
-      </w:r>
-      <w:r>
-        <w:rPr/>
+        <w:t xml:space="preserve"> </w:t>
+      </w:r>
+      <w:r>
         <w:t>na</w:t>
       </w:r>
       <w:r>
         <w:rPr>
           <w:spacing w:val="-6"/>
         </w:rPr>
-        <w:t> </w:t>
-      </w:r>
-      <w:r>
-        <w:rPr/>
+        <w:t xml:space="preserve"> </w:t>
+      </w:r>
+      <w:r>
         <w:t>raiz do</w:t>
       </w:r>
       <w:r>
         <w:rPr>
           <w:spacing w:val="-3"/>
         </w:rPr>
-        <w:t> </w:t>
-      </w:r>
-      <w:r>
-        <w:rPr/>
+        <w:t xml:space="preserve"> </w:t>
+      </w:r>
+      <w:r>
         <w:t>repositório</w:t>
       </w:r>
       <w:r>
         <w:rPr>
           <w:spacing w:val="-3"/>
         </w:rPr>
-        <w:t> </w:t>
-      </w:r>
-      <w:r>
-        <w:rPr/>
+        <w:t xml:space="preserve"> </w:t>
+      </w:r>
+      <w:r>
         <w:t>GitHub</w:t>
       </w:r>
       <w:r>
         <w:rPr>
           <w:spacing w:val="-3"/>
         </w:rPr>
-        <w:t> </w:t>
-      </w:r>
-      <w:r>
-        <w:rPr/>
+        <w:t xml:space="preserve"> </w:t>
+      </w:r>
+      <w:r>
         <w:t>e</w:t>
       </w:r>
       <w:r>
         <w:rPr>
           <w:spacing w:val="-3"/>
         </w:rPr>
-        <w:t> </w:t>
-      </w:r>
-      <w:r>
-        <w:rPr/>
+        <w:t xml:space="preserve"> </w:t>
+      </w:r>
+      <w:r>
         <w:t>mantenha-o</w:t>
       </w:r>
       <w:r>
         <w:rPr>
           <w:spacing w:val="-3"/>
         </w:rPr>
-        <w:t> </w:t>
-      </w:r>
-      <w:r>
-        <w:rPr/>
+        <w:t xml:space="preserve"> </w:t>
+      </w:r>
+      <w:r>
         <w:t>atualizado</w:t>
       </w:r>
       <w:r>
         <w:rPr>
           <w:spacing w:val="-3"/>
         </w:rPr>
-        <w:t> </w:t>
-      </w:r>
-      <w:r>
-        <w:rPr/>
+        <w:t xml:space="preserve"> </w:t>
+      </w:r>
+      <w:r>
         <w:t>ao</w:t>
       </w:r>
       <w:r>
         <w:rPr>
           <w:spacing w:val="-3"/>
         </w:rPr>
-        <w:t> </w:t>
-      </w:r>
-      <w:r>
-        <w:rPr/>
+        <w:t xml:space="preserve"> </w:t>
+      </w:r>
+      <w:r>
         <w:t>longo</w:t>
       </w:r>
       <w:r>
         <w:rPr>
           <w:spacing w:val="-3"/>
         </w:rPr>
-        <w:t> </w:t>
-      </w:r>
-      <w:r>
-        <w:rPr/>
+        <w:t xml:space="preserve"> </w:t>
+      </w:r>
+      <w:r>
         <w:t>da</w:t>
       </w:r>
       <w:r>
         <w:rPr>
           <w:spacing w:val="-3"/>
         </w:rPr>
-        <w:t> </w:t>
-      </w:r>
-      <w:r>
-        <w:rPr/>
+        <w:t xml:space="preserve"> </w:t>
+      </w:r>
+      <w:r>
         <w:t>Etapa</w:t>
       </w:r>
       <w:r>
         <w:rPr>
           <w:spacing w:val="-3"/>
         </w:rPr>
-        <w:t> </w:t>
-      </w:r>
-      <w:r>
-        <w:rPr/>
+        <w:t xml:space="preserve"> </w:t>
+      </w:r>
+      <w:r>
         <w:t>3.</w:t>
       </w:r>
       <w:r>
         <w:rPr>
           <w:spacing w:val="-3"/>
         </w:rPr>
-        <w:t> </w:t>
-      </w:r>
-      <w:r>
-        <w:rPr/>
+        <w:t xml:space="preserve"> </w:t>
+      </w:r>
+      <w:r>
         <w:t>Tecnologias</w:t>
       </w:r>
       <w:r>
         <w:rPr>
           <w:spacing w:val="-3"/>
         </w:rPr>
-        <w:t> </w:t>
-      </w:r>
-      <w:r>
-        <w:rPr/>
+        <w:t xml:space="preserve"> </w:t>
+      </w:r>
+      <w:r>
         <w:t>incorporadas ao projeto sem estarem registradas neste documento não serão consideradas na avaliação.</w:t>
       </w:r>
     </w:p>
@@ -406,16 +365,10 @@
         <w:pStyle w:val="Heading2"/>
         <w:jc w:val="both"/>
       </w:pPr>
-      <w:bookmarkStart w:name="S1 — Identificação " w:id="2"/>
-      <w:bookmarkEnd w:id="2"/>
-      <w:r>
-        <w:rPr>
-          <w:b w:val="0"/>
-        </w:rPr>
-      </w:r>
-      <w:r>
-        <w:rPr/>
-        <w:t>S1 — </w:t>
+      <w:bookmarkStart w:id="1" w:name="S1_—_Identificação_"/>
+      <w:bookmarkEnd w:id="1"/>
+      <w:r>
+        <w:t xml:space="preserve">S1 — </w:t>
       </w:r>
       <w:r>
         <w:rPr>
@@ -432,19 +385,14 @@
           <w:numId w:val="1"/>
         </w:numPr>
         <w:tabs>
-          <w:tab w:pos="599" w:val="left" w:leader="none"/>
+          <w:tab w:val="left" w:pos="599"/>
         </w:tabs>
-        <w:spacing w:line="240" w:lineRule="auto" w:before="243" w:after="0"/>
-        <w:ind w:left="599" w:right="0" w:hanging="359"/>
-        <w:jc w:val="left"/>
-        <w:rPr>
-          <w:sz w:val="22"/>
-        </w:rPr>
+        <w:spacing w:before="243"/>
+        <w:ind w:left="599" w:hanging="359"/>
       </w:pPr>
       <w:r>
         <w:rPr>
           <w:b/>
-          <w:sz w:val="22"/>
         </w:rPr>
         <w:t>Nome</w:t>
       </w:r>
@@ -452,14 +400,12 @@
         <w:rPr>
           <w:b/>
           <w:spacing w:val="-5"/>
-          <w:sz w:val="22"/>
-        </w:rPr>
-        <w:t> </w:t>
+        </w:rPr>
+        <w:t xml:space="preserve"> </w:t>
       </w:r>
       <w:r>
         <w:rPr>
           <w:b/>
-          <w:sz w:val="22"/>
         </w:rPr>
         <w:t>do</w:t>
       </w:r>
@@ -467,14 +413,12 @@
         <w:rPr>
           <w:b/>
           <w:spacing w:val="-5"/>
-          <w:sz w:val="22"/>
-        </w:rPr>
-        <w:t> </w:t>
+        </w:rPr>
+        <w:t xml:space="preserve"> </w:t>
       </w:r>
       <w:r>
         <w:rPr>
           <w:b/>
-          <w:sz w:val="22"/>
         </w:rPr>
         <w:t>produto:</w:t>
       </w:r>
@@ -482,14 +426,12 @@
         <w:rPr>
           <w:b/>
           <w:spacing w:val="-4"/>
-          <w:sz w:val="22"/>
-        </w:rPr>
-        <w:t> </w:t>
+        </w:rPr>
+        <w:t xml:space="preserve"> </w:t>
       </w:r>
       <w:r>
         <w:rPr>
           <w:spacing w:val="-4"/>
-          <w:sz w:val="22"/>
         </w:rPr>
         <w:t>RunAI</w:t>
       </w:r>
@@ -502,19 +444,13 @@
           <w:numId w:val="1"/>
         </w:numPr>
         <w:tabs>
-          <w:tab w:pos="599" w:val="left" w:leader="none"/>
+          <w:tab w:val="left" w:pos="599"/>
         </w:tabs>
-        <w:spacing w:line="240" w:lineRule="auto" w:before="17" w:after="0"/>
-        <w:ind w:left="599" w:right="0" w:hanging="359"/>
-        <w:jc w:val="left"/>
-        <w:rPr>
-          <w:sz w:val="22"/>
-        </w:rPr>
+        <w:ind w:left="599" w:hanging="359"/>
       </w:pPr>
       <w:r>
         <w:rPr>
           <w:b/>
-          <w:sz w:val="22"/>
         </w:rPr>
         <w:t>Integrantes:</w:t>
       </w:r>
@@ -522,92 +458,66 @@
         <w:rPr>
           <w:b/>
           <w:spacing w:val="-10"/>
-          <w:sz w:val="22"/>
-        </w:rPr>
-        <w:t> </w:t>
-      </w:r>
-      <w:r>
-        <w:rPr>
-          <w:sz w:val="22"/>
-        </w:rPr>
+        </w:rPr>
+        <w:t xml:space="preserve"> </w:t>
+      </w:r>
+      <w:r>
         <w:t>Gabriel</w:t>
       </w:r>
       <w:r>
         <w:rPr>
           <w:spacing w:val="-7"/>
-          <w:sz w:val="22"/>
-        </w:rPr>
-        <w:t> </w:t>
-      </w:r>
-      <w:r>
-        <w:rPr>
-          <w:sz w:val="22"/>
-        </w:rPr>
+        </w:rPr>
+        <w:t xml:space="preserve"> </w:t>
+      </w:r>
+      <w:r>
         <w:t>Dilly</w:t>
       </w:r>
       <w:r>
         <w:rPr>
           <w:spacing w:val="-7"/>
-          <w:sz w:val="22"/>
-        </w:rPr>
-        <w:t> </w:t>
-      </w:r>
-      <w:r>
-        <w:rPr>
-          <w:sz w:val="22"/>
-        </w:rPr>
+        </w:rPr>
+        <w:t xml:space="preserve"> </w:t>
+      </w:r>
+      <w:r>
         <w:t>(Backend)</w:t>
       </w:r>
       <w:r>
         <w:rPr>
           <w:spacing w:val="-7"/>
-          <w:sz w:val="22"/>
-        </w:rPr>
-        <w:t> </w:t>
-      </w:r>
-      <w:r>
-        <w:rPr>
-          <w:sz w:val="22"/>
-        </w:rPr>
+        </w:rPr>
+        <w:t xml:space="preserve"> </w:t>
+      </w:r>
+      <w:r>
         <w:t>e</w:t>
       </w:r>
       <w:r>
         <w:rPr>
           <w:spacing w:val="-7"/>
-          <w:sz w:val="22"/>
-        </w:rPr>
-        <w:t> </w:t>
-      </w:r>
-      <w:r>
-        <w:rPr>
-          <w:sz w:val="22"/>
-        </w:rPr>
+        </w:rPr>
+        <w:t xml:space="preserve"> </w:t>
+      </w:r>
+      <w:r>
         <w:t>Vitor</w:t>
       </w:r>
       <w:r>
         <w:rPr>
           <w:spacing w:val="-7"/>
-          <w:sz w:val="22"/>
-        </w:rPr>
-        <w:t> </w:t>
-      </w:r>
-      <w:r>
-        <w:rPr>
-          <w:sz w:val="22"/>
-        </w:rPr>
+        </w:rPr>
+        <w:t xml:space="preserve"> </w:t>
+      </w:r>
+      <w:r>
         <w:t>Zanella</w:t>
       </w:r>
       <w:r>
         <w:rPr>
           <w:spacing w:val="-7"/>
-          <w:sz w:val="22"/>
-        </w:rPr>
-        <w:t> </w:t>
+        </w:rPr>
+        <w:t xml:space="preserve"> </w:t>
       </w:r>
       <w:r>
         <w:rPr>
           <w:spacing w:val="-2"/>
-          <w:sz w:val="22"/>
         </w:rPr>
         <w:t>(Frontend)</w:t>
       </w:r>
@@ -620,20 +530,14 @@
           <w:numId w:val="1"/>
         </w:numPr>
         <w:tabs>
-          <w:tab w:pos="599" w:val="left" w:leader="none"/>
+          <w:tab w:val="left" w:pos="599"/>
         </w:tabs>
-        <w:spacing w:line="240" w:lineRule="auto" w:before="17" w:after="0"/>
-        <w:ind w:left="599" w:right="0" w:hanging="359"/>
-        <w:jc w:val="left"/>
-        <w:rPr>
-          <w:sz w:val="22"/>
-        </w:rPr>
+        <w:ind w:left="599" w:hanging="359"/>
       </w:pPr>
       <w:r>
         <w:rPr>
           <w:b/>
           <w:spacing w:val="-2"/>
-          <w:sz w:val="22"/>
         </w:rPr>
         <w:t>Repositório</w:t>
       </w:r>
@@ -641,15 +545,13 @@
         <w:rPr>
           <w:b/>
           <w:spacing w:val="28"/>
-          <w:sz w:val="22"/>
-        </w:rPr>
-        <w:t> </w:t>
+        </w:rPr>
+        <w:t xml:space="preserve"> </w:t>
       </w:r>
       <w:r>
         <w:rPr>
           <w:b/>
           <w:spacing w:val="-2"/>
-          <w:sz w:val="22"/>
         </w:rPr>
         <w:t>GitHub:</w:t>
       </w:r>
@@ -657,22 +559,19 @@
         <w:rPr>
           <w:b/>
           <w:spacing w:val="29"/>
-          <w:sz w:val="22"/>
-        </w:rPr>
-        <w:t> </w:t>
+        </w:rPr>
+        <w:t xml:space="preserve"> </w:t>
       </w:r>
       <w:hyperlink r:id="rId5">
         <w:r>
           <w:rPr>
             <w:spacing w:val="-2"/>
-            <w:sz w:val="22"/>
           </w:rPr>
           <w:t>https://github.com/RunAI-project/runai-</w:t>
         </w:r>
         <w:r>
           <w:rPr>
             <w:spacing w:val="-5"/>
-            <w:sz w:val="22"/>
           </w:rPr>
           <w:t>app</w:t>
         </w:r>
@@ -686,19 +585,13 @@
           <w:numId w:val="1"/>
         </w:numPr>
         <w:tabs>
-          <w:tab w:pos="599" w:val="left" w:leader="none"/>
+          <w:tab w:val="left" w:pos="599"/>
         </w:tabs>
-        <w:spacing w:line="240" w:lineRule="auto" w:before="17" w:after="0"/>
-        <w:ind w:left="599" w:right="0" w:hanging="359"/>
-        <w:jc w:val="left"/>
-        <w:rPr>
-          <w:sz w:val="22"/>
-        </w:rPr>
+        <w:ind w:left="599" w:hanging="359"/>
       </w:pPr>
       <w:r>
         <w:rPr>
           <w:b/>
-          <w:sz w:val="22"/>
         </w:rPr>
         <w:t>Data</w:t>
       </w:r>
@@ -706,14 +599,12 @@
         <w:rPr>
           <w:b/>
           <w:spacing w:val="-5"/>
-          <w:sz w:val="22"/>
-        </w:rPr>
-        <w:t> </w:t>
+        </w:rPr>
+        <w:t xml:space="preserve"> </w:t>
       </w:r>
       <w:r>
         <w:rPr>
           <w:b/>
-          <w:sz w:val="22"/>
         </w:rPr>
         <w:t>de</w:t>
       </w:r>
@@ -721,14 +612,12 @@
         <w:rPr>
           <w:b/>
           <w:spacing w:val="-5"/>
-          <w:sz w:val="22"/>
-        </w:rPr>
-        <w:t> </w:t>
+        </w:rPr>
+        <w:t xml:space="preserve"> </w:t>
       </w:r>
       <w:r>
         <w:rPr>
           <w:b/>
-          <w:sz w:val="22"/>
         </w:rPr>
         <w:t>criação:</w:t>
       </w:r>
@@ -736,14 +625,12 @@
         <w:rPr>
           <w:b/>
           <w:spacing w:val="-4"/>
-          <w:sz w:val="22"/>
-        </w:rPr>
-        <w:t> </w:t>
+        </w:rPr>
+        <w:t xml:space="preserve"> </w:t>
       </w:r>
       <w:r>
         <w:rPr>
           <w:spacing w:val="-2"/>
-          <w:sz w:val="22"/>
         </w:rPr>
         <w:t>25/09/2026</w:t>
       </w:r>
@@ -756,19 +643,13 @@
           <w:numId w:val="1"/>
         </w:numPr>
         <w:tabs>
-          <w:tab w:pos="599" w:val="left" w:leader="none"/>
+          <w:tab w:val="left" w:pos="599"/>
         </w:tabs>
-        <w:spacing w:line="240" w:lineRule="auto" w:before="17" w:after="0"/>
-        <w:ind w:left="599" w:right="0" w:hanging="359"/>
-        <w:jc w:val="left"/>
-        <w:rPr>
-          <w:sz w:val="22"/>
-        </w:rPr>
+        <w:ind w:left="599" w:hanging="359"/>
       </w:pPr>
       <w:r>
         <w:rPr>
           <w:b/>
-          <w:sz w:val="22"/>
         </w:rPr>
         <w:t>Versão</w:t>
       </w:r>
@@ -776,14 +657,12 @@
         <w:rPr>
           <w:b/>
           <w:spacing w:val="-10"/>
-          <w:sz w:val="22"/>
-        </w:rPr>
-        <w:t> </w:t>
+        </w:rPr>
+        <w:t xml:space="preserve"> </w:t>
       </w:r>
       <w:r>
         <w:rPr>
           <w:b/>
-          <w:sz w:val="22"/>
         </w:rPr>
         <w:t>do</w:t>
       </w:r>
@@ -791,14 +670,12 @@
         <w:rPr>
           <w:b/>
           <w:spacing w:val="-10"/>
-          <w:sz w:val="22"/>
-        </w:rPr>
-        <w:t> </w:t>
+        </w:rPr>
+        <w:t xml:space="preserve"> </w:t>
       </w:r>
       <w:r>
         <w:rPr>
           <w:b/>
-          <w:sz w:val="22"/>
         </w:rPr>
         <w:t>documento:</w:t>
       </w:r>
@@ -806,14 +683,12 @@
         <w:rPr>
           <w:b/>
           <w:spacing w:val="-10"/>
-          <w:sz w:val="22"/>
-        </w:rPr>
-        <w:t> </w:t>
+        </w:rPr>
+        <w:t xml:space="preserve"> </w:t>
       </w:r>
       <w:r>
         <w:rPr>
           <w:spacing w:val="-5"/>
-          <w:sz w:val="22"/>
         </w:rPr>
         <w:t>1.0</w:t>
       </w:r>
@@ -836,16 +711,10 @@
         <w:spacing w:before="0"/>
         <w:jc w:val="both"/>
       </w:pPr>
-      <w:bookmarkStart w:name="S2 — Arquitetura Geral " w:id="3"/>
-      <w:bookmarkEnd w:id="3"/>
-      <w:r>
-        <w:rPr>
-          <w:b w:val="0"/>
-        </w:rPr>
-      </w:r>
-      <w:r>
-        <w:rPr/>
-        <w:t>S2 — Arquitetura </w:t>
+      <w:bookmarkStart w:id="2" w:name="S2_—_Arquitetura_Geral_"/>
+      <w:bookmarkEnd w:id="2"/>
+      <w:r>
+        <w:t xml:space="preserve">S2 — Arquitetura </w:t>
       </w:r>
       <w:r>
         <w:rPr>
@@ -857,141 +726,127 @@
     <w:p>
       <w:pPr>
         <w:pStyle w:val="BodyText"/>
-        <w:spacing w:line="256" w:lineRule="auto" w:before="243"/>
+        <w:spacing w:before="243" w:line="256" w:lineRule="auto"/>
         <w:ind w:right="449"/>
       </w:pPr>
       <w:r>
-        <w:rPr/>
         <w:t>O sistema do RunAI segue uma arquitetura cliente-servidor focada em aplicativos móveis. O Frontend foi planejado como um aplicativo mobile multiplataforma, desenvolvido em React Native, alinhando aos atributos de produto listados na seção "É/Não É". O Backend será consumido como uma API RESTful, programado em Python com FastAPI, onde a lógica principal do algoritmo de geração dinâmica e individualizada de treinos. Os dados (perfil do usuário, histórico de exercícios, adaptações por dores ou falta de descanso, preferências de dias</w:t>
       </w:r>
       <w:r>
         <w:rPr>
           <w:spacing w:val="-4"/>
         </w:rPr>
-        <w:t> </w:t>
-      </w:r>
-      <w:r>
-        <w:rPr/>
+        <w:t xml:space="preserve"> </w:t>
+      </w:r>
+      <w:r>
         <w:t>na</w:t>
       </w:r>
       <w:r>
         <w:rPr>
           <w:spacing w:val="-4"/>
         </w:rPr>
-        <w:t> </w:t>
-      </w:r>
-      <w:r>
-        <w:rPr/>
+        <w:t xml:space="preserve"> </w:t>
+      </w:r>
+      <w:r>
         <w:t>semana)</w:t>
       </w:r>
       <w:r>
         <w:rPr>
           <w:spacing w:val="-4"/>
         </w:rPr>
-        <w:t> </w:t>
-      </w:r>
-      <w:r>
-        <w:rPr/>
+        <w:t xml:space="preserve"> </w:t>
+      </w:r>
+      <w:r>
         <w:t>serão</w:t>
       </w:r>
       <w:r>
         <w:rPr>
           <w:spacing w:val="-4"/>
         </w:rPr>
-        <w:t> </w:t>
-      </w:r>
-      <w:r>
-        <w:rPr/>
+        <w:t xml:space="preserve"> </w:t>
+      </w:r>
+      <w:r>
         <w:t>armazenados</w:t>
       </w:r>
       <w:r>
         <w:rPr>
           <w:spacing w:val="-4"/>
         </w:rPr>
-        <w:t> </w:t>
-      </w:r>
-      <w:r>
-        <w:rPr/>
+        <w:t xml:space="preserve"> </w:t>
+      </w:r>
+      <w:r>
         <w:t>de</w:t>
       </w:r>
       <w:r>
         <w:rPr>
           <w:spacing w:val="-4"/>
         </w:rPr>
-        <w:t> </w:t>
-      </w:r>
-      <w:r>
-        <w:rPr/>
+        <w:t xml:space="preserve"> </w:t>
+      </w:r>
+      <w:r>
         <w:t>forma</w:t>
       </w:r>
       <w:r>
         <w:rPr>
           <w:spacing w:val="-4"/>
         </w:rPr>
-        <w:t> </w:t>
-      </w:r>
-      <w:r>
-        <w:rPr/>
+        <w:t xml:space="preserve"> </w:t>
+      </w:r>
+      <w:r>
         <w:t>estruturada</w:t>
       </w:r>
       <w:r>
         <w:rPr>
           <w:spacing w:val="-4"/>
         </w:rPr>
-        <w:t> </w:t>
-      </w:r>
-      <w:r>
-        <w:rPr/>
+        <w:t xml:space="preserve"> </w:t>
+      </w:r>
+      <w:r>
         <w:t>em</w:t>
       </w:r>
       <w:r>
         <w:rPr>
           <w:spacing w:val="-4"/>
         </w:rPr>
-        <w:t> </w:t>
-      </w:r>
-      <w:r>
-        <w:rPr/>
+        <w:t xml:space="preserve"> </w:t>
+      </w:r>
+      <w:r>
         <w:t>um</w:t>
       </w:r>
       <w:r>
         <w:rPr>
           <w:spacing w:val="-4"/>
         </w:rPr>
-        <w:t> </w:t>
-      </w:r>
-      <w:r>
-        <w:rPr/>
+        <w:t xml:space="preserve"> </w:t>
+      </w:r>
+      <w:r>
         <w:t>Banco</w:t>
       </w:r>
       <w:r>
         <w:rPr>
           <w:spacing w:val="-4"/>
         </w:rPr>
-        <w:t> </w:t>
-      </w:r>
-      <w:r>
-        <w:rPr/>
+        <w:t xml:space="preserve"> </w:t>
+      </w:r>
+      <w:r>
         <w:t>de</w:t>
       </w:r>
       <w:r>
         <w:rPr>
           <w:spacing w:val="-4"/>
         </w:rPr>
-        <w:t> </w:t>
-      </w:r>
-      <w:r>
-        <w:rPr/>
+        <w:t xml:space="preserve"> </w:t>
+      </w:r>
+      <w:r>
         <w:t>Dados</w:t>
       </w:r>
       <w:r>
         <w:rPr>
           <w:spacing w:val="-4"/>
         </w:rPr>
-        <w:t> </w:t>
-      </w:r>
-      <w:r>
-        <w:rPr/>
+        <w:t xml:space="preserve"> </w:t>
+      </w:r>
+      <w:r>
         <w:t>relacional, o PostgreSQL. Adicionalmente, o sistema integrará consumo de APIs externas (como OpenWeather) para auxiliar na funcionalidade climática exigida no MVP.</w:t>
       </w:r>
     </w:p>
@@ -1006,11 +861,15 @@
         <w:pStyle w:val="BodyText"/>
         <w:spacing w:before="1"/>
         <w:ind w:left="225"/>
+        <w:rPr>
+          <w:lang w:val="en-US"/>
+        </w:rPr>
       </w:pPr>
       <w:r>
         <w:rPr>
           <w:color w:val="000000"/>
-          <w:shd w:fill="F5F5F5" w:color="auto" w:val="clear"/>
+          <w:shd w:val="clear" w:color="auto" w:fill="F5F5F5"/>
+          <w:lang w:val="en-US"/>
         </w:rPr>
         <w:t>Mobile</w:t>
       </w:r>
@@ -1018,15 +877,17 @@
         <w:rPr>
           <w:color w:val="000000"/>
           <w:spacing w:val="-6"/>
-          <w:shd w:fill="F5F5F5" w:color="auto" w:val="clear"/>
-        </w:rPr>
-        <w:t> </w:t>
+          <w:shd w:val="clear" w:color="auto" w:fill="F5F5F5"/>
+          <w:lang w:val="en-US"/>
+        </w:rPr>
+        <w:t xml:space="preserve"> </w:t>
       </w:r>
       <w:r>
         <w:rPr>
           <w:color w:val="000000"/>
           <w:spacing w:val="-2"/>
-          <w:shd w:fill="F5F5F5" w:color="auto" w:val="clear"/>
+          <w:shd w:val="clear" w:color="auto" w:fill="F5F5F5"/>
+          <w:lang w:val="en-US"/>
         </w:rPr>
         <w:t>Device</w:t>
       </w:r>
@@ -1035,20 +896,25 @@
       <w:pPr>
         <w:pStyle w:val="BodyText"/>
         <w:ind w:left="225"/>
+        <w:rPr>
+          <w:lang w:val="en-US"/>
+        </w:rPr>
       </w:pPr>
       <w:r>
         <w:rPr>
           <w:rFonts w:ascii="Times New Roman" w:hAnsi="Times New Roman"/>
           <w:color w:val="000000"/>
           <w:spacing w:val="-1"/>
-          <w:shd w:fill="F5F5F5" w:color="auto" w:val="clear"/>
-        </w:rPr>
-        <w:t> </w:t>
-      </w:r>
-      <w:r>
-        <w:rPr>
-          <w:color w:val="000000"/>
-          <w:shd w:fill="F5F5F5" w:color="auto" w:val="clear"/>
+          <w:shd w:val="clear" w:color="auto" w:fill="F5F5F5"/>
+          <w:lang w:val="en-US"/>
+        </w:rPr>
+        <w:t xml:space="preserve"> </w:t>
+      </w:r>
+      <w:r>
+        <w:rPr>
+          <w:color w:val="000000"/>
+          <w:shd w:val="clear" w:color="auto" w:fill="F5F5F5"/>
+          <w:lang w:val="en-US"/>
         </w:rPr>
         <w:t>└─►</w:t>
       </w:r>
@@ -1056,14 +922,16 @@
         <w:rPr>
           <w:color w:val="000000"/>
           <w:spacing w:val="-7"/>
-          <w:shd w:fill="F5F5F5" w:color="auto" w:val="clear"/>
-        </w:rPr>
-        <w:t> </w:t>
-      </w:r>
-      <w:r>
-        <w:rPr>
-          <w:color w:val="000000"/>
-          <w:shd w:fill="F5F5F5" w:color="auto" w:val="clear"/>
+          <w:shd w:val="clear" w:color="auto" w:fill="F5F5F5"/>
+          <w:lang w:val="en-US"/>
+        </w:rPr>
+        <w:t xml:space="preserve"> </w:t>
+      </w:r>
+      <w:r>
+        <w:rPr>
+          <w:color w:val="000000"/>
+          <w:shd w:val="clear" w:color="auto" w:fill="F5F5F5"/>
+          <w:lang w:val="en-US"/>
         </w:rPr>
         <w:t>React</w:t>
       </w:r>
@@ -1071,14 +939,16 @@
         <w:rPr>
           <w:color w:val="000000"/>
           <w:spacing w:val="-7"/>
-          <w:shd w:fill="F5F5F5" w:color="auto" w:val="clear"/>
-        </w:rPr>
-        <w:t> </w:t>
-      </w:r>
-      <w:r>
-        <w:rPr>
-          <w:color w:val="000000"/>
-          <w:shd w:fill="F5F5F5" w:color="auto" w:val="clear"/>
+          <w:shd w:val="clear" w:color="auto" w:fill="F5F5F5"/>
+          <w:lang w:val="en-US"/>
+        </w:rPr>
+        <w:t xml:space="preserve"> </w:t>
+      </w:r>
+      <w:r>
+        <w:rPr>
+          <w:color w:val="000000"/>
+          <w:shd w:val="clear" w:color="auto" w:fill="F5F5F5"/>
+          <w:lang w:val="en-US"/>
         </w:rPr>
         <w:t>Native</w:t>
       </w:r>
@@ -1086,14 +956,16 @@
         <w:rPr>
           <w:color w:val="000000"/>
           <w:spacing w:val="-7"/>
-          <w:shd w:fill="F5F5F5" w:color="auto" w:val="clear"/>
-        </w:rPr>
-        <w:t> </w:t>
-      </w:r>
-      <w:r>
-        <w:rPr>
-          <w:color w:val="000000"/>
-          <w:shd w:fill="F5F5F5" w:color="auto" w:val="clear"/>
+          <w:shd w:val="clear" w:color="auto" w:fill="F5F5F5"/>
+          <w:lang w:val="en-US"/>
+        </w:rPr>
+        <w:t xml:space="preserve"> </w:t>
+      </w:r>
+      <w:r>
+        <w:rPr>
+          <w:color w:val="000000"/>
+          <w:shd w:val="clear" w:color="auto" w:fill="F5F5F5"/>
+          <w:lang w:val="en-US"/>
         </w:rPr>
         <w:t>SPA</w:t>
       </w:r>
@@ -1101,14 +973,16 @@
         <w:rPr>
           <w:color w:val="000000"/>
           <w:spacing w:val="-7"/>
-          <w:shd w:fill="F5F5F5" w:color="auto" w:val="clear"/>
-        </w:rPr>
-        <w:t> </w:t>
-      </w:r>
-      <w:r>
-        <w:rPr>
-          <w:color w:val="000000"/>
-          <w:shd w:fill="F5F5F5" w:color="auto" w:val="clear"/>
+          <w:shd w:val="clear" w:color="auto" w:fill="F5F5F5"/>
+          <w:lang w:val="en-US"/>
+        </w:rPr>
+        <w:t xml:space="preserve"> </w:t>
+      </w:r>
+      <w:r>
+        <w:rPr>
+          <w:color w:val="000000"/>
+          <w:shd w:val="clear" w:color="auto" w:fill="F5F5F5"/>
+          <w:lang w:val="en-US"/>
         </w:rPr>
         <w:t>(Frontend</w:t>
       </w:r>
@@ -1116,39 +990,57 @@
         <w:rPr>
           <w:color w:val="000000"/>
           <w:spacing w:val="-7"/>
-          <w:shd w:fill="F5F5F5" w:color="auto" w:val="clear"/>
-        </w:rPr>
-        <w:t> </w:t>
-      </w:r>
+          <w:shd w:val="clear" w:color="auto" w:fill="F5F5F5"/>
+          <w:lang w:val="en-US"/>
+        </w:rPr>
+        <w:t xml:space="preserve"> </w:t>
+      </w:r>
+      <w:proofErr w:type="spellStart"/>
       <w:r>
         <w:rPr>
           <w:color w:val="000000"/>
           <w:spacing w:val="-2"/>
-          <w:shd w:fill="F5F5F5" w:color="auto" w:val="clear"/>
-        </w:rPr>
-        <w:t>Multiplataforma)</w:t>
+          <w:shd w:val="clear" w:color="auto" w:fill="F5F5F5"/>
+          <w:lang w:val="en-US"/>
+        </w:rPr>
+        <w:t>Multiplataforma</w:t>
+      </w:r>
+      <w:proofErr w:type="spellEnd"/>
+      <w:r>
+        <w:rPr>
+          <w:color w:val="000000"/>
+          <w:spacing w:val="-2"/>
+          <w:shd w:val="clear" w:color="auto" w:fill="F5F5F5"/>
+          <w:lang w:val="en-US"/>
+        </w:rPr>
+        <w:t>)</w:t>
       </w:r>
     </w:p>
     <w:p>
       <w:pPr>
         <w:pStyle w:val="BodyText"/>
         <w:tabs>
-          <w:tab w:pos="713" w:val="left" w:leader="none"/>
+          <w:tab w:val="left" w:pos="713"/>
         </w:tabs>
         <w:ind w:left="225"/>
+        <w:rPr>
+          <w:lang w:val="en-US"/>
+        </w:rPr>
       </w:pPr>
       <w:r>
         <w:rPr>
           <w:rFonts w:ascii="Times New Roman" w:hAnsi="Times New Roman"/>
           <w:color w:val="000000"/>
-          <w:shd w:fill="F5F5F5" w:color="auto" w:val="clear"/>
+          <w:shd w:val="clear" w:color="auto" w:fill="F5F5F5"/>
+          <w:lang w:val="en-US"/>
         </w:rPr>
         <w:tab/>
       </w:r>
       <w:r>
         <w:rPr>
           <w:color w:val="000000"/>
-          <w:shd w:fill="F5F5F5" w:color="auto" w:val="clear"/>
+          <w:shd w:val="clear" w:color="auto" w:fill="F5F5F5"/>
+          <w:lang w:val="en-US"/>
         </w:rPr>
         <w:t>└─►</w:t>
       </w:r>
@@ -1156,29 +1048,35 @@
         <w:rPr>
           <w:color w:val="000000"/>
           <w:spacing w:val="-6"/>
-          <w:shd w:fill="F5F5F5" w:color="auto" w:val="clear"/>
-        </w:rPr>
-        <w:t> </w:t>
-      </w:r>
-      <w:r>
-        <w:rPr>
-          <w:color w:val="000000"/>
-          <w:shd w:fill="F5F5F5" w:color="auto" w:val="clear"/>
+          <w:shd w:val="clear" w:color="auto" w:fill="F5F5F5"/>
+          <w:lang w:val="en-US"/>
+        </w:rPr>
+        <w:t xml:space="preserve"> </w:t>
+      </w:r>
+      <w:proofErr w:type="spellStart"/>
+      <w:r>
+        <w:rPr>
+          <w:color w:val="000000"/>
+          <w:shd w:val="clear" w:color="auto" w:fill="F5F5F5"/>
+          <w:lang w:val="en-US"/>
         </w:rPr>
         <w:t>FastAPI</w:t>
       </w:r>
+      <w:proofErr w:type="spellEnd"/>
       <w:r>
         <w:rPr>
           <w:color w:val="000000"/>
           <w:spacing w:val="-5"/>
-          <w:shd w:fill="F5F5F5" w:color="auto" w:val="clear"/>
-        </w:rPr>
-        <w:t> </w:t>
-      </w:r>
-      <w:r>
-        <w:rPr>
-          <w:color w:val="000000"/>
-          <w:shd w:fill="F5F5F5" w:color="auto" w:val="clear"/>
+          <w:shd w:val="clear" w:color="auto" w:fill="F5F5F5"/>
+          <w:lang w:val="en-US"/>
+        </w:rPr>
+        <w:t xml:space="preserve"> </w:t>
+      </w:r>
+      <w:r>
+        <w:rPr>
+          <w:color w:val="000000"/>
+          <w:shd w:val="clear" w:color="auto" w:fill="F5F5F5"/>
+          <w:lang w:val="en-US"/>
         </w:rPr>
         <w:t>REST</w:t>
       </w:r>
@@ -1186,14 +1084,16 @@
         <w:rPr>
           <w:color w:val="000000"/>
           <w:spacing w:val="-6"/>
-          <w:shd w:fill="F5F5F5" w:color="auto" w:val="clear"/>
-        </w:rPr>
-        <w:t> </w:t>
-      </w:r>
-      <w:r>
-        <w:rPr>
-          <w:color w:val="000000"/>
-          <w:shd w:fill="F5F5F5" w:color="auto" w:val="clear"/>
+          <w:shd w:val="clear" w:color="auto" w:fill="F5F5F5"/>
+          <w:lang w:val="en-US"/>
+        </w:rPr>
+        <w:t xml:space="preserve"> </w:t>
+      </w:r>
+      <w:r>
+        <w:rPr>
+          <w:color w:val="000000"/>
+          <w:shd w:val="clear" w:color="auto" w:fill="F5F5F5"/>
+          <w:lang w:val="en-US"/>
         </w:rPr>
         <w:t>(Backend</w:t>
       </w:r>
@@ -1201,15 +1101,17 @@
         <w:rPr>
           <w:color w:val="000000"/>
           <w:spacing w:val="-5"/>
-          <w:shd w:fill="F5F5F5" w:color="auto" w:val="clear"/>
-        </w:rPr>
-        <w:t> </w:t>
+          <w:shd w:val="clear" w:color="auto" w:fill="F5F5F5"/>
+          <w:lang w:val="en-US"/>
+        </w:rPr>
+        <w:t xml:space="preserve"> </w:t>
       </w:r>
       <w:r>
         <w:rPr>
           <w:color w:val="000000"/>
           <w:spacing w:val="-2"/>
-          <w:shd w:fill="F5F5F5" w:color="auto" w:val="clear"/>
+          <w:shd w:val="clear" w:color="auto" w:fill="F5F5F5"/>
+          <w:lang w:val="en-US"/>
         </w:rPr>
         <w:t>Central)</w:t>
       </w:r>
@@ -1218,7 +1120,7 @@
       <w:pPr>
         <w:pStyle w:val="BodyText"/>
         <w:tabs>
-          <w:tab w:pos="1141" w:val="left" w:leader="none"/>
+          <w:tab w:val="left" w:pos="1141"/>
         </w:tabs>
         <w:ind w:left="225"/>
       </w:pPr>
@@ -1226,14 +1128,15 @@
         <w:rPr>
           <w:rFonts w:ascii="Times New Roman" w:hAnsi="Times New Roman"/>
           <w:color w:val="000000"/>
-          <w:shd w:fill="F5F5F5" w:color="auto" w:val="clear"/>
+          <w:shd w:val="clear" w:color="auto" w:fill="F5F5F5"/>
+          <w:lang w:val="en-US"/>
         </w:rPr>
         <w:tab/>
       </w:r>
       <w:r>
         <w:rPr>
           <w:color w:val="000000"/>
-          <w:shd w:fill="F5F5F5" w:color="auto" w:val="clear"/>
+          <w:shd w:val="clear" w:color="auto" w:fill="F5F5F5"/>
         </w:rPr>
         <w:t>├─►</w:t>
       </w:r>
@@ -1241,14 +1144,14 @@
         <w:rPr>
           <w:color w:val="000000"/>
           <w:spacing w:val="-8"/>
-          <w:shd w:fill="F5F5F5" w:color="auto" w:val="clear"/>
-        </w:rPr>
-        <w:t> </w:t>
-      </w:r>
-      <w:r>
-        <w:rPr>
-          <w:color w:val="000000"/>
-          <w:shd w:fill="F5F5F5" w:color="auto" w:val="clear"/>
+          <w:shd w:val="clear" w:color="auto" w:fill="F5F5F5"/>
+        </w:rPr>
+        <w:t xml:space="preserve"> </w:t>
+      </w:r>
+      <w:r>
+        <w:rPr>
+          <w:color w:val="000000"/>
+          <w:shd w:val="clear" w:color="auto" w:fill="F5F5F5"/>
         </w:rPr>
         <w:t>Lógica</w:t>
       </w:r>
@@ -1256,14 +1159,14 @@
         <w:rPr>
           <w:color w:val="000000"/>
           <w:spacing w:val="-5"/>
-          <w:shd w:fill="F5F5F5" w:color="auto" w:val="clear"/>
-        </w:rPr>
-        <w:t> </w:t>
-      </w:r>
-      <w:r>
-        <w:rPr>
-          <w:color w:val="000000"/>
-          <w:shd w:fill="F5F5F5" w:color="auto" w:val="clear"/>
+          <w:shd w:val="clear" w:color="auto" w:fill="F5F5F5"/>
+        </w:rPr>
+        <w:t xml:space="preserve"> </w:t>
+      </w:r>
+      <w:r>
+        <w:rPr>
+          <w:color w:val="000000"/>
+          <w:shd w:val="clear" w:color="auto" w:fill="F5F5F5"/>
         </w:rPr>
         <w:t>do</w:t>
       </w:r>
@@ -1271,14 +1174,14 @@
         <w:rPr>
           <w:color w:val="000000"/>
           <w:spacing w:val="-5"/>
-          <w:shd w:fill="F5F5F5" w:color="auto" w:val="clear"/>
-        </w:rPr>
-        <w:t> </w:t>
-      </w:r>
-      <w:r>
-        <w:rPr>
-          <w:color w:val="000000"/>
-          <w:shd w:fill="F5F5F5" w:color="auto" w:val="clear"/>
+          <w:shd w:val="clear" w:color="auto" w:fill="F5F5F5"/>
+        </w:rPr>
+        <w:t xml:space="preserve"> </w:t>
+      </w:r>
+      <w:r>
+        <w:rPr>
+          <w:color w:val="000000"/>
+          <w:shd w:val="clear" w:color="auto" w:fill="F5F5F5"/>
         </w:rPr>
         <w:t>Algoritmo</w:t>
       </w:r>
@@ -1286,14 +1189,14 @@
         <w:rPr>
           <w:color w:val="000000"/>
           <w:spacing w:val="-5"/>
-          <w:shd w:fill="F5F5F5" w:color="auto" w:val="clear"/>
-        </w:rPr>
-        <w:t> </w:t>
-      </w:r>
-      <w:r>
-        <w:rPr>
-          <w:color w:val="000000"/>
-          <w:shd w:fill="F5F5F5" w:color="auto" w:val="clear"/>
+          <w:shd w:val="clear" w:color="auto" w:fill="F5F5F5"/>
+        </w:rPr>
+        <w:t xml:space="preserve"> </w:t>
+      </w:r>
+      <w:r>
+        <w:rPr>
+          <w:color w:val="000000"/>
+          <w:shd w:val="clear" w:color="auto" w:fill="F5F5F5"/>
         </w:rPr>
         <w:t>de</w:t>
       </w:r>
@@ -1301,14 +1204,14 @@
         <w:rPr>
           <w:color w:val="000000"/>
           <w:spacing w:val="-5"/>
-          <w:shd w:fill="F5F5F5" w:color="auto" w:val="clear"/>
-        </w:rPr>
-        <w:t> </w:t>
-      </w:r>
-      <w:r>
-        <w:rPr>
-          <w:color w:val="000000"/>
-          <w:shd w:fill="F5F5F5" w:color="auto" w:val="clear"/>
+          <w:shd w:val="clear" w:color="auto" w:fill="F5F5F5"/>
+        </w:rPr>
+        <w:t xml:space="preserve"> </w:t>
+      </w:r>
+      <w:r>
+        <w:rPr>
+          <w:color w:val="000000"/>
+          <w:shd w:val="clear" w:color="auto" w:fill="F5F5F5"/>
         </w:rPr>
         <w:t>Treinos</w:t>
       </w:r>
@@ -1316,14 +1219,14 @@
         <w:rPr>
           <w:color w:val="000000"/>
           <w:spacing w:val="-5"/>
-          <w:shd w:fill="F5F5F5" w:color="auto" w:val="clear"/>
-        </w:rPr>
-        <w:t> </w:t>
-      </w:r>
-      <w:r>
-        <w:rPr>
-          <w:color w:val="000000"/>
-          <w:shd w:fill="F5F5F5" w:color="auto" w:val="clear"/>
+          <w:shd w:val="clear" w:color="auto" w:fill="F5F5F5"/>
+        </w:rPr>
+        <w:t xml:space="preserve"> </w:t>
+      </w:r>
+      <w:r>
+        <w:rPr>
+          <w:color w:val="000000"/>
+          <w:shd w:val="clear" w:color="auto" w:fill="F5F5F5"/>
         </w:rPr>
         <w:t>(IA</w:t>
       </w:r>
@@ -1331,14 +1234,14 @@
         <w:rPr>
           <w:color w:val="000000"/>
           <w:spacing w:val="-5"/>
-          <w:shd w:fill="F5F5F5" w:color="auto" w:val="clear"/>
-        </w:rPr>
-        <w:t> </w:t>
-      </w:r>
-      <w:r>
-        <w:rPr>
-          <w:color w:val="000000"/>
-          <w:shd w:fill="F5F5F5" w:color="auto" w:val="clear"/>
+          <w:shd w:val="clear" w:color="auto" w:fill="F5F5F5"/>
+        </w:rPr>
+        <w:t xml:space="preserve"> </w:t>
+      </w:r>
+      <w:r>
+        <w:rPr>
+          <w:color w:val="000000"/>
+          <w:shd w:val="clear" w:color="auto" w:fill="F5F5F5"/>
         </w:rPr>
         <w:t>/</w:t>
       </w:r>
@@ -1346,15 +1249,15 @@
         <w:rPr>
           <w:color w:val="000000"/>
           <w:spacing w:val="-5"/>
-          <w:shd w:fill="F5F5F5" w:color="auto" w:val="clear"/>
-        </w:rPr>
-        <w:t> </w:t>
+          <w:shd w:val="clear" w:color="auto" w:fill="F5F5F5"/>
+        </w:rPr>
+        <w:t xml:space="preserve"> </w:t>
       </w:r>
       <w:r>
         <w:rPr>
           <w:color w:val="000000"/>
           <w:spacing w:val="-2"/>
-          <w:shd w:fill="F5F5F5" w:color="auto" w:val="clear"/>
+          <w:shd w:val="clear" w:color="auto" w:fill="F5F5F5"/>
         </w:rPr>
         <w:t>Histórico)</w:t>
       </w:r>
@@ -1363,7 +1266,7 @@
       <w:pPr>
         <w:pStyle w:val="BodyText"/>
         <w:tabs>
-          <w:tab w:pos="1141" w:val="left" w:leader="none"/>
+          <w:tab w:val="left" w:pos="1141"/>
         </w:tabs>
         <w:ind w:left="225"/>
       </w:pPr>
@@ -1371,14 +1274,14 @@
         <w:rPr>
           <w:rFonts w:ascii="Times New Roman" w:hAnsi="Times New Roman"/>
           <w:color w:val="000000"/>
-          <w:shd w:fill="F5F5F5" w:color="auto" w:val="clear"/>
+          <w:shd w:val="clear" w:color="auto" w:fill="F5F5F5"/>
         </w:rPr>
         <w:tab/>
       </w:r>
       <w:r>
         <w:rPr>
           <w:color w:val="000000"/>
-          <w:shd w:fill="F5F5F5" w:color="auto" w:val="clear"/>
+          <w:shd w:val="clear" w:color="auto" w:fill="F5F5F5"/>
         </w:rPr>
         <w:t>├─►</w:t>
       </w:r>
@@ -1386,14 +1289,14 @@
         <w:rPr>
           <w:color w:val="000000"/>
           <w:spacing w:val="-11"/>
-          <w:shd w:fill="F5F5F5" w:color="auto" w:val="clear"/>
-        </w:rPr>
-        <w:t> </w:t>
-      </w:r>
-      <w:r>
-        <w:rPr>
-          <w:color w:val="000000"/>
-          <w:shd w:fill="F5F5F5" w:color="auto" w:val="clear"/>
+          <w:shd w:val="clear" w:color="auto" w:fill="F5F5F5"/>
+        </w:rPr>
+        <w:t xml:space="preserve"> </w:t>
+      </w:r>
+      <w:r>
+        <w:rPr>
+          <w:color w:val="000000"/>
+          <w:shd w:val="clear" w:color="auto" w:fill="F5F5F5"/>
         </w:rPr>
         <w:t>PostgreSQL</w:t>
       </w:r>
@@ -1401,14 +1304,14 @@
         <w:rPr>
           <w:color w:val="000000"/>
           <w:spacing w:val="-9"/>
-          <w:shd w:fill="F5F5F5" w:color="auto" w:val="clear"/>
-        </w:rPr>
-        <w:t> </w:t>
-      </w:r>
-      <w:r>
-        <w:rPr>
-          <w:color w:val="000000"/>
-          <w:shd w:fill="F5F5F5" w:color="auto" w:val="clear"/>
+          <w:shd w:val="clear" w:color="auto" w:fill="F5F5F5"/>
+        </w:rPr>
+        <w:t xml:space="preserve"> </w:t>
+      </w:r>
+      <w:r>
+        <w:rPr>
+          <w:color w:val="000000"/>
+          <w:shd w:val="clear" w:color="auto" w:fill="F5F5F5"/>
         </w:rPr>
         <w:t>Database</w:t>
       </w:r>
@@ -1416,14 +1319,14 @@
         <w:rPr>
           <w:color w:val="000000"/>
           <w:spacing w:val="-9"/>
-          <w:shd w:fill="F5F5F5" w:color="auto" w:val="clear"/>
-        </w:rPr>
-        <w:t> </w:t>
-      </w:r>
-      <w:r>
-        <w:rPr>
-          <w:color w:val="000000"/>
-          <w:shd w:fill="F5F5F5" w:color="auto" w:val="clear"/>
+          <w:shd w:val="clear" w:color="auto" w:fill="F5F5F5"/>
+        </w:rPr>
+        <w:t xml:space="preserve"> </w:t>
+      </w:r>
+      <w:r>
+        <w:rPr>
+          <w:color w:val="000000"/>
+          <w:shd w:val="clear" w:color="auto" w:fill="F5F5F5"/>
         </w:rPr>
         <w:t>(Armazenamento</w:t>
       </w:r>
@@ -1431,15 +1334,15 @@
         <w:rPr>
           <w:color w:val="000000"/>
           <w:spacing w:val="-8"/>
-          <w:shd w:fill="F5F5F5" w:color="auto" w:val="clear"/>
-        </w:rPr>
-        <w:t> </w:t>
+          <w:shd w:val="clear" w:color="auto" w:fill="F5F5F5"/>
+        </w:rPr>
+        <w:t xml:space="preserve"> </w:t>
       </w:r>
       <w:r>
         <w:rPr>
           <w:color w:val="000000"/>
           <w:spacing w:val="-2"/>
-          <w:shd w:fill="F5F5F5" w:color="auto" w:val="clear"/>
+          <w:shd w:val="clear" w:color="auto" w:fill="F5F5F5"/>
         </w:rPr>
         <w:t>Persistente)</w:t>
       </w:r>
@@ -1448,7 +1351,7 @@
       <w:pPr>
         <w:pStyle w:val="BodyText"/>
         <w:tabs>
-          <w:tab w:pos="1141" w:val="left" w:leader="none"/>
+          <w:tab w:val="left" w:pos="1141"/>
         </w:tabs>
         <w:ind w:left="225"/>
       </w:pPr>
@@ -1456,14 +1359,14 @@
         <w:rPr>
           <w:rFonts w:ascii="Times New Roman" w:hAnsi="Times New Roman"/>
           <w:color w:val="000000"/>
-          <w:shd w:fill="F5F5F5" w:color="auto" w:val="clear"/>
+          <w:shd w:val="clear" w:color="auto" w:fill="F5F5F5"/>
         </w:rPr>
         <w:tab/>
       </w:r>
       <w:r>
         <w:rPr>
           <w:color w:val="000000"/>
-          <w:shd w:fill="F5F5F5" w:color="auto" w:val="clear"/>
+          <w:shd w:val="clear" w:color="auto" w:fill="F5F5F5"/>
         </w:rPr>
         <w:t>└─►</w:t>
       </w:r>
@@ -1471,14 +1374,14 @@
         <w:rPr>
           <w:color w:val="000000"/>
           <w:spacing w:val="-13"/>
-          <w:shd w:fill="F5F5F5" w:color="auto" w:val="clear"/>
-        </w:rPr>
-        <w:t> </w:t>
-      </w:r>
-      <w:r>
-        <w:rPr>
-          <w:color w:val="000000"/>
-          <w:shd w:fill="F5F5F5" w:color="auto" w:val="clear"/>
+          <w:shd w:val="clear" w:color="auto" w:fill="F5F5F5"/>
+        </w:rPr>
+        <w:t xml:space="preserve"> </w:t>
+      </w:r>
+      <w:r>
+        <w:rPr>
+          <w:color w:val="000000"/>
+          <w:shd w:val="clear" w:color="auto" w:fill="F5F5F5"/>
         </w:rPr>
         <w:t>OpenWeather</w:t>
       </w:r>
@@ -1486,14 +1389,14 @@
         <w:rPr>
           <w:color w:val="000000"/>
           <w:spacing w:val="-10"/>
-          <w:shd w:fill="F5F5F5" w:color="auto" w:val="clear"/>
-        </w:rPr>
-        <w:t> </w:t>
-      </w:r>
-      <w:r>
-        <w:rPr>
-          <w:color w:val="000000"/>
-          <w:shd w:fill="F5F5F5" w:color="auto" w:val="clear"/>
+          <w:shd w:val="clear" w:color="auto" w:fill="F5F5F5"/>
+        </w:rPr>
+        <w:t xml:space="preserve"> </w:t>
+      </w:r>
+      <w:r>
+        <w:rPr>
+          <w:color w:val="000000"/>
+          <w:shd w:val="clear" w:color="auto" w:fill="F5F5F5"/>
         </w:rPr>
         <w:t>API</w:t>
       </w:r>
@@ -1501,14 +1404,14 @@
         <w:rPr>
           <w:color w:val="000000"/>
           <w:spacing w:val="-10"/>
-          <w:shd w:fill="F5F5F5" w:color="auto" w:val="clear"/>
-        </w:rPr>
-        <w:t> </w:t>
-      </w:r>
-      <w:r>
-        <w:rPr>
-          <w:color w:val="000000"/>
-          <w:shd w:fill="F5F5F5" w:color="auto" w:val="clear"/>
+          <w:shd w:val="clear" w:color="auto" w:fill="F5F5F5"/>
+        </w:rPr>
+        <w:t xml:space="preserve"> </w:t>
+      </w:r>
+      <w:r>
+        <w:rPr>
+          <w:color w:val="000000"/>
+          <w:shd w:val="clear" w:color="auto" w:fill="F5F5F5"/>
         </w:rPr>
         <w:t>(Previsão</w:t>
       </w:r>
@@ -1516,14 +1419,14 @@
         <w:rPr>
           <w:color w:val="000000"/>
           <w:spacing w:val="-10"/>
-          <w:shd w:fill="F5F5F5" w:color="auto" w:val="clear"/>
-        </w:rPr>
-        <w:t> </w:t>
-      </w:r>
-      <w:r>
-        <w:rPr>
-          <w:color w:val="000000"/>
-          <w:shd w:fill="F5F5F5" w:color="auto" w:val="clear"/>
+          <w:shd w:val="clear" w:color="auto" w:fill="F5F5F5"/>
+        </w:rPr>
+        <w:t xml:space="preserve"> </w:t>
+      </w:r>
+      <w:r>
+        <w:rPr>
+          <w:color w:val="000000"/>
+          <w:shd w:val="clear" w:color="auto" w:fill="F5F5F5"/>
         </w:rPr>
         <w:t>do</w:t>
       </w:r>
@@ -1531,14 +1434,14 @@
         <w:rPr>
           <w:color w:val="000000"/>
           <w:spacing w:val="-10"/>
-          <w:shd w:fill="F5F5F5" w:color="auto" w:val="clear"/>
-        </w:rPr>
-        <w:t> </w:t>
-      </w:r>
-      <w:r>
-        <w:rPr>
-          <w:color w:val="000000"/>
-          <w:shd w:fill="F5F5F5" w:color="auto" w:val="clear"/>
+          <w:shd w:val="clear" w:color="auto" w:fill="F5F5F5"/>
+        </w:rPr>
+        <w:t xml:space="preserve"> </w:t>
+      </w:r>
+      <w:r>
+        <w:rPr>
+          <w:color w:val="000000"/>
+          <w:shd w:val="clear" w:color="auto" w:fill="F5F5F5"/>
         </w:rPr>
         <w:t>Tempo</w:t>
       </w:r>
@@ -1546,15 +1449,15 @@
         <w:rPr>
           <w:color w:val="000000"/>
           <w:spacing w:val="-10"/>
-          <w:shd w:fill="F5F5F5" w:color="auto" w:val="clear"/>
-        </w:rPr>
-        <w:t> </w:t>
+          <w:shd w:val="clear" w:color="auto" w:fill="F5F5F5"/>
+        </w:rPr>
+        <w:t xml:space="preserve"> </w:t>
       </w:r>
       <w:r>
         <w:rPr>
           <w:color w:val="000000"/>
           <w:spacing w:val="-2"/>
-          <w:shd w:fill="F5F5F5" w:color="auto" w:val="clear"/>
+          <w:shd w:val="clear" w:color="auto" w:fill="F5F5F5"/>
         </w:rPr>
         <w:t>Externa)</w:t>
       </w:r>
@@ -1562,11 +1465,11 @@
     <w:p>
       <w:pPr>
         <w:pStyle w:val="BodyText"/>
-        <w:spacing w:after="0"/>
         <w:sectPr>
           <w:type w:val="continuous"/>
           <w:pgSz w:w="12240" w:h="15840"/>
-          <w:pgMar w:top="1620" w:bottom="280" w:left="1440" w:right="1080"/>
+          <w:pgMar w:top="1620" w:right="1080" w:bottom="280" w:left="1440" w:header="720" w:footer="720" w:gutter="0"/>
+          <w:cols w:space="720"/>
         </w:sectPr>
       </w:pPr>
     </w:p>
@@ -1575,52 +1478,44 @@
         <w:pStyle w:val="Heading2"/>
         <w:spacing w:before="68"/>
       </w:pPr>
-      <w:bookmarkStart w:name="S3 — Tabela de Tecnologias " w:id="4"/>
-      <w:bookmarkEnd w:id="4"/>
-      <w:r>
-        <w:rPr>
-          <w:b w:val="0"/>
-        </w:rPr>
-      </w:r>
-      <w:r>
-        <w:rPr/>
+      <w:bookmarkStart w:id="3" w:name="S3_—_Tabela_de_Tecnologias_"/>
+      <w:bookmarkEnd w:id="3"/>
+      <w:r>
+        <w:lastRenderedPageBreak/>
         <w:t>S3</w:t>
       </w:r>
       <w:r>
         <w:rPr>
           <w:spacing w:val="-7"/>
         </w:rPr>
-        <w:t> </w:t>
-      </w:r>
-      <w:r>
-        <w:rPr/>
+        <w:t xml:space="preserve"> </w:t>
+      </w:r>
+      <w:r>
         <w:t>—</w:t>
       </w:r>
       <w:r>
         <w:rPr>
           <w:spacing w:val="-7"/>
         </w:rPr>
-        <w:t> </w:t>
-      </w:r>
-      <w:r>
-        <w:rPr/>
+        <w:t xml:space="preserve"> </w:t>
+      </w:r>
+      <w:r>
         <w:t>Tabela</w:t>
       </w:r>
       <w:r>
         <w:rPr>
           <w:spacing w:val="-7"/>
         </w:rPr>
-        <w:t> </w:t>
-      </w:r>
-      <w:r>
-        <w:rPr/>
+        <w:t xml:space="preserve"> </w:t>
+      </w:r>
+      <w:r>
         <w:t>de</w:t>
       </w:r>
       <w:r>
         <w:rPr>
           <w:spacing w:val="-6"/>
         </w:rPr>
-        <w:t> </w:t>
+        <w:t xml:space="preserve"> </w:t>
       </w:r>
       <w:r>
         <w:rPr>
@@ -1642,7 +1537,6 @@
     <w:tbl>
       <w:tblPr>
         <w:tblW w:w="0" w:type="auto"/>
-        <w:jc w:val="left"/>
         <w:tblInd w:w="10" w:type="dxa"/>
         <w:tblBorders>
           <w:top w:val="single" w:sz="8" w:space="0" w:color="000000"/>
@@ -1654,12 +1548,10 @@
         </w:tblBorders>
         <w:tblLayout w:type="fixed"/>
         <w:tblCellMar>
-          <w:top w:w="0" w:type="dxa"/>
           <w:left w:w="0" w:type="dxa"/>
-          <w:bottom w:w="0" w:type="dxa"/>
           <w:right w:w="0" w:type="dxa"/>
         </w:tblCellMar>
-        <w:tblLook w:val="01E0"/>
+        <w:tblLook w:val="01E0" w:firstRow="1" w:lastRow="1" w:firstColumn="1" w:lastColumn="1" w:noHBand="0" w:noVBand="0"/>
       </w:tblPr>
       <w:tblGrid>
         <w:gridCol w:w="1860"/>
@@ -1670,7 +1562,7 @@
       </w:tblGrid>
       <w:tr>
         <w:trPr>
-          <w:trHeight w:val="939" w:hRule="atLeast"/>
+          <w:trHeight w:val="939"/>
         </w:trPr>
         <w:tc>
           <w:tcPr>
@@ -1683,7 +1575,6 @@
               <w:spacing w:before="16"/>
               <w:rPr>
                 <w:b/>
-                <w:sz w:val="22"/>
               </w:rPr>
             </w:pPr>
           </w:p>
@@ -1694,14 +1585,12 @@
               <w:jc w:val="center"/>
               <w:rPr>
                 <w:b/>
-                <w:sz w:val="22"/>
               </w:rPr>
             </w:pPr>
             <w:r>
               <w:rPr>
                 <w:b/>
                 <w:spacing w:val="-2"/>
-                <w:sz w:val="22"/>
               </w:rPr>
               <w:t>Tecnologia</w:t>
             </w:r>
@@ -1718,7 +1607,6 @@
               <w:spacing w:before="16"/>
               <w:rPr>
                 <w:b/>
-                <w:sz w:val="22"/>
               </w:rPr>
             </w:pPr>
           </w:p>
@@ -1728,14 +1616,12 @@
               <w:ind w:left="274"/>
               <w:rPr>
                 <w:b/>
-                <w:sz w:val="22"/>
               </w:rPr>
             </w:pPr>
             <w:r>
               <w:rPr>
                 <w:b/>
                 <w:spacing w:val="-2"/>
-                <w:sz w:val="22"/>
               </w:rPr>
               <w:t>Versão</w:t>
             </w:r>
@@ -1752,7 +1638,6 @@
               <w:spacing w:before="16"/>
               <w:rPr>
                 <w:b/>
-                <w:sz w:val="22"/>
               </w:rPr>
             </w:pPr>
           </w:p>
@@ -1762,14 +1647,12 @@
               <w:ind w:left="269"/>
               <w:rPr>
                 <w:b/>
-                <w:sz w:val="22"/>
               </w:rPr>
             </w:pPr>
             <w:r>
               <w:rPr>
                 <w:b/>
                 <w:spacing w:val="-2"/>
-                <w:sz w:val="22"/>
               </w:rPr>
               <w:t>Camada</w:t>
             </w:r>
@@ -1786,7 +1669,6 @@
               <w:spacing w:before="16"/>
               <w:rPr>
                 <w:b/>
-                <w:sz w:val="22"/>
               </w:rPr>
             </w:pPr>
           </w:p>
@@ -1796,14 +1678,12 @@
               <w:ind w:left="264"/>
               <w:rPr>
                 <w:b/>
-                <w:sz w:val="22"/>
               </w:rPr>
             </w:pPr>
             <w:r>
               <w:rPr>
                 <w:b/>
                 <w:spacing w:val="-2"/>
-                <w:sz w:val="22"/>
               </w:rPr>
               <w:t>Finalidade</w:t>
             </w:r>
@@ -1820,7 +1700,6 @@
               <w:spacing w:before="16"/>
               <w:rPr>
                 <w:b/>
-                <w:sz w:val="22"/>
               </w:rPr>
             </w:pPr>
           </w:p>
@@ -1830,14 +1709,12 @@
               <w:ind w:left="259"/>
               <w:rPr>
                 <w:b/>
-                <w:sz w:val="22"/>
               </w:rPr>
             </w:pPr>
             <w:r>
               <w:rPr>
                 <w:b/>
                 <w:spacing w:val="-2"/>
-                <w:sz w:val="22"/>
               </w:rPr>
               <w:t>Justificativa</w:t>
             </w:r>
@@ -1846,7 +1723,7 @@
       </w:tr>
       <w:tr>
         <w:trPr>
-          <w:trHeight w:val="5280" w:hRule="atLeast"/>
+          <w:trHeight w:val="4827"/>
         </w:trPr>
         <w:tc>
           <w:tcPr>
@@ -1858,7 +1735,6 @@
               <w:spacing w:before="31"/>
               <w:rPr>
                 <w:b/>
-                <w:sz w:val="22"/>
               </w:rPr>
             </w:pPr>
           </w:p>
@@ -1867,27 +1743,19 @@
               <w:pStyle w:val="TableParagraph"/>
               <w:ind w:left="114" w:right="173"/>
               <w:jc w:val="center"/>
-              <w:rPr>
-                <w:sz w:val="22"/>
-              </w:rPr>
-            </w:pPr>
-            <w:r>
-              <w:rPr>
-                <w:sz w:val="22"/>
-              </w:rPr>
+            </w:pPr>
+            <w:r>
               <w:t>React</w:t>
             </w:r>
             <w:r>
               <w:rPr>
                 <w:spacing w:val="-5"/>
-                <w:sz w:val="22"/>
-              </w:rPr>
-              <w:t> </w:t>
+              </w:rPr>
+              <w:t xml:space="preserve"> </w:t>
             </w:r>
             <w:r>
               <w:rPr>
                 <w:spacing w:val="-2"/>
-                <w:sz w:val="22"/>
               </w:rPr>
               <w:t>Native</w:t>
             </w:r>
@@ -1903,7 +1771,6 @@
               <w:spacing w:before="31"/>
               <w:rPr>
                 <w:b/>
-                <w:sz w:val="22"/>
               </w:rPr>
             </w:pPr>
           </w:p>
@@ -1911,14 +1778,10 @@
             <w:pPr>
               <w:pStyle w:val="TableParagraph"/>
               <w:ind w:left="274"/>
-              <w:rPr>
-                <w:sz w:val="22"/>
-              </w:rPr>
             </w:pPr>
             <w:r>
               <w:rPr>
                 <w:spacing w:val="-2"/>
-                <w:sz w:val="22"/>
               </w:rPr>
               <w:t>0.74.x</w:t>
             </w:r>
@@ -1934,7 +1797,6 @@
               <w:spacing w:before="31"/>
               <w:rPr>
                 <w:b/>
-                <w:sz w:val="22"/>
               </w:rPr>
             </w:pPr>
           </w:p>
@@ -1942,14 +1804,10 @@
             <w:pPr>
               <w:pStyle w:val="TableParagraph"/>
               <w:ind w:left="269"/>
-              <w:rPr>
-                <w:sz w:val="22"/>
-              </w:rPr>
             </w:pPr>
             <w:r>
               <w:rPr>
                 <w:spacing w:val="-2"/>
-                <w:sz w:val="22"/>
               </w:rPr>
               <w:t>Frontend</w:t>
             </w:r>
@@ -1965,7 +1823,6 @@
               <w:spacing w:before="31"/>
               <w:rPr>
                 <w:b/>
-                <w:sz w:val="22"/>
               </w:rPr>
             </w:pPr>
           </w:p>
@@ -1974,41 +1831,29 @@
               <w:pStyle w:val="TableParagraph"/>
               <w:spacing w:line="256" w:lineRule="auto"/>
               <w:ind w:left="264" w:right="332"/>
-              <w:rPr>
-                <w:sz w:val="22"/>
-              </w:rPr>
             </w:pPr>
             <w:r>
               <w:rPr>
                 <w:spacing w:val="-2"/>
-                <w:sz w:val="22"/>
-              </w:rPr>
-              <w:t>Construção </w:t>
+              </w:rPr>
+              <w:t xml:space="preserve">Construção </w:t>
             </w:r>
             <w:r>
               <w:rPr>
                 <w:spacing w:val="-4"/>
-                <w:sz w:val="22"/>
-              </w:rPr>
-              <w:t>das </w:t>
-            </w:r>
-            <w:r>
-              <w:rPr>
-                <w:sz w:val="22"/>
-              </w:rPr>
+              </w:rPr>
+              <w:t xml:space="preserve">das </w:t>
+            </w:r>
+            <w:r>
               <w:t>interfaces</w:t>
             </w:r>
             <w:r>
               <w:rPr>
                 <w:spacing w:val="-16"/>
-                <w:sz w:val="22"/>
-              </w:rPr>
-              <w:t> </w:t>
-            </w:r>
-            <w:r>
-              <w:rPr>
-                <w:sz w:val="22"/>
-              </w:rPr>
+              </w:rPr>
+              <w:t xml:space="preserve"> </w:t>
+            </w:r>
+            <w:r>
               <w:t>do App Mobile</w:t>
             </w:r>
           </w:p>
@@ -2023,7 +1868,6 @@
               <w:spacing w:before="31"/>
               <w:rPr>
                 <w:b/>
-                <w:sz w:val="22"/>
               </w:rPr>
             </w:pPr>
           </w:p>
@@ -2032,145 +1876,103 @@
               <w:pStyle w:val="TableParagraph"/>
               <w:spacing w:line="256" w:lineRule="auto"/>
               <w:ind w:left="259" w:right="305"/>
-              <w:rPr>
-                <w:sz w:val="22"/>
-              </w:rPr>
             </w:pPr>
             <w:r>
               <w:rPr>
                 <w:spacing w:val="-2"/>
-                <w:sz w:val="22"/>
-              </w:rPr>
-              <w:t>Garante desenvolvim </w:t>
+              </w:rPr>
+              <w:t xml:space="preserve">Garante desenvolvim </w:t>
             </w:r>
             <w:r>
               <w:rPr>
                 <w:spacing w:val="-4"/>
-                <w:sz w:val="22"/>
-              </w:rPr>
-              <w:t>ento </w:t>
+              </w:rPr>
+              <w:t xml:space="preserve">ento </w:t>
             </w:r>
             <w:r>
               <w:rPr>
                 <w:spacing w:val="-2"/>
-                <w:sz w:val="22"/>
-              </w:rPr>
-              <w:t>multiplatafor </w:t>
-            </w:r>
-            <w:r>
-              <w:rPr>
-                <w:sz w:val="22"/>
-              </w:rPr>
+              </w:rPr>
+              <w:t xml:space="preserve">multiplatafor </w:t>
+            </w:r>
+            <w:r>
               <w:t>ma</w:t>
             </w:r>
             <w:r>
               <w:rPr>
                 <w:spacing w:val="-16"/>
-                <w:sz w:val="22"/>
-              </w:rPr>
-              <w:t> </w:t>
-            </w:r>
-            <w:r>
-              <w:rPr>
-                <w:sz w:val="22"/>
-              </w:rPr>
-              <w:t>(requisito </w:t>
+              </w:rPr>
+              <w:t xml:space="preserve"> </w:t>
+            </w:r>
+            <w:r>
+              <w:t xml:space="preserve">(requisito </w:t>
             </w:r>
             <w:r>
               <w:rPr>
                 <w:spacing w:val="-2"/>
-                <w:sz w:val="22"/>
-              </w:rPr>
-              <w:t>fundamental </w:t>
-            </w:r>
-            <w:r>
-              <w:rPr>
-                <w:sz w:val="22"/>
-              </w:rPr>
-              <w:t>mapeado no </w:t>
+              </w:rPr>
+              <w:t xml:space="preserve">fundamental </w:t>
+            </w:r>
+            <w:r>
+              <w:t xml:space="preserve">mapeado no </w:t>
             </w:r>
             <w:r>
               <w:rPr>
                 <w:spacing w:val="-2"/>
-                <w:sz w:val="22"/>
-              </w:rPr>
-              <w:t>Canvas </w:t>
-            </w:r>
-            <w:r>
-              <w:rPr>
-                <w:sz w:val="22"/>
-              </w:rPr>
+              </w:rPr>
+              <w:t xml:space="preserve">Canvas </w:t>
+            </w:r>
+            <w:r>
               <w:t>É/Não É) para</w:t>
             </w:r>
             <w:r>
               <w:rPr>
                 <w:spacing w:val="-2"/>
-                <w:sz w:val="22"/>
-              </w:rPr>
-              <w:t> </w:t>
-            </w:r>
-            <w:r>
-              <w:rPr>
-                <w:sz w:val="22"/>
-              </w:rPr>
-              <w:t>engajar </w:t>
+              </w:rPr>
+              <w:t xml:space="preserve"> </w:t>
+            </w:r>
+            <w:r>
+              <w:t xml:space="preserve">engajar </w:t>
             </w:r>
             <w:r>
               <w:rPr>
                 <w:spacing w:val="-2"/>
-                <w:sz w:val="22"/>
-              </w:rPr>
-              <w:t>corredores </w:t>
-            </w:r>
-            <w:r>
-              <w:rPr>
-                <w:sz w:val="22"/>
-              </w:rPr>
+              </w:rPr>
+              <w:t xml:space="preserve">corredores </w:t>
+            </w:r>
+            <w:r>
               <w:t>de</w:t>
             </w:r>
             <w:r>
               <w:rPr>
                 <w:spacing w:val="-13"/>
-                <w:sz w:val="22"/>
-              </w:rPr>
-              <w:t> </w:t>
-            </w:r>
-            <w:r>
-              <w:rPr>
-                <w:sz w:val="22"/>
-              </w:rPr>
+              </w:rPr>
+              <w:t xml:space="preserve"> </w:t>
+            </w:r>
+            <w:r>
               <w:t>ambas</w:t>
             </w:r>
             <w:r>
               <w:rPr>
                 <w:spacing w:val="-13"/>
-                <w:sz w:val="22"/>
-              </w:rPr>
-              <w:t> </w:t>
-            </w:r>
-            <w:r>
-              <w:rPr>
-                <w:sz w:val="22"/>
-              </w:rPr>
-              <w:t>as </w:t>
+              </w:rPr>
+              <w:t xml:space="preserve"> </w:t>
+            </w:r>
+            <w:r>
+              <w:t xml:space="preserve">as </w:t>
             </w:r>
             <w:r>
               <w:rPr>
                 <w:spacing w:val="-2"/>
-                <w:sz w:val="22"/>
-              </w:rPr>
-              <w:t>plataformas </w:t>
-            </w:r>
-            <w:r>
-              <w:rPr>
-                <w:sz w:val="22"/>
-              </w:rPr>
-              <w:t>com uma base de </w:t>
+              </w:rPr>
+              <w:t xml:space="preserve">plataformas </w:t>
+            </w:r>
+            <w:r>
+              <w:t xml:space="preserve">com uma base de </w:t>
             </w:r>
             <w:r>
               <w:rPr>
                 <w:spacing w:val="-2"/>
-                <w:sz w:val="22"/>
               </w:rPr>
               <w:t>código unificada.</w:t>
             </w:r>
@@ -2179,7 +1981,7 @@
       </w:tr>
       <w:tr>
         <w:trPr>
-          <w:trHeight w:val="5480" w:hRule="atLeast"/>
+          <w:trHeight w:val="5480"/>
         </w:trPr>
         <w:tc>
           <w:tcPr>
@@ -2192,7 +1994,6 @@
               <w:spacing w:before="26"/>
               <w:rPr>
                 <w:b/>
-                <w:sz w:val="22"/>
               </w:rPr>
             </w:pPr>
           </w:p>
@@ -2201,14 +2002,10 @@
               <w:pStyle w:val="TableParagraph"/>
               <w:spacing w:line="256" w:lineRule="auto"/>
               <w:ind w:left="259" w:right="305"/>
-              <w:rPr>
-                <w:sz w:val="22"/>
-              </w:rPr>
             </w:pPr>
             <w:r>
               <w:rPr>
                 <w:spacing w:val="-2"/>
-                <w:sz w:val="22"/>
               </w:rPr>
               <w:t>Python (FastAPI)</w:t>
             </w:r>
@@ -2225,7 +2022,6 @@
               <w:spacing w:before="26"/>
               <w:rPr>
                 <w:b/>
-                <w:sz w:val="22"/>
               </w:rPr>
             </w:pPr>
           </w:p>
@@ -2233,14 +2029,10 @@
             <w:pPr>
               <w:pStyle w:val="TableParagraph"/>
               <w:ind w:left="274"/>
-              <w:rPr>
-                <w:sz w:val="22"/>
-              </w:rPr>
             </w:pPr>
             <w:r>
               <w:rPr>
                 <w:spacing w:val="-4"/>
-                <w:sz w:val="22"/>
               </w:rPr>
               <w:t>3.12</w:t>
             </w:r>
@@ -2257,7 +2049,6 @@
               <w:spacing w:before="26"/>
               <w:rPr>
                 <w:b/>
-                <w:sz w:val="22"/>
               </w:rPr>
             </w:pPr>
           </w:p>
@@ -2265,14 +2056,10 @@
             <w:pPr>
               <w:pStyle w:val="TableParagraph"/>
               <w:ind w:left="269"/>
-              <w:rPr>
-                <w:sz w:val="22"/>
-              </w:rPr>
             </w:pPr>
             <w:r>
               <w:rPr>
                 <w:spacing w:val="-2"/>
-                <w:sz w:val="22"/>
               </w:rPr>
               <w:t>Backend</w:t>
             </w:r>
@@ -2289,7 +2076,6 @@
               <w:spacing w:before="26"/>
               <w:rPr>
                 <w:b/>
-                <w:sz w:val="22"/>
               </w:rPr>
             </w:pPr>
           </w:p>
@@ -2298,46 +2084,31 @@
               <w:pStyle w:val="TableParagraph"/>
               <w:spacing w:line="256" w:lineRule="auto"/>
               <w:ind w:left="264" w:right="332"/>
-              <w:rPr>
-                <w:sz w:val="22"/>
-              </w:rPr>
-            </w:pPr>
-            <w:r>
-              <w:rPr>
-                <w:sz w:val="22"/>
-              </w:rPr>
+            </w:pPr>
+            <w:r>
               <w:t>Servidor da API, lógica de</w:t>
             </w:r>
             <w:r>
               <w:rPr>
                 <w:spacing w:val="-16"/>
-                <w:sz w:val="22"/>
-              </w:rPr>
-              <w:t> </w:t>
-            </w:r>
-            <w:r>
-              <w:rPr>
-                <w:sz w:val="22"/>
-              </w:rPr>
+              </w:rPr>
+              <w:t xml:space="preserve"> </w:t>
+            </w:r>
+            <w:r>
               <w:t>negócio</w:t>
             </w:r>
             <w:r>
               <w:rPr>
                 <w:spacing w:val="-15"/>
-                <w:sz w:val="22"/>
-              </w:rPr>
-              <w:t> </w:t>
-            </w:r>
-            <w:r>
-              <w:rPr>
-                <w:sz w:val="22"/>
-              </w:rPr>
-              <w:t>e cálculos de plano de </w:t>
+              </w:rPr>
+              <w:t xml:space="preserve"> </w:t>
+            </w:r>
+            <w:r>
+              <w:t xml:space="preserve">e cálculos de plano de </w:t>
             </w:r>
             <w:r>
               <w:rPr>
                 <w:spacing w:val="-2"/>
-                <w:sz w:val="22"/>
               </w:rPr>
               <w:t>treino</w:t>
             </w:r>
@@ -2354,135 +2125,99 @@
               <w:spacing w:before="49"/>
               <w:rPr>
                 <w:b/>
-                <w:sz w:val="20"/>
               </w:rPr>
             </w:pPr>
           </w:p>
           <w:p>
             <w:pPr>
               <w:pStyle w:val="TableParagraph"/>
-              <w:spacing w:line="249" w:lineRule="auto" w:before="0"/>
+              <w:spacing w:before="0" w:line="249" w:lineRule="auto"/>
               <w:ind w:left="259" w:right="261"/>
-              <w:rPr>
-                <w:sz w:val="20"/>
-              </w:rPr>
-            </w:pPr>
-            <w:r>
-              <w:rPr>
-                <w:sz w:val="20"/>
-              </w:rPr>
-              <w:t>O Python oferece um </w:t>
+            </w:pPr>
+            <w:r>
+              <w:t xml:space="preserve">O Python oferece um </w:t>
             </w:r>
             <w:r>
               <w:rPr>
                 <w:spacing w:val="-2"/>
-                <w:sz w:val="20"/>
-              </w:rPr>
-              <w:t>ecossistema </w:t>
-            </w:r>
-            <w:r>
-              <w:rPr>
-                <w:sz w:val="20"/>
-              </w:rPr>
+              </w:rPr>
+              <w:t xml:space="preserve">ecossistema </w:t>
+            </w:r>
+            <w:r>
               <w:t>excelente</w:t>
             </w:r>
             <w:r>
               <w:rPr>
                 <w:spacing w:val="-14"/>
-                <w:sz w:val="20"/>
-              </w:rPr>
-              <w:t> </w:t>
-            </w:r>
-            <w:r>
-              <w:rPr>
-                <w:sz w:val="20"/>
-              </w:rPr>
-              <w:t>para trabalhar com algoritmos de </w:t>
+              </w:rPr>
+              <w:t xml:space="preserve"> </w:t>
+            </w:r>
+            <w:r>
+              <w:t xml:space="preserve">para trabalhar com algoritmos de </w:t>
             </w:r>
             <w:r>
               <w:rPr>
                 <w:spacing w:val="-2"/>
-                <w:sz w:val="20"/>
-              </w:rPr>
-              <w:t>recomendação </w:t>
+              </w:rPr>
+              <w:t xml:space="preserve">recomendação </w:t>
             </w:r>
             <w:r>
               <w:rPr>
                 <w:spacing w:val="-10"/>
-                <w:sz w:val="20"/>
-              </w:rPr>
-              <w:t>e </w:t>
+              </w:rPr>
+              <w:t xml:space="preserve">e </w:t>
             </w:r>
             <w:r>
               <w:rPr>
                 <w:spacing w:val="-2"/>
-                <w:sz w:val="20"/>
-              </w:rPr>
-              <w:t>processament </w:t>
-            </w:r>
-            <w:r>
-              <w:rPr>
-                <w:sz w:val="20"/>
-              </w:rPr>
-              <w:t>o de dados para gerar os </w:t>
+              </w:rPr>
+              <w:t xml:space="preserve">processament </w:t>
+            </w:r>
+            <w:r>
+              <w:t xml:space="preserve">o de dados para gerar os </w:t>
             </w:r>
             <w:r>
               <w:rPr>
                 <w:spacing w:val="-2"/>
-                <w:sz w:val="20"/>
-              </w:rPr>
-              <w:t>treinos </w:t>
-            </w:r>
-            <w:r>
-              <w:rPr>
-                <w:sz w:val="20"/>
-              </w:rPr>
-              <w:t>baseados no </w:t>
+              </w:rPr>
+              <w:t xml:space="preserve">treinos </w:t>
+            </w:r>
+            <w:r>
+              <w:t xml:space="preserve">baseados no </w:t>
             </w:r>
             <w:r>
               <w:rPr>
                 <w:spacing w:val="-2"/>
-                <w:sz w:val="20"/>
-              </w:rPr>
-              <w:t>desempenho. </w:t>
-            </w:r>
-            <w:r>
-              <w:rPr>
-                <w:sz w:val="20"/>
-              </w:rPr>
+              </w:rPr>
+              <w:t xml:space="preserve">desempenho. </w:t>
+            </w:r>
+            <w:r>
               <w:t>FastAPI traz agilidade e</w:t>
             </w:r>
             <w:r>
               <w:rPr>
                 <w:spacing w:val="40"/>
-                <w:sz w:val="20"/>
-              </w:rPr>
-              <w:t> </w:t>
+              </w:rPr>
+              <w:t xml:space="preserve"> </w:t>
             </w:r>
             <w:r>
               <w:rPr>
                 <w:spacing w:val="-4"/>
-                <w:sz w:val="20"/>
-              </w:rPr>
-              <w:t>alta </w:t>
+              </w:rPr>
+              <w:t xml:space="preserve">alta </w:t>
             </w:r>
             <w:r>
               <w:rPr>
                 <w:spacing w:val="-2"/>
-                <w:sz w:val="20"/>
-              </w:rPr>
-              <w:t>performance </w:t>
-            </w:r>
-            <w:r>
-              <w:rPr>
-                <w:sz w:val="20"/>
-              </w:rPr>
-              <w:t>no tráfego de </w:t>
+              </w:rPr>
+              <w:t xml:space="preserve">performance </w:t>
+            </w:r>
+            <w:r>
+              <w:t xml:space="preserve">no tráfego de </w:t>
             </w:r>
             <w:r>
               <w:rPr>
                 <w:spacing w:val="-2"/>
-                <w:sz w:val="20"/>
               </w:rPr>
               <w:t>dados.</w:t>
             </w:r>
@@ -2493,20 +2228,17 @@
     <w:p>
       <w:pPr>
         <w:pStyle w:val="TableParagraph"/>
-        <w:spacing w:after="0" w:line="249" w:lineRule="auto"/>
-        <w:rPr>
-          <w:sz w:val="20"/>
-        </w:rPr>
+        <w:spacing w:line="249" w:lineRule="auto"/>
         <w:sectPr>
           <w:pgSz w:w="12240" w:h="15840"/>
-          <w:pgMar w:top="1380" w:bottom="1491" w:left="1440" w:right="1080"/>
+          <w:pgMar w:top="1380" w:right="1080" w:bottom="1491" w:left="1440" w:header="720" w:footer="720" w:gutter="0"/>
+          <w:cols w:space="720"/>
         </w:sectPr>
       </w:pPr>
     </w:p>
     <w:tbl>
       <w:tblPr>
         <w:tblW w:w="0" w:type="auto"/>
-        <w:jc w:val="left"/>
         <w:tblInd w:w="10" w:type="dxa"/>
         <w:tblBorders>
           <w:top w:val="single" w:sz="8" w:space="0" w:color="000000"/>
@@ -2518,12 +2250,10 @@
         </w:tblBorders>
         <w:tblLayout w:type="fixed"/>
         <w:tblCellMar>
-          <w:top w:w="0" w:type="dxa"/>
           <w:left w:w="0" w:type="dxa"/>
-          <w:bottom w:w="0" w:type="dxa"/>
           <w:right w:w="0" w:type="dxa"/>
         </w:tblCellMar>
-        <w:tblLook w:val="01E0"/>
+        <w:tblLook w:val="01E0" w:firstRow="1" w:lastRow="1" w:firstColumn="1" w:lastColumn="1" w:noHBand="0" w:noVBand="0"/>
       </w:tblPr>
       <w:tblGrid>
         <w:gridCol w:w="1860"/>
@@ -2534,20 +2264,18 @@
       </w:tblGrid>
       <w:tr>
         <w:trPr>
-          <w:trHeight w:val="939" w:hRule="atLeast"/>
+          <w:trHeight w:val="4367"/>
         </w:trPr>
         <w:tc>
           <w:tcPr>
             <w:tcW w:w="1860" w:type="dxa"/>
-            <w:shd w:val="clear" w:color="auto" w:fill="F1F1F1"/>
           </w:tcPr>
           <w:p>
             <w:pPr>
               <w:pStyle w:val="TableParagraph"/>
-              <w:spacing w:before="16"/>
+              <w:spacing w:before="31"/>
               <w:rPr>
                 <w:b/>
-                <w:sz w:val="22"/>
               </w:rPr>
             </w:pPr>
           </w:p>
@@ -2555,33 +2283,25 @@
             <w:pPr>
               <w:pStyle w:val="TableParagraph"/>
               <w:ind w:left="259"/>
+            </w:pPr>
+            <w:r>
+              <w:rPr>
+                <w:spacing w:val="-2"/>
+              </w:rPr>
+              <w:t>PostgreSQL</w:t>
+            </w:r>
+          </w:p>
+        </w:tc>
+        <w:tc>
+          <w:tcPr>
+            <w:tcW w:w="1880" w:type="dxa"/>
+          </w:tcPr>
+          <w:p>
+            <w:pPr>
+              <w:pStyle w:val="TableParagraph"/>
+              <w:spacing w:before="31"/>
               <w:rPr>
                 <w:b/>
-                <w:sz w:val="22"/>
-              </w:rPr>
-            </w:pPr>
-            <w:r>
-              <w:rPr>
-                <w:b/>
-                <w:spacing w:val="-2"/>
-                <w:sz w:val="22"/>
-              </w:rPr>
-              <w:t>Tecnologia</w:t>
-            </w:r>
-          </w:p>
-        </w:tc>
-        <w:tc>
-          <w:tcPr>
-            <w:tcW w:w="1880" w:type="dxa"/>
-            <w:shd w:val="clear" w:color="auto" w:fill="F1F1F1"/>
-          </w:tcPr>
-          <w:p>
-            <w:pPr>
-              <w:pStyle w:val="TableParagraph"/>
-              <w:spacing w:before="16"/>
-              <w:rPr>
-                <w:b/>
-                <w:sz w:val="22"/>
               </w:rPr>
             </w:pPr>
           </w:p>
@@ -2589,170 +2309,245 @@
             <w:pPr>
               <w:pStyle w:val="TableParagraph"/>
               <w:ind w:left="274"/>
+            </w:pPr>
+            <w:r>
+              <w:rPr>
+                <w:spacing w:val="-5"/>
+              </w:rPr>
+              <w:t>16</w:t>
+            </w:r>
+          </w:p>
+        </w:tc>
+        <w:tc>
+          <w:tcPr>
+            <w:tcW w:w="1880" w:type="dxa"/>
+          </w:tcPr>
+          <w:p>
+            <w:pPr>
+              <w:pStyle w:val="TableParagraph"/>
+              <w:spacing w:before="31"/>
               <w:rPr>
                 <w:b/>
-                <w:sz w:val="22"/>
-              </w:rPr>
-            </w:pPr>
-            <w:r>
+              </w:rPr>
+            </w:pPr>
+          </w:p>
+          <w:p>
+            <w:pPr>
+              <w:pStyle w:val="TableParagraph"/>
+              <w:spacing w:line="256" w:lineRule="auto"/>
+              <w:ind w:left="269" w:right="657"/>
+            </w:pPr>
+            <w:r>
+              <w:t>Banco</w:t>
+            </w:r>
+            <w:r>
+              <w:rPr>
+                <w:spacing w:val="-16"/>
+              </w:rPr>
+              <w:t xml:space="preserve"> </w:t>
+            </w:r>
+            <w:r>
+              <w:t xml:space="preserve">de </w:t>
+            </w:r>
+            <w:r>
+              <w:rPr>
+                <w:spacing w:val="-2"/>
+              </w:rPr>
+              <w:t>Dados</w:t>
+            </w:r>
+          </w:p>
+        </w:tc>
+        <w:tc>
+          <w:tcPr>
+            <w:tcW w:w="1880" w:type="dxa"/>
+          </w:tcPr>
+          <w:p>
+            <w:pPr>
+              <w:pStyle w:val="TableParagraph"/>
+              <w:spacing w:before="31"/>
               <w:rPr>
                 <w:b/>
+              </w:rPr>
+            </w:pPr>
+          </w:p>
+          <w:p>
+            <w:pPr>
+              <w:pStyle w:val="TableParagraph"/>
+              <w:spacing w:line="256" w:lineRule="auto"/>
+              <w:ind w:left="264" w:right="332"/>
+            </w:pPr>
+            <w:r>
+              <w:rPr>
                 <w:spacing w:val="-2"/>
-                <w:sz w:val="22"/>
-              </w:rPr>
-              <w:t>Versão</w:t>
-            </w:r>
-          </w:p>
-        </w:tc>
-        <w:tc>
-          <w:tcPr>
-            <w:tcW w:w="1880" w:type="dxa"/>
-            <w:shd w:val="clear" w:color="auto" w:fill="F1F1F1"/>
+              </w:rPr>
+              <w:t xml:space="preserve">Persistência </w:t>
+            </w:r>
+            <w:r>
+              <w:t>de histórico, perfil</w:t>
+            </w:r>
+            <w:r>
+              <w:rPr>
+                <w:spacing w:val="-16"/>
+              </w:rPr>
+              <w:t xml:space="preserve"> </w:t>
+            </w:r>
+            <w:r>
+              <w:t>físico</w:t>
+            </w:r>
+            <w:r>
+              <w:rPr>
+                <w:spacing w:val="-15"/>
+              </w:rPr>
+              <w:t xml:space="preserve"> </w:t>
+            </w:r>
+            <w:r>
+              <w:t xml:space="preserve">e </w:t>
+            </w:r>
+            <w:r>
+              <w:rPr>
+                <w:spacing w:val="-2"/>
+              </w:rPr>
+              <w:t xml:space="preserve">progresso </w:t>
+            </w:r>
+            <w:r>
+              <w:rPr>
+                <w:spacing w:val="-4"/>
+              </w:rPr>
+              <w:t xml:space="preserve">dos </w:t>
+            </w:r>
+            <w:r>
+              <w:rPr>
+                <w:spacing w:val="-2"/>
+              </w:rPr>
+              <w:t>corredores</w:t>
+            </w:r>
+          </w:p>
+        </w:tc>
+        <w:tc>
+          <w:tcPr>
+            <w:tcW w:w="1860" w:type="dxa"/>
           </w:tcPr>
           <w:p>
             <w:pPr>
               <w:pStyle w:val="TableParagraph"/>
-              <w:spacing w:before="16"/>
+              <w:spacing w:before="31"/>
               <w:rPr>
                 <w:b/>
-                <w:sz w:val="22"/>
               </w:rPr>
             </w:pPr>
           </w:p>
           <w:p>
             <w:pPr>
               <w:pStyle w:val="TableParagraph"/>
-              <w:ind w:left="269"/>
-              <w:rPr>
-                <w:b/>
-                <w:sz w:val="22"/>
-              </w:rPr>
-            </w:pPr>
-            <w:r>
-              <w:rPr>
-                <w:b/>
+              <w:spacing w:line="256" w:lineRule="auto"/>
+              <w:ind w:left="259" w:right="354"/>
+            </w:pPr>
+            <w:r>
+              <w:t xml:space="preserve">Garante a </w:t>
+            </w:r>
+            <w:r>
+              <w:rPr>
                 <w:spacing w:val="-2"/>
-                <w:sz w:val="22"/>
-              </w:rPr>
-              <w:t>Camada</w:t>
-            </w:r>
-          </w:p>
-        </w:tc>
-        <w:tc>
-          <w:tcPr>
-            <w:tcW w:w="1880" w:type="dxa"/>
-            <w:shd w:val="clear" w:color="auto" w:fill="F1F1F1"/>
-          </w:tcPr>
-          <w:p>
-            <w:pPr>
-              <w:pStyle w:val="TableParagraph"/>
-              <w:spacing w:before="16"/>
-              <w:rPr>
-                <w:b/>
-                <w:sz w:val="22"/>
-              </w:rPr>
-            </w:pPr>
-          </w:p>
-          <w:p>
-            <w:pPr>
-              <w:pStyle w:val="TableParagraph"/>
-              <w:ind w:left="264"/>
-              <w:rPr>
-                <w:b/>
-                <w:sz w:val="22"/>
-              </w:rPr>
-            </w:pPr>
-            <w:r>
-              <w:rPr>
-                <w:b/>
+              </w:rPr>
+              <w:t xml:space="preserve">integridade relacional </w:t>
+            </w:r>
+            <w:r>
+              <w:t>entre</w:t>
+            </w:r>
+            <w:r>
+              <w:rPr>
+                <w:spacing w:val="-16"/>
+              </w:rPr>
+              <w:t xml:space="preserve"> </w:t>
+            </w:r>
+            <w:r>
+              <w:t xml:space="preserve">treinos </w:t>
+            </w:r>
+            <w:r>
+              <w:rPr>
                 <w:spacing w:val="-2"/>
-                <w:sz w:val="22"/>
-              </w:rPr>
-              <w:t>Finalidade</w:t>
-            </w:r>
-          </w:p>
-        </w:tc>
-        <w:tc>
-          <w:tcPr>
-            <w:tcW w:w="1860" w:type="dxa"/>
-            <w:shd w:val="clear" w:color="auto" w:fill="F1F1F1"/>
-          </w:tcPr>
-          <w:p>
-            <w:pPr>
-              <w:pStyle w:val="TableParagraph"/>
-              <w:spacing w:before="16"/>
-              <w:rPr>
-                <w:b/>
-                <w:sz w:val="22"/>
-              </w:rPr>
-            </w:pPr>
-          </w:p>
-          <w:p>
-            <w:pPr>
-              <w:pStyle w:val="TableParagraph"/>
-              <w:ind w:left="259"/>
-              <w:rPr>
-                <w:b/>
-                <w:sz w:val="22"/>
-              </w:rPr>
-            </w:pPr>
-            <w:r>
-              <w:rPr>
-                <w:b/>
+              </w:rPr>
+              <w:t xml:space="preserve">executados, </w:t>
+            </w:r>
+            <w:r>
+              <w:t xml:space="preserve">dias de descanso e </w:t>
+            </w:r>
+            <w:r>
+              <w:rPr>
                 <w:spacing w:val="-2"/>
-                <w:sz w:val="22"/>
-              </w:rPr>
-              <w:t>Justificativa</w:t>
+              </w:rPr>
+              <w:t xml:space="preserve">evolução pessoal, essencial </w:t>
+            </w:r>
+            <w:r>
+              <w:t>para a adaptação</w:t>
+            </w:r>
+            <w:r>
+              <w:rPr>
+                <w:spacing w:val="-16"/>
+              </w:rPr>
+              <w:t xml:space="preserve"> </w:t>
+            </w:r>
+            <w:r>
+              <w:t xml:space="preserve">e </w:t>
+            </w:r>
+            <w:r>
+              <w:rPr>
+                <w:spacing w:val="-2"/>
+              </w:rPr>
+              <w:t xml:space="preserve">consistência </w:t>
+            </w:r>
+            <w:r>
+              <w:t>do usuário (Insight 3).</w:t>
             </w:r>
           </w:p>
         </w:tc>
       </w:tr>
       <w:tr>
         <w:trPr>
-          <w:trHeight w:val="4740" w:hRule="atLeast"/>
+          <w:trHeight w:val="3535"/>
         </w:trPr>
         <w:tc>
           <w:tcPr>
             <w:tcW w:w="1860" w:type="dxa"/>
+            <w:shd w:val="clear" w:color="auto" w:fill="FAFAFA"/>
           </w:tcPr>
           <w:p>
             <w:pPr>
               <w:pStyle w:val="TableParagraph"/>
-              <w:spacing w:before="31"/>
+              <w:spacing w:before="26"/>
               <w:rPr>
                 <w:b/>
-                <w:sz w:val="22"/>
               </w:rPr>
             </w:pPr>
           </w:p>
           <w:p>
             <w:pPr>
               <w:pStyle w:val="TableParagraph"/>
-              <w:ind w:left="259"/>
-              <w:rPr>
-                <w:sz w:val="22"/>
-              </w:rPr>
+              <w:spacing w:line="256" w:lineRule="auto"/>
+              <w:ind w:left="259" w:right="284"/>
             </w:pPr>
             <w:r>
               <w:rPr>
                 <w:spacing w:val="-2"/>
-                <w:sz w:val="22"/>
-              </w:rPr>
-              <w:t>PostgreSQL</w:t>
+              </w:rPr>
+              <w:t xml:space="preserve">OpenWeathe </w:t>
+            </w:r>
+            <w:r>
+              <w:t>r API</w:t>
             </w:r>
           </w:p>
         </w:tc>
         <w:tc>
           <w:tcPr>
             <w:tcW w:w="1880" w:type="dxa"/>
+            <w:shd w:val="clear" w:color="auto" w:fill="FAFAFA"/>
           </w:tcPr>
           <w:p>
             <w:pPr>
               <w:pStyle w:val="TableParagraph"/>
-              <w:spacing w:before="31"/>
+              <w:spacing w:before="26"/>
               <w:rPr>
                 <w:b/>
-                <w:sz w:val="22"/>
               </w:rPr>
             </w:pPr>
           </w:p>
@@ -2760,30 +2555,26 @@
             <w:pPr>
               <w:pStyle w:val="TableParagraph"/>
               <w:ind w:left="274"/>
-              <w:rPr>
-                <w:sz w:val="22"/>
-              </w:rPr>
-            </w:pPr>
-            <w:r>
-              <w:rPr>
-                <w:spacing w:val="-5"/>
-                <w:sz w:val="22"/>
-              </w:rPr>
-              <w:t>16</w:t>
+            </w:pPr>
+            <w:r>
+              <w:rPr>
+                <w:spacing w:val="-4"/>
+              </w:rPr>
+              <w:t>V2.5</w:t>
             </w:r>
           </w:p>
         </w:tc>
         <w:tc>
           <w:tcPr>
             <w:tcW w:w="1880" w:type="dxa"/>
+            <w:shd w:val="clear" w:color="auto" w:fill="FAFAFA"/>
           </w:tcPr>
           <w:p>
             <w:pPr>
               <w:pStyle w:val="TableParagraph"/>
-              <w:spacing w:before="31"/>
+              <w:spacing w:before="26"/>
               <w:rPr>
                 <w:b/>
-                <w:sz w:val="22"/>
               </w:rPr>
             </w:pPr>
           </w:p>
@@ -2791,50 +2582,27 @@
             <w:pPr>
               <w:pStyle w:val="TableParagraph"/>
               <w:spacing w:line="256" w:lineRule="auto"/>
-              <w:ind w:left="269" w:right="657"/>
-              <w:rPr>
-                <w:sz w:val="22"/>
-              </w:rPr>
-            </w:pPr>
-            <w:r>
-              <w:rPr>
-                <w:sz w:val="22"/>
-              </w:rPr>
-              <w:t>Banco</w:t>
-            </w:r>
-            <w:r>
-              <w:rPr>
-                <w:spacing w:val="-16"/>
-                <w:sz w:val="22"/>
-              </w:rPr>
-              <w:t> </w:t>
-            </w:r>
-            <w:r>
-              <w:rPr>
-                <w:sz w:val="22"/>
-              </w:rPr>
-              <w:t>de </w:t>
-            </w:r>
+              <w:ind w:left="269" w:right="826"/>
+            </w:pPr>
             <w:r>
               <w:rPr>
                 <w:spacing w:val="-2"/>
-                <w:sz w:val="22"/>
-              </w:rPr>
-              <w:t>Dados</w:t>
+              </w:rPr>
+              <w:t>Serviço Externo</w:t>
             </w:r>
           </w:p>
         </w:tc>
         <w:tc>
           <w:tcPr>
             <w:tcW w:w="1880" w:type="dxa"/>
+            <w:shd w:val="clear" w:color="auto" w:fill="FAFAFA"/>
           </w:tcPr>
           <w:p>
             <w:pPr>
               <w:pStyle w:val="TableParagraph"/>
-              <w:spacing w:before="31"/>
+              <w:spacing w:before="26"/>
               <w:rPr>
                 <w:b/>
-                <w:sz w:val="22"/>
               </w:rPr>
             </w:pPr>
           </w:p>
@@ -2843,83 +2611,47 @@
               <w:pStyle w:val="TableParagraph"/>
               <w:spacing w:line="256" w:lineRule="auto"/>
               <w:ind w:left="264" w:right="332"/>
-              <w:rPr>
-                <w:sz w:val="22"/>
-              </w:rPr>
-            </w:pPr>
+            </w:pPr>
+            <w:r>
+              <w:t>Obtenção</w:t>
+            </w:r>
+            <w:r>
+              <w:rPr>
+                <w:spacing w:val="-16"/>
+              </w:rPr>
+              <w:t xml:space="preserve"> </w:t>
+            </w:r>
+            <w:r>
+              <w:t xml:space="preserve">do </w:t>
+            </w:r>
             <w:r>
               <w:rPr>
                 <w:spacing w:val="-2"/>
-                <w:sz w:val="22"/>
-              </w:rPr>
-              <w:t>Persistência </w:t>
-            </w:r>
-            <w:r>
-              <w:rPr>
-                <w:sz w:val="22"/>
-              </w:rPr>
-              <w:t>de histórico, perfil</w:t>
-            </w:r>
-            <w:r>
-              <w:rPr>
-                <w:spacing w:val="-16"/>
-                <w:sz w:val="22"/>
-              </w:rPr>
-              <w:t> </w:t>
-            </w:r>
-            <w:r>
-              <w:rPr>
-                <w:sz w:val="22"/>
-              </w:rPr>
-              <w:t>físico</w:t>
-            </w:r>
-            <w:r>
-              <w:rPr>
-                <w:spacing w:val="-15"/>
-                <w:sz w:val="22"/>
-              </w:rPr>
-              <w:t> </w:t>
-            </w:r>
-            <w:r>
-              <w:rPr>
-                <w:sz w:val="22"/>
-              </w:rPr>
-              <w:t>e </w:t>
+              </w:rPr>
+              <w:t xml:space="preserve">estado </w:t>
+            </w:r>
+            <w:r>
+              <w:t xml:space="preserve">climático e previsão de </w:t>
             </w:r>
             <w:r>
               <w:rPr>
                 <w:spacing w:val="-2"/>
-                <w:sz w:val="22"/>
-              </w:rPr>
-              <w:t>progresso </w:t>
-            </w:r>
-            <w:r>
-              <w:rPr>
-                <w:spacing w:val="-4"/>
-                <w:sz w:val="22"/>
-              </w:rPr>
-              <w:t>dos </w:t>
-            </w:r>
-            <w:r>
-              <w:rPr>
-                <w:spacing w:val="-2"/>
-                <w:sz w:val="22"/>
-              </w:rPr>
-              <w:t>corredores</w:t>
+              </w:rPr>
+              <w:t>horários</w:t>
             </w:r>
           </w:p>
         </w:tc>
         <w:tc>
           <w:tcPr>
             <w:tcW w:w="1860" w:type="dxa"/>
+            <w:shd w:val="clear" w:color="auto" w:fill="FAFAFA"/>
           </w:tcPr>
           <w:p>
             <w:pPr>
               <w:pStyle w:val="TableParagraph"/>
-              <w:spacing w:before="31"/>
+              <w:spacing w:before="26"/>
               <w:rPr>
                 <w:b/>
-                <w:sz w:val="22"/>
               </w:rPr>
             </w:pPr>
           </w:p>
@@ -2927,101 +2659,81 @@
             <w:pPr>
               <w:pStyle w:val="TableParagraph"/>
               <w:spacing w:line="256" w:lineRule="auto"/>
-              <w:ind w:left="259" w:right="354"/>
-              <w:rPr>
-                <w:sz w:val="22"/>
-              </w:rPr>
-            </w:pPr>
-            <w:r>
-              <w:rPr>
-                <w:sz w:val="22"/>
-              </w:rPr>
-              <w:t>Garante a </w:t>
-            </w:r>
+              <w:ind w:left="259" w:right="355"/>
+            </w:pPr>
             <w:r>
               <w:rPr>
                 <w:spacing w:val="-2"/>
-                <w:sz w:val="22"/>
-              </w:rPr>
-              <w:t>integridade relacional </w:t>
-            </w:r>
-            <w:r>
-              <w:rPr>
-                <w:sz w:val="22"/>
-              </w:rPr>
-              <w:t>entre</w:t>
+              </w:rPr>
+              <w:t xml:space="preserve">Integração necessária </w:t>
+            </w:r>
+            <w:r>
+              <w:rPr>
+                <w:spacing w:val="-4"/>
+              </w:rPr>
+              <w:t xml:space="preserve">para </w:t>
+            </w:r>
+            <w:r>
+              <w:t>viabilizar a feature</w:t>
             </w:r>
             <w:r>
               <w:rPr>
                 <w:spacing w:val="-16"/>
-                <w:sz w:val="22"/>
-              </w:rPr>
-              <w:t> </w:t>
-            </w:r>
-            <w:r>
-              <w:rPr>
-                <w:sz w:val="22"/>
-              </w:rPr>
-              <w:t>treinos </w:t>
+              </w:rPr>
+              <w:t xml:space="preserve"> </w:t>
+            </w:r>
+            <w:r>
+              <w:t>MVP (F18 -</w:t>
+            </w:r>
+          </w:p>
+          <w:p>
+            <w:pPr>
+              <w:pStyle w:val="TableParagraph"/>
+              <w:spacing w:before="0" w:line="256" w:lineRule="auto"/>
+              <w:ind w:left="259" w:right="439"/>
+            </w:pPr>
+            <w:r>
+              <w:t>Consultar</w:t>
+            </w:r>
+            <w:r>
+              <w:rPr>
+                <w:spacing w:val="-16"/>
+              </w:rPr>
+              <w:t xml:space="preserve"> </w:t>
+            </w:r>
+            <w:r>
+              <w:t>a previsão</w:t>
+            </w:r>
+            <w:r>
+              <w:rPr>
+                <w:spacing w:val="-16"/>
+              </w:rPr>
+              <w:t xml:space="preserve"> </w:t>
+            </w:r>
+            <w:r>
+              <w:t>do tempo</w:t>
+            </w:r>
+            <w:r>
+              <w:rPr>
+                <w:spacing w:val="-14"/>
+              </w:rPr>
+              <w:t xml:space="preserve"> </w:t>
+            </w:r>
+            <w:r>
+              <w:t xml:space="preserve">para auxiliar na escolha do </w:t>
             </w:r>
             <w:r>
               <w:rPr>
                 <w:spacing w:val="-2"/>
-                <w:sz w:val="22"/>
-              </w:rPr>
-              <w:t>executados, </w:t>
-            </w:r>
-            <w:r>
-              <w:rPr>
-                <w:sz w:val="22"/>
-              </w:rPr>
-              <w:t>dias de descanso e </w:t>
-            </w:r>
-            <w:r>
-              <w:rPr>
-                <w:spacing w:val="-2"/>
-                <w:sz w:val="22"/>
-              </w:rPr>
-              <w:t>evolução pessoal, essencial </w:t>
-            </w:r>
-            <w:r>
-              <w:rPr>
-                <w:sz w:val="22"/>
-              </w:rPr>
-              <w:t>para a adaptação</w:t>
-            </w:r>
-            <w:r>
-              <w:rPr>
-                <w:spacing w:val="-16"/>
-                <w:sz w:val="22"/>
-              </w:rPr>
-              <w:t> </w:t>
-            </w:r>
-            <w:r>
-              <w:rPr>
-                <w:sz w:val="22"/>
-              </w:rPr>
-              <w:t>e </w:t>
-            </w:r>
-            <w:r>
-              <w:rPr>
-                <w:spacing w:val="-2"/>
-                <w:sz w:val="22"/>
-              </w:rPr>
-              <w:t>consistência </w:t>
-            </w:r>
-            <w:r>
-              <w:rPr>
-                <w:sz w:val="22"/>
-              </w:rPr>
-              <w:t>do usuário (Insight 3).</w:t>
+              </w:rPr>
+              <w:t>horário).</w:t>
             </w:r>
           </w:p>
         </w:tc>
       </w:tr>
       <w:tr>
         <w:trPr>
-          <w:trHeight w:val="3920" w:hRule="atLeast"/>
+          <w:trHeight w:val="1119"/>
         </w:trPr>
         <w:tc>
           <w:tcPr>
@@ -3030,35 +2742,17 @@
           </w:tcPr>
           <w:p>
             <w:pPr>
-              <w:pStyle w:val="TableParagraph"/>
-              <w:spacing w:before="26"/>
-              <w:rPr>
-                <w:b/>
-                <w:sz w:val="22"/>
-              </w:rPr>
-            </w:pPr>
-          </w:p>
-          <w:p>
-            <w:pPr>
-              <w:pStyle w:val="TableParagraph"/>
-              <w:spacing w:line="256" w:lineRule="auto"/>
-              <w:ind w:left="259" w:right="284"/>
-              <w:rPr>
-                <w:sz w:val="22"/>
-              </w:rPr>
-            </w:pPr>
-            <w:r>
-              <w:rPr>
-                <w:spacing w:val="-2"/>
-                <w:sz w:val="22"/>
-              </w:rPr>
-              <w:t>OpenWeathe </w:t>
-            </w:r>
-            <w:r>
-              <w:rPr>
-                <w:sz w:val="22"/>
-              </w:rPr>
-              <w:t>r API</w:t>
+              <w:rPr>
+                <w:rFonts w:eastAsia="Times New Roman"/>
+                <w:color w:val="000000"/>
+                <w:lang w:val="pt-BR"/>
+              </w:rPr>
+            </w:pPr>
+            <w:r>
+              <w:rPr>
+                <w:color w:val="000000"/>
+              </w:rPr>
+              <w:t>Strava API</w:t>
             </w:r>
           </w:p>
         </w:tc>
@@ -3069,28 +2763,17 @@
           </w:tcPr>
           <w:p>
             <w:pPr>
-              <w:pStyle w:val="TableParagraph"/>
-              <w:spacing w:before="26"/>
-              <w:rPr>
-                <w:b/>
-                <w:sz w:val="22"/>
-              </w:rPr>
-            </w:pPr>
-          </w:p>
-          <w:p>
-            <w:pPr>
-              <w:pStyle w:val="TableParagraph"/>
-              <w:ind w:left="274"/>
-              <w:rPr>
-                <w:sz w:val="22"/>
-              </w:rPr>
-            </w:pPr>
-            <w:r>
-              <w:rPr>
-                <w:spacing w:val="-4"/>
-                <w:sz w:val="22"/>
-              </w:rPr>
-              <w:t>V2.5</w:t>
+              <w:rPr>
+                <w:rFonts w:eastAsia="Times New Roman"/>
+                <w:color w:val="000000"/>
+                <w:lang w:val="pt-BR"/>
+              </w:rPr>
+            </w:pPr>
+            <w:r>
+              <w:rPr>
+                <w:color w:val="000000"/>
+              </w:rPr>
+              <w:t>v3</w:t>
             </w:r>
           </w:p>
         </w:tc>
@@ -3101,29 +2784,17 @@
           </w:tcPr>
           <w:p>
             <w:pPr>
-              <w:pStyle w:val="TableParagraph"/>
-              <w:spacing w:before="26"/>
-              <w:rPr>
-                <w:b/>
-                <w:sz w:val="22"/>
-              </w:rPr>
-            </w:pPr>
-          </w:p>
-          <w:p>
-            <w:pPr>
-              <w:pStyle w:val="TableParagraph"/>
-              <w:spacing w:line="256" w:lineRule="auto"/>
-              <w:ind w:left="269" w:right="826"/>
-              <w:rPr>
-                <w:sz w:val="22"/>
-              </w:rPr>
-            </w:pPr>
-            <w:r>
-              <w:rPr>
-                <w:spacing w:val="-2"/>
-                <w:sz w:val="22"/>
-              </w:rPr>
-              <w:t>Serviço Externo</w:t>
+              <w:rPr>
+                <w:rFonts w:eastAsia="Times New Roman"/>
+                <w:color w:val="000000"/>
+                <w:lang w:val="pt-BR"/>
+              </w:rPr>
+            </w:pPr>
+            <w:r>
+              <w:rPr>
+                <w:color w:val="000000"/>
+              </w:rPr>
+              <w:t>Serviço externo</w:t>
             </w:r>
           </w:p>
         </w:tc>
@@ -3134,61 +2805,25 @@
           </w:tcPr>
           <w:p>
             <w:pPr>
-              <w:pStyle w:val="TableParagraph"/>
-              <w:spacing w:before="26"/>
-              <w:rPr>
-                <w:b/>
-                <w:sz w:val="22"/>
-              </w:rPr>
-            </w:pPr>
-          </w:p>
-          <w:p>
-            <w:pPr>
-              <w:pStyle w:val="TableParagraph"/>
-              <w:spacing w:line="256" w:lineRule="auto"/>
-              <w:ind w:left="264" w:right="332"/>
-              <w:rPr>
-                <w:sz w:val="22"/>
-              </w:rPr>
-            </w:pPr>
-            <w:r>
-              <w:rPr>
-                <w:sz w:val="22"/>
-              </w:rPr>
-              <w:t>Obtenção</w:t>
-            </w:r>
-            <w:r>
-              <w:rPr>
-                <w:spacing w:val="-16"/>
-                <w:sz w:val="22"/>
-              </w:rPr>
-              <w:t> </w:t>
-            </w:r>
-            <w:r>
-              <w:rPr>
-                <w:sz w:val="22"/>
-              </w:rPr>
-              <w:t>do </w:t>
-            </w:r>
-            <w:r>
-              <w:rPr>
-                <w:spacing w:val="-2"/>
-                <w:sz w:val="22"/>
-              </w:rPr>
-              <w:t>estado </w:t>
-            </w:r>
-            <w:r>
-              <w:rPr>
-                <w:sz w:val="22"/>
-              </w:rPr>
-              <w:t>climático e previsão de </w:t>
-            </w:r>
-            <w:r>
-              <w:rPr>
-                <w:spacing w:val="-2"/>
-                <w:sz w:val="22"/>
-              </w:rPr>
-              <w:t>horários</w:t>
+              <w:rPr>
+                <w:rFonts w:eastAsia="Times New Roman"/>
+                <w:color w:val="000000"/>
+                <w:lang w:val="pt-BR"/>
+              </w:rPr>
+            </w:pPr>
+            <w:r>
+              <w:rPr>
+                <w:color w:val="000000"/>
+              </w:rPr>
+              <w:t>Login (OAuth 2.0) e importação das atividades de corrida</w:t>
+            </w:r>
+            <w:r>
+              <w:rPr>
+                <w:rFonts w:eastAsia="Times New Roman"/>
+                <w:color w:val="000000"/>
+                <w:lang w:val="pt-BR"/>
+              </w:rPr>
+              <w:t>.</w:t>
             </w:r>
           </w:p>
         </w:tc>
@@ -3199,117 +2834,898 @@
           </w:tcPr>
           <w:p>
             <w:pPr>
-              <w:pStyle w:val="TableParagraph"/>
-              <w:spacing w:before="26"/>
-              <w:rPr>
-                <w:b/>
-                <w:sz w:val="22"/>
-              </w:rPr>
-            </w:pPr>
-          </w:p>
-          <w:p>
-            <w:pPr>
-              <w:pStyle w:val="TableParagraph"/>
-              <w:spacing w:line="256" w:lineRule="auto"/>
-              <w:ind w:left="259" w:right="355"/>
-              <w:rPr>
-                <w:sz w:val="22"/>
-              </w:rPr>
-            </w:pPr>
-            <w:r>
-              <w:rPr>
-                <w:spacing w:val="-2"/>
-                <w:sz w:val="22"/>
-              </w:rPr>
-              <w:t>Integração necessária </w:t>
-            </w:r>
-            <w:r>
-              <w:rPr>
-                <w:spacing w:val="-4"/>
-                <w:sz w:val="22"/>
-              </w:rPr>
-              <w:t>para </w:t>
-            </w:r>
-            <w:r>
-              <w:rPr>
-                <w:sz w:val="22"/>
-              </w:rPr>
-              <w:t>viabilizar a feature</w:t>
-            </w:r>
-            <w:r>
-              <w:rPr>
-                <w:spacing w:val="-16"/>
-                <w:sz w:val="22"/>
-              </w:rPr>
-              <w:t> </w:t>
-            </w:r>
-            <w:r>
-              <w:rPr>
-                <w:sz w:val="22"/>
-              </w:rPr>
-              <w:t>MVP (F18 -</w:t>
-            </w:r>
-          </w:p>
-          <w:p>
-            <w:pPr>
-              <w:pStyle w:val="TableParagraph"/>
-              <w:spacing w:line="256" w:lineRule="auto" w:before="0"/>
-              <w:ind w:left="259" w:right="439"/>
-              <w:rPr>
-                <w:sz w:val="22"/>
-              </w:rPr>
-            </w:pPr>
-            <w:r>
-              <w:rPr>
-                <w:sz w:val="22"/>
-              </w:rPr>
-              <w:t>Consultar</w:t>
-            </w:r>
-            <w:r>
-              <w:rPr>
-                <w:spacing w:val="-16"/>
-                <w:sz w:val="22"/>
-              </w:rPr>
-              <w:t> </w:t>
-            </w:r>
-            <w:r>
-              <w:rPr>
-                <w:sz w:val="22"/>
-              </w:rPr>
-              <w:t>a previsão</w:t>
-            </w:r>
-            <w:r>
-              <w:rPr>
-                <w:spacing w:val="-16"/>
-                <w:sz w:val="22"/>
-              </w:rPr>
-              <w:t> </w:t>
-            </w:r>
-            <w:r>
-              <w:rPr>
-                <w:sz w:val="22"/>
-              </w:rPr>
-              <w:t>do tempo</w:t>
-            </w:r>
-            <w:r>
-              <w:rPr>
-                <w:spacing w:val="-14"/>
-                <w:sz w:val="22"/>
-              </w:rPr>
-              <w:t> </w:t>
-            </w:r>
-            <w:r>
-              <w:rPr>
-                <w:sz w:val="22"/>
-              </w:rPr>
-              <w:t>para auxiliar na escolha do </w:t>
-            </w:r>
-            <w:r>
-              <w:rPr>
-                <w:spacing w:val="-2"/>
-                <w:sz w:val="22"/>
-              </w:rPr>
-              <w:t>horário).</w:t>
+              <w:rPr>
+                <w:rFonts w:eastAsia="Times New Roman"/>
+                <w:color w:val="000000"/>
+                <w:lang w:val="pt-BR"/>
+              </w:rPr>
+            </w:pPr>
+            <w:r>
+              <w:rPr>
+                <w:color w:val="000000"/>
+              </w:rPr>
+              <w:t>Aproveita o histórico real do corredor</w:t>
+            </w:r>
+            <w:r>
+              <w:rPr>
+                <w:rFonts w:eastAsia="Times New Roman"/>
+                <w:color w:val="000000"/>
+                <w:lang w:val="pt-BR"/>
+              </w:rPr>
+              <w:t>.</w:t>
+            </w:r>
+          </w:p>
+        </w:tc>
+      </w:tr>
+      <w:tr>
+        <w:trPr>
+          <w:trHeight w:val="2113"/>
+        </w:trPr>
+        <w:tc>
+          <w:tcPr>
+            <w:tcW w:w="1860" w:type="dxa"/>
+            <w:shd w:val="clear" w:color="auto" w:fill="FAFAFA"/>
+          </w:tcPr>
+          <w:p>
+            <w:pPr>
+              <w:rPr>
+                <w:rFonts w:eastAsia="Times New Roman"/>
+                <w:color w:val="000000"/>
+                <w:lang w:val="en-US"/>
+              </w:rPr>
+            </w:pPr>
+            <w:r>
+              <w:rPr>
+                <w:color w:val="000000"/>
+                <w:lang w:val="en-US"/>
+              </w:rPr>
+              <w:t>Google Gemini API (SDK google-</w:t>
+            </w:r>
+            <w:proofErr w:type="spellStart"/>
+            <w:r>
+              <w:rPr>
+                <w:color w:val="000000"/>
+                <w:lang w:val="en-US"/>
+              </w:rPr>
+              <w:t>genai</w:t>
+            </w:r>
+            <w:proofErr w:type="spellEnd"/>
+            <w:r>
+              <w:rPr>
+                <w:color w:val="000000"/>
+                <w:lang w:val="en-US"/>
+              </w:rPr>
+              <w:t>)</w:t>
+            </w:r>
+          </w:p>
+          <w:p>
+            <w:pPr>
+              <w:rPr>
+                <w:color w:val="000000"/>
+                <w:lang w:val="en-US"/>
+              </w:rPr>
+            </w:pPr>
+          </w:p>
+        </w:tc>
+        <w:tc>
+          <w:tcPr>
+            <w:tcW w:w="1880" w:type="dxa"/>
+            <w:shd w:val="clear" w:color="auto" w:fill="FAFAFA"/>
+          </w:tcPr>
+          <w:p>
+            <w:pPr>
+              <w:rPr>
+                <w:rFonts w:eastAsia="Times New Roman"/>
+                <w:color w:val="000000"/>
+                <w:lang w:val="pt-BR"/>
+              </w:rPr>
+            </w:pPr>
+            <w:r>
+              <w:rPr>
+                <w:color w:val="000000"/>
+              </w:rPr>
+              <w:t>Versão atual</w:t>
+            </w:r>
+          </w:p>
+          <w:p>
+            <w:pPr>
+              <w:rPr>
+                <w:color w:val="000000"/>
+                <w:lang w:val="en-US"/>
+              </w:rPr>
+            </w:pPr>
+          </w:p>
+        </w:tc>
+        <w:tc>
+          <w:tcPr>
+            <w:tcW w:w="1880" w:type="dxa"/>
+            <w:shd w:val="clear" w:color="auto" w:fill="FAFAFA"/>
+          </w:tcPr>
+          <w:p>
+            <w:pPr>
+              <w:rPr>
+                <w:rFonts w:eastAsia="Times New Roman"/>
+                <w:color w:val="000000"/>
+                <w:lang w:val="pt-BR"/>
+              </w:rPr>
+            </w:pPr>
+            <w:r>
+              <w:rPr>
+                <w:color w:val="000000"/>
+              </w:rPr>
+              <w:t>Serviço externo (IA)</w:t>
+            </w:r>
+          </w:p>
+          <w:p>
+            <w:pPr>
+              <w:rPr>
+                <w:color w:val="000000"/>
+                <w:lang w:val="en-US"/>
+              </w:rPr>
+            </w:pPr>
+          </w:p>
+        </w:tc>
+        <w:tc>
+          <w:tcPr>
+            <w:tcW w:w="1880" w:type="dxa"/>
+            <w:shd w:val="clear" w:color="auto" w:fill="FAFAFA"/>
+          </w:tcPr>
+          <w:p>
+            <w:pPr>
+              <w:rPr>
+                <w:rFonts w:eastAsia="Times New Roman"/>
+                <w:color w:val="000000"/>
+                <w:lang w:val="pt-BR"/>
+              </w:rPr>
+            </w:pPr>
+            <w:r>
+              <w:rPr>
+                <w:color w:val="000000"/>
+              </w:rPr>
+              <w:t>Geração do plano semanal personalizado</w:t>
+            </w:r>
+          </w:p>
+          <w:p>
+            <w:pPr>
+              <w:rPr>
+                <w:color w:val="000000"/>
+                <w:lang w:val="en-US"/>
+              </w:rPr>
+            </w:pPr>
+          </w:p>
+        </w:tc>
+        <w:tc>
+          <w:tcPr>
+            <w:tcW w:w="1860" w:type="dxa"/>
+            <w:shd w:val="clear" w:color="auto" w:fill="FAFAFA"/>
+          </w:tcPr>
+          <w:p>
+            <w:pPr>
+              <w:rPr>
+                <w:rFonts w:eastAsia="Times New Roman"/>
+                <w:color w:val="000000"/>
+                <w:lang w:val="pt-BR"/>
+              </w:rPr>
+            </w:pPr>
+            <w:r>
+              <w:rPr>
+                <w:color w:val="000000"/>
+              </w:rPr>
+              <w:t>Processa o contexto e devolve o plano em JSON</w:t>
+            </w:r>
+          </w:p>
+          <w:p>
+            <w:pPr>
+              <w:rPr>
+                <w:color w:val="000000"/>
+                <w:lang w:val="pt-BR"/>
+              </w:rPr>
+            </w:pPr>
+          </w:p>
+          <w:p>
+            <w:pPr>
+              <w:rPr>
+                <w:lang w:val="pt-BR"/>
+              </w:rPr>
+            </w:pPr>
+          </w:p>
+          <w:p>
+            <w:pPr>
+              <w:rPr>
+                <w:color w:val="000000"/>
+                <w:lang w:val="pt-BR"/>
+              </w:rPr>
+            </w:pPr>
+          </w:p>
+          <w:p>
+            <w:pPr>
+              <w:jc w:val="center"/>
+              <w:rPr>
+                <w:lang w:val="pt-BR"/>
+              </w:rPr>
+            </w:pPr>
+          </w:p>
+        </w:tc>
+      </w:tr>
+      <w:tr>
+        <w:trPr>
+          <w:trHeight w:val="1120"/>
+        </w:trPr>
+        <w:tc>
+          <w:tcPr>
+            <w:tcW w:w="1860" w:type="dxa"/>
+            <w:shd w:val="clear" w:color="auto" w:fill="FAFAFA"/>
+          </w:tcPr>
+          <w:p>
+            <w:pPr>
+              <w:rPr>
+                <w:rFonts w:eastAsia="Times New Roman"/>
+                <w:color w:val="000000"/>
+                <w:lang w:val="pt-BR"/>
+              </w:rPr>
+            </w:pPr>
+            <w:r>
+              <w:rPr>
+                <w:color w:val="000000"/>
+              </w:rPr>
+              <w:t>httpx</w:t>
+            </w:r>
+          </w:p>
+          <w:p>
+            <w:pPr>
+              <w:rPr>
+                <w:color w:val="000000"/>
+                <w:lang w:val="pt-BR"/>
+              </w:rPr>
+            </w:pPr>
+          </w:p>
+          <w:p>
+            <w:pPr>
+              <w:rPr>
+                <w:lang w:val="pt-BR"/>
+              </w:rPr>
+            </w:pPr>
+          </w:p>
+          <w:p>
+            <w:pPr>
+              <w:rPr>
+                <w:lang w:val="pt-BR"/>
+              </w:rPr>
+            </w:pPr>
+          </w:p>
+          <w:p>
+            <w:pPr>
+              <w:rPr>
+                <w:lang w:val="pt-BR"/>
+              </w:rPr>
+            </w:pPr>
+          </w:p>
+          <w:p>
+            <w:pPr>
+              <w:rPr>
+                <w:lang w:val="pt-BR"/>
+              </w:rPr>
+            </w:pPr>
+          </w:p>
+          <w:p>
+            <w:pPr>
+              <w:rPr>
+                <w:color w:val="000000"/>
+                <w:lang w:val="pt-BR"/>
+              </w:rPr>
+            </w:pPr>
+          </w:p>
+          <w:p>
+            <w:pPr>
+              <w:jc w:val="center"/>
+              <w:rPr>
+                <w:lang w:val="pt-BR"/>
+              </w:rPr>
+            </w:pPr>
+          </w:p>
+        </w:tc>
+        <w:tc>
+          <w:tcPr>
+            <w:tcW w:w="1880" w:type="dxa"/>
+            <w:shd w:val="clear" w:color="auto" w:fill="FAFAFA"/>
+          </w:tcPr>
+          <w:p>
+            <w:pPr>
+              <w:rPr>
+                <w:rFonts w:eastAsia="Times New Roman"/>
+                <w:color w:val="000000"/>
+                <w:lang w:val="pt-BR"/>
+              </w:rPr>
+            </w:pPr>
+            <w:r>
+              <w:rPr>
+                <w:color w:val="000000"/>
+              </w:rPr>
+              <w:t>Atual</w:t>
+            </w:r>
+          </w:p>
+          <w:p>
+            <w:pPr>
+              <w:rPr>
+                <w:color w:val="000000"/>
+                <w:lang w:val="pt-BR"/>
+              </w:rPr>
+            </w:pPr>
+          </w:p>
+        </w:tc>
+        <w:tc>
+          <w:tcPr>
+            <w:tcW w:w="1880" w:type="dxa"/>
+            <w:shd w:val="clear" w:color="auto" w:fill="FAFAFA"/>
+          </w:tcPr>
+          <w:p>
+            <w:pPr>
+              <w:rPr>
+                <w:rFonts w:eastAsia="Times New Roman"/>
+                <w:color w:val="000000"/>
+                <w:lang w:val="pt-BR"/>
+              </w:rPr>
+            </w:pPr>
+            <w:r>
+              <w:rPr>
+                <w:color w:val="000000"/>
+              </w:rPr>
+              <w:t>Backend</w:t>
+            </w:r>
+          </w:p>
+          <w:p>
+            <w:pPr>
+              <w:rPr>
+                <w:color w:val="000000"/>
+                <w:lang w:val="pt-BR"/>
+              </w:rPr>
+            </w:pPr>
+          </w:p>
+        </w:tc>
+        <w:tc>
+          <w:tcPr>
+            <w:tcW w:w="1880" w:type="dxa"/>
+            <w:shd w:val="clear" w:color="auto" w:fill="FAFAFA"/>
+          </w:tcPr>
+          <w:p>
+            <w:pPr>
+              <w:rPr>
+                <w:rFonts w:eastAsia="Times New Roman"/>
+                <w:color w:val="000000"/>
+                <w:lang w:val="pt-BR"/>
+              </w:rPr>
+            </w:pPr>
+            <w:r>
+              <w:rPr>
+                <w:color w:val="000000"/>
+              </w:rPr>
+              <w:t>Cliente HTTP assíncrono para chamar Strava, OpenWeather e Gemini</w:t>
+            </w:r>
+          </w:p>
+          <w:p>
+            <w:pPr>
+              <w:rPr>
+                <w:color w:val="000000"/>
+                <w:lang w:val="pt-BR"/>
+              </w:rPr>
+            </w:pPr>
+          </w:p>
+        </w:tc>
+        <w:tc>
+          <w:tcPr>
+            <w:tcW w:w="1860" w:type="dxa"/>
+            <w:shd w:val="clear" w:color="auto" w:fill="FAFAFA"/>
+          </w:tcPr>
+          <w:p>
+            <w:pPr>
+              <w:rPr>
+                <w:rFonts w:eastAsia="Times New Roman"/>
+                <w:color w:val="000000"/>
+                <w:lang w:val="pt-BR"/>
+              </w:rPr>
+            </w:pPr>
+            <w:r>
+              <w:rPr>
+                <w:color w:val="000000"/>
+              </w:rPr>
+              <w:t>Simples e compatível com FastAPI</w:t>
+            </w:r>
+          </w:p>
+          <w:p>
+            <w:pPr>
+              <w:rPr>
+                <w:color w:val="000000"/>
+                <w:lang w:val="pt-BR"/>
+              </w:rPr>
+            </w:pPr>
+          </w:p>
+        </w:tc>
+      </w:tr>
+      <w:tr>
+        <w:trPr>
+          <w:trHeight w:val="1120"/>
+        </w:trPr>
+        <w:tc>
+          <w:tcPr>
+            <w:tcW w:w="1860" w:type="dxa"/>
+            <w:shd w:val="clear" w:color="auto" w:fill="FAFAFA"/>
+          </w:tcPr>
+          <w:p>
+            <w:pPr>
+              <w:rPr>
+                <w:rFonts w:eastAsia="Times New Roman"/>
+                <w:color w:val="000000"/>
+                <w:lang w:val="pt-BR"/>
+              </w:rPr>
+            </w:pPr>
+            <w:r>
+              <w:rPr>
+                <w:color w:val="000000"/>
+              </w:rPr>
+              <w:lastRenderedPageBreak/>
+              <w:t>Pydantic</w:t>
+            </w:r>
+          </w:p>
+          <w:p>
+            <w:pPr>
+              <w:rPr>
+                <w:color w:val="000000"/>
+                <w:lang w:val="pt-BR"/>
+              </w:rPr>
+            </w:pPr>
+          </w:p>
+        </w:tc>
+        <w:tc>
+          <w:tcPr>
+            <w:tcW w:w="1880" w:type="dxa"/>
+            <w:shd w:val="clear" w:color="auto" w:fill="FAFAFA"/>
+          </w:tcPr>
+          <w:p>
+            <w:pPr>
+              <w:rPr>
+                <w:rFonts w:eastAsia="Times New Roman"/>
+                <w:color w:val="000000"/>
+                <w:lang w:val="pt-BR"/>
+              </w:rPr>
+            </w:pPr>
+            <w:r>
+              <w:rPr>
+                <w:color w:val="000000"/>
+              </w:rPr>
+              <w:t>2.x</w:t>
+            </w:r>
+          </w:p>
+          <w:p>
+            <w:pPr>
+              <w:rPr>
+                <w:color w:val="000000"/>
+                <w:lang w:val="pt-BR"/>
+              </w:rPr>
+            </w:pPr>
+          </w:p>
+        </w:tc>
+        <w:tc>
+          <w:tcPr>
+            <w:tcW w:w="1880" w:type="dxa"/>
+            <w:shd w:val="clear" w:color="auto" w:fill="FAFAFA"/>
+          </w:tcPr>
+          <w:p>
+            <w:pPr>
+              <w:rPr>
+                <w:rFonts w:eastAsia="Times New Roman"/>
+                <w:color w:val="000000"/>
+                <w:lang w:val="pt-BR"/>
+              </w:rPr>
+            </w:pPr>
+            <w:r>
+              <w:rPr>
+                <w:color w:val="000000"/>
+              </w:rPr>
+              <w:t>Backend</w:t>
+            </w:r>
+          </w:p>
+          <w:p>
+            <w:pPr>
+              <w:rPr>
+                <w:color w:val="000000"/>
+                <w:lang w:val="pt-BR"/>
+              </w:rPr>
+            </w:pPr>
+          </w:p>
+        </w:tc>
+        <w:tc>
+          <w:tcPr>
+            <w:tcW w:w="1880" w:type="dxa"/>
+            <w:shd w:val="clear" w:color="auto" w:fill="FAFAFA"/>
+          </w:tcPr>
+          <w:p>
+            <w:pPr>
+              <w:rPr>
+                <w:rFonts w:eastAsia="Times New Roman"/>
+                <w:color w:val="000000"/>
+                <w:lang w:val="pt-BR"/>
+              </w:rPr>
+            </w:pPr>
+            <w:r>
+              <w:rPr>
+                <w:color w:val="000000"/>
+              </w:rPr>
+              <w:t>Validação dos dados de entrada e da resposta do Gemini</w:t>
+            </w:r>
+          </w:p>
+        </w:tc>
+        <w:tc>
+          <w:tcPr>
+            <w:tcW w:w="1860" w:type="dxa"/>
+            <w:shd w:val="clear" w:color="auto" w:fill="FAFAFA"/>
+          </w:tcPr>
+          <w:p>
+            <w:pPr>
+              <w:rPr>
+                <w:rFonts w:eastAsia="Times New Roman"/>
+                <w:color w:val="000000"/>
+                <w:lang w:val="pt-BR"/>
+              </w:rPr>
+            </w:pPr>
+            <w:r>
+              <w:rPr>
+                <w:color w:val="000000"/>
+              </w:rPr>
+              <w:t>Já vem com FastAPI e garante o formato do plano</w:t>
+            </w:r>
+          </w:p>
+        </w:tc>
+      </w:tr>
+      <w:tr>
+        <w:trPr>
+          <w:trHeight w:val="967"/>
+        </w:trPr>
+        <w:tc>
+          <w:tcPr>
+            <w:tcW w:w="1860" w:type="dxa"/>
+            <w:shd w:val="clear" w:color="auto" w:fill="FAFAFA"/>
+          </w:tcPr>
+          <w:p>
+            <w:pPr>
+              <w:rPr>
+                <w:rFonts w:eastAsia="Times New Roman"/>
+                <w:color w:val="000000"/>
+                <w:lang w:val="pt-BR"/>
+              </w:rPr>
+            </w:pPr>
+            <w:r>
+              <w:rPr>
+                <w:color w:val="000000"/>
+              </w:rPr>
+              <w:t>expo-web-browser</w:t>
+            </w:r>
+          </w:p>
+        </w:tc>
+        <w:tc>
+          <w:tcPr>
+            <w:tcW w:w="1880" w:type="dxa"/>
+            <w:shd w:val="clear" w:color="auto" w:fill="FAFAFA"/>
+          </w:tcPr>
+          <w:p>
+            <w:pPr>
+              <w:rPr>
+                <w:rFonts w:eastAsia="Times New Roman"/>
+                <w:color w:val="000000"/>
+                <w:lang w:val="pt-BR"/>
+              </w:rPr>
+            </w:pPr>
+            <w:r>
+              <w:rPr>
+                <w:color w:val="000000"/>
+              </w:rPr>
+              <w:t>Compatível com o SDK</w:t>
+            </w:r>
+          </w:p>
+        </w:tc>
+        <w:tc>
+          <w:tcPr>
+            <w:tcW w:w="1880" w:type="dxa"/>
+            <w:shd w:val="clear" w:color="auto" w:fill="FAFAFA"/>
+          </w:tcPr>
+          <w:p>
+            <w:pPr>
+              <w:rPr>
+                <w:rFonts w:eastAsia="Times New Roman"/>
+                <w:color w:val="000000"/>
+                <w:lang w:val="pt-BR"/>
+              </w:rPr>
+            </w:pPr>
+            <w:r>
+              <w:rPr>
+                <w:color w:val="000000"/>
+              </w:rPr>
+              <w:t>Frontend</w:t>
+            </w:r>
+          </w:p>
+        </w:tc>
+        <w:tc>
+          <w:tcPr>
+            <w:tcW w:w="1880" w:type="dxa"/>
+            <w:shd w:val="clear" w:color="auto" w:fill="FAFAFA"/>
+          </w:tcPr>
+          <w:p>
+            <w:pPr>
+              <w:rPr>
+                <w:rFonts w:eastAsia="Times New Roman"/>
+                <w:color w:val="000000"/>
+                <w:lang w:val="pt-BR"/>
+              </w:rPr>
+            </w:pPr>
+            <w:r>
+              <w:rPr>
+                <w:color w:val="000000"/>
+              </w:rPr>
+              <w:t>Abre o login do Strava dentro do app</w:t>
+            </w:r>
+          </w:p>
+        </w:tc>
+        <w:tc>
+          <w:tcPr>
+            <w:tcW w:w="1860" w:type="dxa"/>
+            <w:shd w:val="clear" w:color="auto" w:fill="FAFAFA"/>
+          </w:tcPr>
+          <w:p>
+            <w:pPr>
+              <w:rPr>
+                <w:rFonts w:eastAsia="Times New Roman"/>
+                <w:color w:val="000000"/>
+                <w:lang w:val="pt-BR"/>
+              </w:rPr>
+            </w:pPr>
+            <w:r>
+              <w:rPr>
+                <w:color w:val="000000"/>
+              </w:rPr>
+              <w:t>Necessário para o fluxo OAuth</w:t>
+            </w:r>
+          </w:p>
+        </w:tc>
+      </w:tr>
+      <w:tr>
+        <w:trPr>
+          <w:trHeight w:val="980"/>
+        </w:trPr>
+        <w:tc>
+          <w:tcPr>
+            <w:tcW w:w="1860" w:type="dxa"/>
+            <w:shd w:val="clear" w:color="auto" w:fill="FAFAFA"/>
+          </w:tcPr>
+          <w:p>
+            <w:pPr>
+              <w:rPr>
+                <w:rFonts w:eastAsia="Times New Roman"/>
+                <w:color w:val="000000"/>
+                <w:lang w:val="pt-BR"/>
+              </w:rPr>
+            </w:pPr>
+            <w:r>
+              <w:rPr>
+                <w:color w:val="000000"/>
+              </w:rPr>
+              <w:t>expo-location</w:t>
+            </w:r>
+          </w:p>
+        </w:tc>
+        <w:tc>
+          <w:tcPr>
+            <w:tcW w:w="1880" w:type="dxa"/>
+            <w:shd w:val="clear" w:color="auto" w:fill="FAFAFA"/>
+          </w:tcPr>
+          <w:p>
+            <w:pPr>
+              <w:rPr>
+                <w:rFonts w:eastAsia="Times New Roman"/>
+                <w:color w:val="000000"/>
+                <w:lang w:val="pt-BR"/>
+              </w:rPr>
+            </w:pPr>
+            <w:r>
+              <w:rPr>
+                <w:color w:val="000000"/>
+              </w:rPr>
+              <w:t>Compatível com o SDK</w:t>
+            </w:r>
+          </w:p>
+        </w:tc>
+        <w:tc>
+          <w:tcPr>
+            <w:tcW w:w="1880" w:type="dxa"/>
+            <w:shd w:val="clear" w:color="auto" w:fill="FAFAFA"/>
+          </w:tcPr>
+          <w:p>
+            <w:pPr>
+              <w:rPr>
+                <w:rFonts w:eastAsia="Times New Roman"/>
+                <w:color w:val="000000"/>
+                <w:lang w:val="pt-BR"/>
+              </w:rPr>
+            </w:pPr>
+            <w:r>
+              <w:rPr>
+                <w:color w:val="000000"/>
+              </w:rPr>
+              <w:t>Frontend</w:t>
+            </w:r>
+          </w:p>
+        </w:tc>
+        <w:tc>
+          <w:tcPr>
+            <w:tcW w:w="1880" w:type="dxa"/>
+            <w:shd w:val="clear" w:color="auto" w:fill="FAFAFA"/>
+          </w:tcPr>
+          <w:p>
+            <w:pPr>
+              <w:rPr>
+                <w:rFonts w:eastAsia="Times New Roman"/>
+                <w:color w:val="000000"/>
+                <w:lang w:val="pt-BR"/>
+              </w:rPr>
+            </w:pPr>
+            <w:r>
+              <w:rPr>
+                <w:color w:val="000000"/>
+              </w:rPr>
+              <w:t>Obtém a localização para a previsão do tempo</w:t>
+            </w:r>
+          </w:p>
+        </w:tc>
+        <w:tc>
+          <w:tcPr>
+            <w:tcW w:w="1860" w:type="dxa"/>
+            <w:shd w:val="clear" w:color="auto" w:fill="FAFAFA"/>
+          </w:tcPr>
+          <w:p>
+            <w:pPr>
+              <w:rPr>
+                <w:rFonts w:eastAsia="Times New Roman"/>
+                <w:color w:val="000000"/>
+                <w:lang w:val="pt-BR"/>
+              </w:rPr>
+            </w:pPr>
+            <w:r>
+              <w:rPr>
+                <w:color w:val="000000"/>
+              </w:rPr>
+              <w:t>Necessário para o clima</w:t>
+            </w:r>
+          </w:p>
+        </w:tc>
+      </w:tr>
+      <w:tr>
+        <w:trPr>
+          <w:trHeight w:val="966"/>
+        </w:trPr>
+        <w:tc>
+          <w:tcPr>
+            <w:tcW w:w="1860" w:type="dxa"/>
+            <w:shd w:val="clear" w:color="auto" w:fill="FAFAFA"/>
+          </w:tcPr>
+          <w:p>
+            <w:pPr>
+              <w:rPr>
+                <w:rFonts w:eastAsia="Times New Roman"/>
+                <w:color w:val="000000"/>
+                <w:lang w:val="pt-BR"/>
+              </w:rPr>
+            </w:pPr>
+            <w:r>
+              <w:rPr>
+                <w:color w:val="000000"/>
+              </w:rPr>
+              <w:t>ngrok</w:t>
+            </w:r>
+          </w:p>
+          <w:p>
+            <w:pPr>
+              <w:rPr>
+                <w:color w:val="000000"/>
+                <w:lang w:val="pt-BR"/>
+              </w:rPr>
+            </w:pPr>
+          </w:p>
+        </w:tc>
+        <w:tc>
+          <w:tcPr>
+            <w:tcW w:w="1880" w:type="dxa"/>
+            <w:shd w:val="clear" w:color="auto" w:fill="FAFAFA"/>
+          </w:tcPr>
+          <w:p>
+            <w:pPr>
+              <w:rPr>
+                <w:rFonts w:eastAsia="Times New Roman"/>
+                <w:color w:val="000000"/>
+                <w:lang w:val="pt-BR"/>
+              </w:rPr>
+            </w:pPr>
+            <w:r>
+              <w:rPr>
+                <w:color w:val="000000"/>
+              </w:rPr>
+              <w:t>Atual</w:t>
+            </w:r>
+          </w:p>
+          <w:p>
+            <w:pPr>
+              <w:rPr>
+                <w:color w:val="000000"/>
+                <w:lang w:val="pt-BR"/>
+              </w:rPr>
+            </w:pPr>
+          </w:p>
+        </w:tc>
+        <w:tc>
+          <w:tcPr>
+            <w:tcW w:w="1880" w:type="dxa"/>
+            <w:shd w:val="clear" w:color="auto" w:fill="FAFAFA"/>
+          </w:tcPr>
+          <w:p>
+            <w:pPr>
+              <w:rPr>
+                <w:rFonts w:eastAsia="Times New Roman"/>
+                <w:color w:val="000000"/>
+                <w:lang w:val="pt-BR"/>
+              </w:rPr>
+            </w:pPr>
+            <w:r>
+              <w:rPr>
+                <w:color w:val="000000"/>
+              </w:rPr>
+              <w:t>Ferramenta de desenvolvimento</w:t>
+            </w:r>
+          </w:p>
+          <w:p>
+            <w:pPr>
+              <w:rPr>
+                <w:color w:val="000000"/>
+                <w:lang w:val="pt-BR"/>
+              </w:rPr>
+            </w:pPr>
+          </w:p>
+        </w:tc>
+        <w:tc>
+          <w:tcPr>
+            <w:tcW w:w="1880" w:type="dxa"/>
+            <w:shd w:val="clear" w:color="auto" w:fill="FAFAFA"/>
+          </w:tcPr>
+          <w:p>
+            <w:pPr>
+              <w:rPr>
+                <w:rFonts w:eastAsia="Times New Roman"/>
+                <w:color w:val="000000"/>
+                <w:lang w:val="pt-BR"/>
+              </w:rPr>
+            </w:pPr>
+            <w:r>
+              <w:rPr>
+                <w:color w:val="000000"/>
+              </w:rPr>
+              <w:t>Expõe o backend com HTTPS para callback do Strava</w:t>
+            </w:r>
+          </w:p>
+        </w:tc>
+        <w:tc>
+          <w:tcPr>
+            <w:tcW w:w="1860" w:type="dxa"/>
+            <w:shd w:val="clear" w:color="auto" w:fill="FAFAFA"/>
+          </w:tcPr>
+          <w:p>
+            <w:pPr>
+              <w:rPr>
+                <w:rFonts w:eastAsia="Times New Roman"/>
+                <w:color w:val="000000"/>
+                <w:lang w:val="pt-BR"/>
+              </w:rPr>
+            </w:pPr>
+            <w:r>
+              <w:rPr>
+                <w:color w:val="000000"/>
+              </w:rPr>
+              <w:t>Só em desenvolvimento</w:t>
             </w:r>
           </w:p>
         </w:tc>
@@ -3322,6 +3738,7 @@
         <w:rPr>
           <w:b/>
           <w:sz w:val="36"/>
+          <w:lang w:val="pt-BR"/>
         </w:rPr>
       </w:pPr>
     </w:p>
@@ -3329,16 +3746,10 @@
       <w:pPr>
         <w:pStyle w:val="Heading2"/>
       </w:pPr>
-      <w:bookmarkStart w:name="S4 — Ferramentas de Desenvolvimento " w:id="5"/>
-      <w:bookmarkEnd w:id="5"/>
-      <w:r>
-        <w:rPr>
-          <w:b w:val="0"/>
-        </w:rPr>
-      </w:r>
-      <w:r>
-        <w:rPr/>
-        <w:t>S4 — Ferramentas de </w:t>
+      <w:bookmarkStart w:id="4" w:name="S4_—_Ferramentas_de_Desenvolvimento_"/>
+      <w:bookmarkEnd w:id="4"/>
+      <w:r>
+        <w:t xml:space="preserve">S4 — Ferramentas de </w:t>
       </w:r>
       <w:r>
         <w:rPr>
@@ -3355,19 +3766,14 @@
           <w:numId w:val="1"/>
         </w:numPr>
         <w:tabs>
-          <w:tab w:pos="599" w:val="left" w:leader="none"/>
+          <w:tab w:val="left" w:pos="599"/>
         </w:tabs>
-        <w:spacing w:line="240" w:lineRule="auto" w:before="243" w:after="0"/>
-        <w:ind w:left="599" w:right="0" w:hanging="359"/>
-        <w:jc w:val="left"/>
-        <w:rPr>
-          <w:sz w:val="22"/>
-        </w:rPr>
+        <w:spacing w:before="243"/>
+        <w:ind w:left="599" w:hanging="359"/>
       </w:pPr>
       <w:r>
         <w:rPr>
           <w:b/>
-          <w:sz w:val="22"/>
         </w:rPr>
         <w:t>IDE(s):</w:t>
       </w:r>
@@ -3375,40 +3781,30 @@
         <w:rPr>
           <w:b/>
           <w:spacing w:val="-5"/>
-          <w:sz w:val="22"/>
-        </w:rPr>
-        <w:t> </w:t>
-      </w:r>
-      <w:r>
-        <w:rPr>
-          <w:sz w:val="22"/>
-        </w:rPr>
+        </w:rPr>
+        <w:t xml:space="preserve"> </w:t>
+      </w:r>
+      <w:r>
         <w:t>VS</w:t>
       </w:r>
       <w:r>
         <w:rPr>
           <w:spacing w:val="-5"/>
-          <w:sz w:val="22"/>
-        </w:rPr>
-        <w:t> </w:t>
-      </w:r>
-      <w:r>
-        <w:rPr>
-          <w:sz w:val="22"/>
-        </w:rPr>
+        </w:rPr>
+        <w:t xml:space="preserve"> </w:t>
+      </w:r>
+      <w:r>
         <w:t>Code,</w:t>
       </w:r>
       <w:r>
         <w:rPr>
           <w:spacing w:val="-4"/>
-          <w:sz w:val="22"/>
-        </w:rPr>
-        <w:t> </w:t>
+        </w:rPr>
+        <w:t xml:space="preserve"> </w:t>
       </w:r>
       <w:r>
         <w:rPr>
           <w:spacing w:val="-2"/>
-          <w:sz w:val="22"/>
         </w:rPr>
         <w:t>Cursor</w:t>
       </w:r>
@@ -3421,19 +3817,13 @@
           <w:numId w:val="1"/>
         </w:numPr>
         <w:tabs>
-          <w:tab w:pos="599" w:val="left" w:leader="none"/>
+          <w:tab w:val="left" w:pos="599"/>
         </w:tabs>
-        <w:spacing w:line="240" w:lineRule="auto" w:before="17" w:after="0"/>
-        <w:ind w:left="599" w:right="0" w:hanging="359"/>
-        <w:jc w:val="left"/>
-        <w:rPr>
-          <w:sz w:val="22"/>
-        </w:rPr>
+        <w:ind w:left="599" w:hanging="359"/>
       </w:pPr>
       <w:r>
         <w:rPr>
           <w:b/>
-          <w:sz w:val="22"/>
         </w:rPr>
         <w:t>Gerenciador</w:t>
       </w:r>
@@ -3441,14 +3831,12 @@
         <w:rPr>
           <w:b/>
           <w:spacing w:val="-8"/>
-          <w:sz w:val="22"/>
-        </w:rPr>
-        <w:t> </w:t>
+        </w:rPr>
+        <w:t xml:space="preserve"> </w:t>
       </w:r>
       <w:r>
         <w:rPr>
           <w:b/>
-          <w:sz w:val="22"/>
         </w:rPr>
         <w:t>de</w:t>
       </w:r>
@@ -3456,14 +3844,12 @@
         <w:rPr>
           <w:b/>
           <w:spacing w:val="-5"/>
-          <w:sz w:val="22"/>
-        </w:rPr>
-        <w:t> </w:t>
+        </w:rPr>
+        <w:t xml:space="preserve"> </w:t>
       </w:r>
       <w:r>
         <w:rPr>
           <w:b/>
-          <w:sz w:val="22"/>
         </w:rPr>
         <w:t>pacotes:</w:t>
       </w:r>
@@ -3471,105 +3857,75 @@
         <w:rPr>
           <w:b/>
           <w:spacing w:val="-5"/>
-          <w:sz w:val="22"/>
-        </w:rPr>
-        <w:t> </w:t>
-      </w:r>
-      <w:r>
-        <w:rPr>
-          <w:sz w:val="22"/>
-        </w:rPr>
+        </w:rPr>
+        <w:t xml:space="preserve"> </w:t>
+      </w:r>
+      <w:r>
         <w:t>npm</w:t>
       </w:r>
       <w:r>
         <w:rPr>
           <w:spacing w:val="-5"/>
-          <w:sz w:val="22"/>
-        </w:rPr>
-        <w:t> </w:t>
-      </w:r>
-      <w:r>
-        <w:rPr>
-          <w:sz w:val="22"/>
-        </w:rPr>
+        </w:rPr>
+        <w:t xml:space="preserve"> </w:t>
+      </w:r>
+      <w:r>
         <w:t>ou</w:t>
       </w:r>
       <w:r>
         <w:rPr>
           <w:spacing w:val="-5"/>
-          <w:sz w:val="22"/>
-        </w:rPr>
-        <w:t> </w:t>
-      </w:r>
-      <w:r>
-        <w:rPr>
-          <w:sz w:val="22"/>
-        </w:rPr>
+        </w:rPr>
+        <w:t xml:space="preserve"> </w:t>
+      </w:r>
+      <w:r>
         <w:t>yarn</w:t>
       </w:r>
       <w:r>
         <w:rPr>
           <w:spacing w:val="-6"/>
-          <w:sz w:val="22"/>
-        </w:rPr>
-        <w:t> </w:t>
-      </w:r>
-      <w:r>
-        <w:rPr>
-          <w:sz w:val="22"/>
-        </w:rPr>
+        </w:rPr>
+        <w:t xml:space="preserve"> </w:t>
+      </w:r>
+      <w:r>
         <w:t>(Frontend),</w:t>
       </w:r>
       <w:r>
         <w:rPr>
           <w:spacing w:val="-5"/>
-          <w:sz w:val="22"/>
-        </w:rPr>
-        <w:t> </w:t>
-      </w:r>
-      <w:r>
-        <w:rPr>
-          <w:sz w:val="22"/>
-        </w:rPr>
+        </w:rPr>
+        <w:t xml:space="preserve"> </w:t>
+      </w:r>
+      <w:r>
         <w:t>pip</w:t>
       </w:r>
       <w:r>
         <w:rPr>
           <w:spacing w:val="-5"/>
-          <w:sz w:val="22"/>
-        </w:rPr>
-        <w:t> </w:t>
-      </w:r>
-      <w:r>
-        <w:rPr>
-          <w:sz w:val="22"/>
-        </w:rPr>
+        </w:rPr>
+        <w:t xml:space="preserve"> </w:t>
+      </w:r>
+      <w:r>
         <w:t>ou</w:t>
       </w:r>
       <w:r>
         <w:rPr>
           <w:spacing w:val="-5"/>
-          <w:sz w:val="22"/>
-        </w:rPr>
-        <w:t> </w:t>
-      </w:r>
-      <w:r>
-        <w:rPr>
-          <w:sz w:val="22"/>
-        </w:rPr>
+        </w:rPr>
+        <w:t xml:space="preserve"> </w:t>
+      </w:r>
+      <w:r>
         <w:t>poetry</w:t>
       </w:r>
       <w:r>
         <w:rPr>
           <w:spacing w:val="-5"/>
-          <w:sz w:val="22"/>
-        </w:rPr>
-        <w:t> </w:t>
+        </w:rPr>
+        <w:t xml:space="preserve"> </w:t>
       </w:r>
       <w:r>
         <w:rPr>
           <w:spacing w:val="-2"/>
-          <w:sz w:val="22"/>
         </w:rPr>
         <w:t>(Backend)</w:t>
       </w:r>
@@ -3582,19 +3938,17 @@
           <w:numId w:val="1"/>
         </w:numPr>
         <w:tabs>
-          <w:tab w:pos="599" w:val="left" w:leader="none"/>
+          <w:tab w:val="left" w:pos="599"/>
         </w:tabs>
-        <w:spacing w:line="240" w:lineRule="auto" w:before="17" w:after="0"/>
-        <w:ind w:left="599" w:right="0" w:hanging="359"/>
-        <w:jc w:val="left"/>
-        <w:rPr>
-          <w:sz w:val="22"/>
+        <w:ind w:left="599" w:hanging="359"/>
+        <w:rPr>
+          <w:lang w:val="en-US"/>
         </w:rPr>
       </w:pPr>
       <w:r>
         <w:rPr>
           <w:b/>
-          <w:sz w:val="22"/>
+          <w:lang w:val="en-US"/>
         </w:rPr>
         <w:t>Linter</w:t>
       </w:r>
@@ -3602,14 +3956,14 @@
         <w:rPr>
           <w:b/>
           <w:spacing w:val="-8"/>
-          <w:sz w:val="22"/>
-        </w:rPr>
-        <w:t> </w:t>
+          <w:lang w:val="en-US"/>
+        </w:rPr>
+        <w:t xml:space="preserve"> </w:t>
       </w:r>
       <w:r>
         <w:rPr>
           <w:b/>
-          <w:sz w:val="22"/>
+          <w:lang w:val="en-US"/>
         </w:rPr>
         <w:t>/</w:t>
       </w:r>
@@ -3617,14 +3971,14 @@
         <w:rPr>
           <w:b/>
           <w:spacing w:val="-5"/>
-          <w:sz w:val="22"/>
-        </w:rPr>
-        <w:t> </w:t>
+          <w:lang w:val="en-US"/>
+        </w:rPr>
+        <w:t xml:space="preserve"> </w:t>
       </w:r>
       <w:r>
         <w:rPr>
           <w:b/>
-          <w:sz w:val="22"/>
+          <w:lang w:val="en-US"/>
         </w:rPr>
         <w:t>formatter:</w:t>
       </w:r>
@@ -3632,118 +3986,120 @@
         <w:rPr>
           <w:b/>
           <w:spacing w:val="-5"/>
-          <w:sz w:val="22"/>
-        </w:rPr>
-        <w:t> </w:t>
-      </w:r>
-      <w:r>
-        <w:rPr>
-          <w:sz w:val="22"/>
+          <w:lang w:val="en-US"/>
+        </w:rPr>
+        <w:t xml:space="preserve"> </w:t>
+      </w:r>
+      <w:proofErr w:type="spellStart"/>
+      <w:r>
+        <w:rPr>
+          <w:lang w:val="en-US"/>
         </w:rPr>
         <w:t>ESLint</w:t>
       </w:r>
+      <w:proofErr w:type="spellEnd"/>
       <w:r>
         <w:rPr>
           <w:spacing w:val="-6"/>
-          <w:sz w:val="22"/>
-        </w:rPr>
-        <w:t> </w:t>
-      </w:r>
-      <w:r>
-        <w:rPr>
-          <w:sz w:val="22"/>
+          <w:lang w:val="en-US"/>
+        </w:rPr>
+        <w:t xml:space="preserve"> </w:t>
+      </w:r>
+      <w:r>
+        <w:rPr>
+          <w:lang w:val="en-US"/>
         </w:rPr>
         <w:t>+</w:t>
       </w:r>
       <w:r>
         <w:rPr>
           <w:spacing w:val="-5"/>
-          <w:sz w:val="22"/>
-        </w:rPr>
-        <w:t> </w:t>
-      </w:r>
-      <w:r>
-        <w:rPr>
-          <w:sz w:val="22"/>
+          <w:lang w:val="en-US"/>
+        </w:rPr>
+        <w:t xml:space="preserve"> </w:t>
+      </w:r>
+      <w:r>
+        <w:rPr>
+          <w:lang w:val="en-US"/>
         </w:rPr>
         <w:t>Prettier</w:t>
       </w:r>
       <w:r>
         <w:rPr>
           <w:spacing w:val="-5"/>
-          <w:sz w:val="22"/>
-        </w:rPr>
-        <w:t> </w:t>
-      </w:r>
-      <w:r>
-        <w:rPr>
-          <w:sz w:val="22"/>
+          <w:lang w:val="en-US"/>
+        </w:rPr>
+        <w:t xml:space="preserve"> </w:t>
+      </w:r>
+      <w:r>
+        <w:rPr>
+          <w:lang w:val="en-US"/>
         </w:rPr>
         <w:t>(React</w:t>
       </w:r>
       <w:r>
         <w:rPr>
           <w:spacing w:val="-5"/>
-          <w:sz w:val="22"/>
-        </w:rPr>
-        <w:t> </w:t>
-      </w:r>
-      <w:r>
-        <w:rPr>
-          <w:sz w:val="22"/>
+          <w:lang w:val="en-US"/>
+        </w:rPr>
+        <w:t xml:space="preserve"> </w:t>
+      </w:r>
+      <w:r>
+        <w:rPr>
+          <w:lang w:val="en-US"/>
         </w:rPr>
         <w:t>Native),</w:t>
       </w:r>
       <w:r>
         <w:rPr>
           <w:spacing w:val="-6"/>
-          <w:sz w:val="22"/>
-        </w:rPr>
-        <w:t> </w:t>
-      </w:r>
-      <w:r>
-        <w:rPr>
-          <w:sz w:val="22"/>
+          <w:lang w:val="en-US"/>
+        </w:rPr>
+        <w:t xml:space="preserve"> </w:t>
+      </w:r>
+      <w:r>
+        <w:rPr>
+          <w:lang w:val="en-US"/>
         </w:rPr>
         <w:t>Black</w:t>
       </w:r>
       <w:r>
         <w:rPr>
           <w:spacing w:val="-5"/>
-          <w:sz w:val="22"/>
-        </w:rPr>
-        <w:t> </w:t>
-      </w:r>
-      <w:r>
-        <w:rPr>
-          <w:sz w:val="22"/>
+          <w:lang w:val="en-US"/>
+        </w:rPr>
+        <w:t xml:space="preserve"> </w:t>
+      </w:r>
+      <w:r>
+        <w:rPr>
+          <w:lang w:val="en-US"/>
         </w:rPr>
         <w:t>+</w:t>
       </w:r>
       <w:r>
         <w:rPr>
           <w:spacing w:val="-5"/>
-          <w:sz w:val="22"/>
-        </w:rPr>
-        <w:t> </w:t>
-      </w:r>
-      <w:r>
-        <w:rPr>
-          <w:sz w:val="22"/>
+          <w:lang w:val="en-US"/>
+        </w:rPr>
+        <w:t xml:space="preserve"> </w:t>
+      </w:r>
+      <w:r>
+        <w:rPr>
+          <w:lang w:val="en-US"/>
         </w:rPr>
         <w:t>Flake8</w:t>
       </w:r>
       <w:r>
         <w:rPr>
           <w:spacing w:val="-5"/>
-          <w:sz w:val="22"/>
-        </w:rPr>
-        <w:t> </w:t>
+          <w:lang w:val="en-US"/>
+        </w:rPr>
+        <w:t xml:space="preserve"> </w:t>
       </w:r>
       <w:r>
         <w:rPr>
           <w:spacing w:val="-2"/>
-          <w:sz w:val="22"/>
+          <w:lang w:val="en-US"/>
         </w:rPr>
         <w:t>(Python)</w:t>
       </w:r>
@@ -3756,19 +4112,17 @@
           <w:numId w:val="1"/>
         </w:numPr>
         <w:tabs>
-          <w:tab w:pos="599" w:val="left" w:leader="none"/>
+          <w:tab w:val="left" w:pos="599"/>
         </w:tabs>
-        <w:spacing w:line="240" w:lineRule="auto" w:before="17" w:after="0"/>
-        <w:ind w:left="599" w:right="0" w:hanging="359"/>
-        <w:jc w:val="left"/>
-        <w:rPr>
-          <w:sz w:val="22"/>
+        <w:ind w:left="599" w:hanging="359"/>
+        <w:rPr>
+          <w:lang w:val="en-US"/>
         </w:rPr>
       </w:pPr>
       <w:r>
         <w:rPr>
           <w:b/>
-          <w:sz w:val="22"/>
+          <w:lang w:val="en-US"/>
         </w:rPr>
         <w:t>Testes:</w:t>
       </w:r>
@@ -3776,53 +4130,55 @@
         <w:rPr>
           <w:b/>
           <w:spacing w:val="-11"/>
-          <w:sz w:val="22"/>
-        </w:rPr>
-        <w:t> </w:t>
-      </w:r>
-      <w:r>
-        <w:rPr>
-          <w:sz w:val="22"/>
+          <w:lang w:val="en-US"/>
+        </w:rPr>
+        <w:t xml:space="preserve"> </w:t>
+      </w:r>
+      <w:r>
+        <w:rPr>
+          <w:lang w:val="en-US"/>
         </w:rPr>
         <w:t>Jest</w:t>
       </w:r>
       <w:r>
         <w:rPr>
           <w:spacing w:val="-11"/>
-          <w:sz w:val="22"/>
-        </w:rPr>
-        <w:t> </w:t>
-      </w:r>
-      <w:r>
-        <w:rPr>
-          <w:sz w:val="22"/>
+          <w:lang w:val="en-US"/>
+        </w:rPr>
+        <w:t xml:space="preserve"> </w:t>
+      </w:r>
+      <w:r>
+        <w:rPr>
+          <w:lang w:val="en-US"/>
         </w:rPr>
         <w:t>(Frontend),</w:t>
       </w:r>
       <w:r>
         <w:rPr>
           <w:spacing w:val="-11"/>
-          <w:sz w:val="22"/>
-        </w:rPr>
-        <w:t> </w:t>
-      </w:r>
-      <w:r>
-        <w:rPr>
-          <w:sz w:val="22"/>
+          <w:lang w:val="en-US"/>
+        </w:rPr>
+        <w:t xml:space="preserve"> </w:t>
+      </w:r>
+      <w:proofErr w:type="spellStart"/>
+      <w:r>
+        <w:rPr>
+          <w:lang w:val="en-US"/>
         </w:rPr>
         <w:t>Pytest</w:t>
       </w:r>
+      <w:proofErr w:type="spellEnd"/>
       <w:r>
         <w:rPr>
           <w:spacing w:val="-11"/>
-          <w:sz w:val="22"/>
-        </w:rPr>
-        <w:t> </w:t>
+          <w:lang w:val="en-US"/>
+        </w:rPr>
+        <w:t xml:space="preserve"> </w:t>
       </w:r>
       <w:r>
         <w:rPr>
           <w:spacing w:val="-2"/>
-          <w:sz w:val="22"/>
+          <w:lang w:val="en-US"/>
         </w:rPr>
         <w:t>(Backend)</w:t>
       </w:r>
@@ -3835,19 +4191,13 @@
           <w:numId w:val="1"/>
         </w:numPr>
         <w:tabs>
-          <w:tab w:pos="599" w:val="left" w:leader="none"/>
+          <w:tab w:val="left" w:pos="599"/>
         </w:tabs>
-        <w:spacing w:line="240" w:lineRule="auto" w:before="17" w:after="0"/>
-        <w:ind w:left="599" w:right="0" w:hanging="359"/>
-        <w:jc w:val="left"/>
-        <w:rPr>
-          <w:sz w:val="22"/>
-        </w:rPr>
+        <w:ind w:left="599" w:hanging="359"/>
       </w:pPr>
       <w:r>
         <w:rPr>
           <w:b/>
-          <w:sz w:val="22"/>
         </w:rPr>
         <w:t>CI/CD:</w:t>
       </w:r>
@@ -3855,61 +4205,40 @@
         <w:rPr>
           <w:b/>
           <w:spacing w:val="-6"/>
-          <w:sz w:val="22"/>
-        </w:rPr>
-        <w:t> </w:t>
-      </w:r>
-      <w:r>
-        <w:rPr>
-          <w:sz w:val="22"/>
-        </w:rPr>
+        </w:rPr>
+        <w:t xml:space="preserve"> </w:t>
+      </w:r>
+      <w:r>
         <w:t>GitHub</w:t>
       </w:r>
       <w:r>
         <w:rPr>
           <w:spacing w:val="-6"/>
-          <w:sz w:val="22"/>
-        </w:rPr>
-        <w:t> </w:t>
+        </w:rPr>
+        <w:t xml:space="preserve"> </w:t>
       </w:r>
       <w:r>
         <w:rPr>
           <w:spacing w:val="-2"/>
-          <w:sz w:val="22"/>
         </w:rPr>
         <w:t>Actions</w:t>
       </w:r>
-    </w:p>
-    <w:p>
-      <w:pPr>
-        <w:pStyle w:val="ListParagraph"/>
-        <w:spacing w:after="0" w:line="240" w:lineRule="auto"/>
-        <w:jc w:val="left"/>
-        <w:rPr>
-          <w:sz w:val="22"/>
-        </w:rPr>
-        <w:sectPr>
-          <w:type w:val="continuous"/>
-          <w:pgSz w:w="12240" w:h="15840"/>
-          <w:pgMar w:top="1420" w:bottom="280" w:left="1440" w:right="1080"/>
-        </w:sectPr>
-      </w:pPr>
     </w:p>
     <w:p>
       <w:pPr>
         <w:pStyle w:val="Heading2"/>
         <w:spacing w:before="68"/>
       </w:pPr>
-      <w:bookmarkStart w:name="S5 — Declaração de Uso de Inteligência A" w:id="6"/>
-      <w:bookmarkEnd w:id="6"/>
-      <w:r>
-        <w:rPr>
-          <w:b w:val="0"/>
-        </w:rPr>
-      </w:r>
-      <w:r>
-        <w:rPr/>
-        <w:t>S5 — Declaração de Uso de Inteligência </w:t>
+      <w:bookmarkStart w:id="5" w:name="S5_—_Declaração_de_Uso_de_Inteligência_A"/>
+      <w:bookmarkEnd w:id="5"/>
+    </w:p>
+    <w:p>
+      <w:pPr>
+        <w:pStyle w:val="Heading2"/>
+        <w:spacing w:before="68"/>
+      </w:pPr>
+      <w:r>
+        <w:t xml:space="preserve">S5 — Declaração de Uso de Inteligência </w:t>
       </w:r>
       <w:r>
         <w:rPr>
@@ -3924,44 +4253,40 @@
         <w:spacing w:before="243"/>
       </w:pPr>
       <w:r>
-        <w:rPr/>
         <w:t>Requisito</w:t>
       </w:r>
       <w:r>
         <w:rPr>
           <w:spacing w:val="-9"/>
         </w:rPr>
-        <w:t> </w:t>
-      </w:r>
-      <w:r>
-        <w:rPr/>
+        <w:t xml:space="preserve"> </w:t>
+      </w:r>
+      <w:r>
         <w:t>obrigatório</w:t>
       </w:r>
       <w:r>
         <w:rPr>
           <w:spacing w:val="-8"/>
         </w:rPr>
-        <w:t> </w:t>
-      </w:r>
-      <w:r>
-        <w:rPr/>
+        <w:t xml:space="preserve"> </w:t>
+      </w:r>
+      <w:r>
         <w:t>de</w:t>
       </w:r>
       <w:r>
         <w:rPr>
           <w:spacing w:val="-8"/>
         </w:rPr>
-        <w:t> </w:t>
-      </w:r>
-      <w:r>
-        <w:rPr/>
+        <w:t xml:space="preserve"> </w:t>
+      </w:r>
+      <w:r>
         <w:t>integridade</w:t>
       </w:r>
       <w:r>
         <w:rPr>
           <w:spacing w:val="-8"/>
         </w:rPr>
-        <w:t> </w:t>
+        <w:t xml:space="preserve"> </w:t>
       </w:r>
       <w:r>
         <w:rPr>
@@ -3980,58 +4305,52 @@
         </w:rPr>
       </w:pPr>
       <w:r>
-        <w:rPr/>
         <w:t>[X]</w:t>
       </w:r>
       <w:r>
         <w:rPr>
           <w:spacing w:val="-9"/>
         </w:rPr>
-        <w:t> </w:t>
-      </w:r>
-      <w:r>
-        <w:rPr/>
+        <w:t xml:space="preserve"> </w:t>
+      </w:r>
+      <w:r>
         <w:t>A</w:t>
       </w:r>
       <w:r>
         <w:rPr>
           <w:spacing w:val="-9"/>
         </w:rPr>
-        <w:t> </w:t>
-      </w:r>
-      <w:r>
-        <w:rPr/>
+        <w:t xml:space="preserve"> </w:t>
+      </w:r>
+      <w:r>
         <w:t>equipe</w:t>
       </w:r>
       <w:r>
         <w:rPr>
           <w:spacing w:val="-9"/>
         </w:rPr>
-        <w:t> </w:t>
-      </w:r>
-      <w:r>
-        <w:rPr/>
+        <w:t xml:space="preserve"> </w:t>
+      </w:r>
+      <w:r>
         <w:t>UTILIZA</w:t>
       </w:r>
       <w:r>
         <w:rPr>
           <w:spacing w:val="-9"/>
         </w:rPr>
-        <w:t> </w:t>
-      </w:r>
-      <w:r>
-        <w:rPr/>
+        <w:t xml:space="preserve"> </w:t>
+      </w:r>
+      <w:r>
         <w:t>Inteligência</w:t>
       </w:r>
       <w:r>
         <w:rPr>
           <w:spacing w:val="-9"/>
         </w:rPr>
-        <w:t> </w:t>
-      </w:r>
-      <w:r>
-        <w:rPr/>
-        <w:t>Artificial Ferramenta(s): </w:t>
+        <w:t xml:space="preserve"> </w:t>
+      </w:r>
+      <w:r>
+        <w:t xml:space="preserve">Artificial Ferramenta(s): </w:t>
       </w:r>
       <w:r>
         <w:rPr>
@@ -4043,7 +4362,7 @@
     <w:p>
       <w:pPr>
         <w:pStyle w:val="BodyText"/>
-        <w:spacing w:line="256" w:lineRule="auto" w:before="0"/>
+        <w:spacing w:before="0" w:line="256" w:lineRule="auto"/>
         <w:ind w:right="449"/>
       </w:pPr>
       <w:r>
@@ -4057,117 +4376,106 @@
           <w:b/>
           <w:spacing w:val="-4"/>
         </w:rPr>
-        <w:t> </w:t>
-      </w:r>
-      <w:r>
-        <w:rPr/>
+        <w:t xml:space="preserve"> </w:t>
+      </w:r>
+      <w:r>
         <w:t>Complementar</w:t>
       </w:r>
       <w:r>
         <w:rPr>
           <w:spacing w:val="-4"/>
         </w:rPr>
-        <w:t> </w:t>
-      </w:r>
-      <w:r>
-        <w:rPr/>
+        <w:t xml:space="preserve"> </w:t>
+      </w:r>
+      <w:r>
         <w:t>e</w:t>
       </w:r>
       <w:r>
         <w:rPr>
           <w:spacing w:val="-4"/>
         </w:rPr>
-        <w:t> </w:t>
-      </w:r>
-      <w:r>
-        <w:rPr/>
+        <w:t xml:space="preserve"> </w:t>
+      </w:r>
+      <w:r>
         <w:t>auxiliar</w:t>
       </w:r>
       <w:r>
         <w:rPr>
           <w:spacing w:val="-4"/>
         </w:rPr>
-        <w:t> </w:t>
-      </w:r>
-      <w:r>
-        <w:rPr/>
+        <w:t xml:space="preserve"> </w:t>
+      </w:r>
+      <w:r>
         <w:t>no</w:t>
       </w:r>
       <w:r>
         <w:rPr>
           <w:spacing w:val="-4"/>
         </w:rPr>
-        <w:t> </w:t>
-      </w:r>
-      <w:r>
-        <w:rPr/>
+        <w:t xml:space="preserve"> </w:t>
+      </w:r>
+      <w:r>
         <w:t>desenvolvimento</w:t>
       </w:r>
       <w:r>
         <w:rPr>
           <w:spacing w:val="-4"/>
         </w:rPr>
-        <w:t> </w:t>
-      </w:r>
-      <w:r>
-        <w:rPr/>
+        <w:t xml:space="preserve"> </w:t>
+      </w:r>
+      <w:r>
         <w:t>do</w:t>
       </w:r>
       <w:r>
         <w:rPr>
           <w:spacing w:val="-4"/>
         </w:rPr>
-        <w:t> </w:t>
-      </w:r>
-      <w:r>
-        <w:rPr/>
+        <w:t xml:space="preserve"> </w:t>
+      </w:r>
+      <w:r>
         <w:t>projeto.</w:t>
       </w:r>
       <w:r>
         <w:rPr>
           <w:spacing w:val="-4"/>
         </w:rPr>
-        <w:t> </w:t>
-      </w:r>
-      <w:r>
-        <w:rPr/>
+        <w:t xml:space="preserve"> </w:t>
+      </w:r>
+      <w:r>
         <w:t>Auxílio</w:t>
       </w:r>
       <w:r>
         <w:rPr>
           <w:spacing w:val="-4"/>
         </w:rPr>
-        <w:t> </w:t>
-      </w:r>
-      <w:r>
-        <w:rPr/>
+        <w:t xml:space="preserve"> </w:t>
+      </w:r>
+      <w:r>
         <w:t>em</w:t>
       </w:r>
       <w:r>
         <w:rPr>
           <w:spacing w:val="-4"/>
         </w:rPr>
-        <w:t> </w:t>
-      </w:r>
-      <w:r>
-        <w:rPr/>
+        <w:t xml:space="preserve"> </w:t>
+      </w:r>
+      <w:r>
         <w:t>busca</w:t>
       </w:r>
       <w:r>
         <w:rPr>
           <w:spacing w:val="-4"/>
         </w:rPr>
-        <w:t> </w:t>
-      </w:r>
-      <w:r>
-        <w:rPr/>
+        <w:t xml:space="preserve"> </w:t>
+      </w:r>
+      <w:r>
         <w:t>de informações sobre o assunto do projeto, tanto para conhecimento ou desenvolvimento.</w:t>
       </w:r>
     </w:p>
     <w:p>
       <w:pPr>
         <w:pStyle w:val="BodyText"/>
-        <w:spacing w:line="256" w:lineRule="auto" w:before="0"/>
+        <w:spacing w:before="0" w:line="256" w:lineRule="auto"/>
         <w:ind w:right="614"/>
       </w:pPr>
       <w:r>
@@ -4181,7 +4489,7 @@
           <w:b/>
           <w:spacing w:val="-6"/>
         </w:rPr>
-        <w:t> </w:t>
+        <w:t xml:space="preserve"> </w:t>
       </w:r>
       <w:r>
         <w:rPr>
@@ -4194,7 +4502,7 @@
           <w:b/>
           <w:spacing w:val="-6"/>
         </w:rPr>
-        <w:t> </w:t>
+        <w:t xml:space="preserve"> </w:t>
       </w:r>
       <w:r>
         <w:rPr>
@@ -4207,187 +4515,169 @@
           <w:b/>
           <w:spacing w:val="-6"/>
         </w:rPr>
-        <w:t> </w:t>
-      </w:r>
-      <w:r>
-        <w:rPr/>
+        <w:t xml:space="preserve"> </w:t>
+      </w:r>
+      <w:r>
         <w:t>Todo</w:t>
       </w:r>
       <w:r>
         <w:rPr>
           <w:spacing w:val="-6"/>
         </w:rPr>
-        <w:t> </w:t>
-      </w:r>
-      <w:r>
-        <w:rPr/>
+        <w:t xml:space="preserve"> </w:t>
+      </w:r>
+      <w:r>
         <w:t>o</w:t>
       </w:r>
       <w:r>
         <w:rPr>
           <w:spacing w:val="-6"/>
         </w:rPr>
-        <w:t> </w:t>
-      </w:r>
-      <w:r>
-        <w:rPr/>
+        <w:t xml:space="preserve"> </w:t>
+      </w:r>
+      <w:r>
         <w:t>código</w:t>
       </w:r>
       <w:r>
         <w:rPr>
           <w:spacing w:val="-6"/>
         </w:rPr>
-        <w:t> </w:t>
-      </w:r>
-      <w:r>
-        <w:rPr/>
+        <w:t xml:space="preserve"> </w:t>
+      </w:r>
+      <w:r>
         <w:t>será</w:t>
       </w:r>
       <w:r>
         <w:rPr>
           <w:spacing w:val="-6"/>
         </w:rPr>
-        <w:t> </w:t>
-      </w:r>
-      <w:r>
-        <w:rPr/>
+        <w:t xml:space="preserve"> </w:t>
+      </w:r>
+      <w:r>
         <w:t>solicitado</w:t>
       </w:r>
       <w:r>
         <w:rPr>
           <w:spacing w:val="-6"/>
         </w:rPr>
-        <w:t> </w:t>
-      </w:r>
-      <w:r>
-        <w:rPr/>
+        <w:t xml:space="preserve"> </w:t>
+      </w:r>
+      <w:r>
         <w:t>com</w:t>
       </w:r>
       <w:r>
         <w:rPr>
           <w:spacing w:val="-6"/>
         </w:rPr>
-        <w:t> </w:t>
-      </w:r>
-      <w:r>
-        <w:rPr/>
+        <w:t xml:space="preserve"> </w:t>
+      </w:r>
+      <w:r>
         <w:t>o</w:t>
       </w:r>
       <w:r>
         <w:rPr>
           <w:spacing w:val="-6"/>
         </w:rPr>
-        <w:t> </w:t>
-      </w:r>
-      <w:r>
-        <w:rPr/>
+        <w:t xml:space="preserve"> </w:t>
+      </w:r>
+      <w:r>
         <w:t>melhor</w:t>
       </w:r>
       <w:r>
         <w:rPr>
           <w:spacing w:val="-6"/>
         </w:rPr>
-        <w:t> </w:t>
-      </w:r>
-      <w:r>
-        <w:rPr/>
+        <w:t xml:space="preserve"> </w:t>
+      </w:r>
+      <w:r>
         <w:t>detalhamento</w:t>
       </w:r>
       <w:r>
         <w:rPr>
           <w:spacing w:val="-6"/>
         </w:rPr>
-        <w:t> </w:t>
-      </w:r>
-      <w:r>
-        <w:rPr/>
+        <w:t xml:space="preserve"> </w:t>
+      </w:r>
+      <w:r>
         <w:t>possível</w:t>
       </w:r>
       <w:r>
         <w:rPr>
           <w:spacing w:val="-6"/>
         </w:rPr>
-        <w:t> </w:t>
-      </w:r>
-      <w:r>
-        <w:rPr/>
+        <w:t xml:space="preserve"> </w:t>
+      </w:r>
+      <w:r>
         <w:t>da solicitação e será lido pelos participantes do grupo para entendimento.</w:t>
       </w:r>
     </w:p>
     <w:p>
       <w:pPr>
         <w:pStyle w:val="Heading3"/>
-        <w:spacing w:line="252" w:lineRule="exact" w:before="0"/>
+        <w:spacing w:before="0" w:line="252" w:lineRule="exact"/>
       </w:pPr>
       <w:r>
-        <w:rPr/>
         <w:t>[</w:t>
       </w:r>
       <w:r>
         <w:rPr>
           <w:spacing w:val="-5"/>
         </w:rPr>
-        <w:t> </w:t>
-      </w:r>
-      <w:r>
-        <w:rPr/>
+        <w:t xml:space="preserve"> </w:t>
+      </w:r>
+      <w:r>
         <w:t>]</w:t>
       </w:r>
       <w:r>
         <w:rPr>
           <w:spacing w:val="-4"/>
         </w:rPr>
-        <w:t> </w:t>
-      </w:r>
-      <w:r>
-        <w:rPr/>
+        <w:t xml:space="preserve"> </w:t>
+      </w:r>
+      <w:r>
         <w:t>A</w:t>
       </w:r>
       <w:r>
         <w:rPr>
           <w:spacing w:val="-5"/>
         </w:rPr>
-        <w:t> </w:t>
-      </w:r>
-      <w:r>
-        <w:rPr/>
+        <w:t xml:space="preserve"> </w:t>
+      </w:r>
+      <w:r>
         <w:t>equipe</w:t>
       </w:r>
       <w:r>
         <w:rPr>
           <w:spacing w:val="-4"/>
         </w:rPr>
-        <w:t> </w:t>
-      </w:r>
-      <w:r>
-        <w:rPr/>
+        <w:t xml:space="preserve"> </w:t>
+      </w:r>
+      <w:r>
         <w:t>NÃO</w:t>
       </w:r>
       <w:r>
         <w:rPr>
           <w:spacing w:val="-5"/>
         </w:rPr>
-        <w:t> </w:t>
-      </w:r>
-      <w:r>
-        <w:rPr/>
+        <w:t xml:space="preserve"> </w:t>
+      </w:r>
+      <w:r>
         <w:t>utiliza</w:t>
       </w:r>
       <w:r>
         <w:rPr>
           <w:spacing w:val="-4"/>
         </w:rPr>
-        <w:t> </w:t>
-      </w:r>
-      <w:r>
-        <w:rPr/>
+        <w:t xml:space="preserve"> </w:t>
+      </w:r>
+      <w:r>
         <w:t>Inteligência</w:t>
       </w:r>
       <w:r>
         <w:rPr>
           <w:spacing w:val="-4"/>
         </w:rPr>
-        <w:t> </w:t>
+        <w:t xml:space="preserve"> </w:t>
       </w:r>
       <w:r>
         <w:rPr>
@@ -4402,94 +4692,85 @@
         <w:spacing w:before="14"/>
       </w:pPr>
       <w:r>
-        <w:rPr/>
         <w:t>Declaração:</w:t>
       </w:r>
       <w:r>
         <w:rPr>
           <w:spacing w:val="-10"/>
         </w:rPr>
-        <w:t> </w:t>
-      </w:r>
-      <w:r>
-        <w:rPr/>
+        <w:t xml:space="preserve"> </w:t>
+      </w:r>
+      <w:r>
         <w:t>"Nenhuma</w:t>
       </w:r>
       <w:r>
         <w:rPr>
           <w:spacing w:val="-8"/>
         </w:rPr>
-        <w:t> </w:t>
-      </w:r>
-      <w:r>
-        <w:rPr/>
+        <w:t xml:space="preserve"> </w:t>
+      </w:r>
+      <w:r>
         <w:t>ferramenta</w:t>
       </w:r>
       <w:r>
         <w:rPr>
           <w:spacing w:val="-8"/>
         </w:rPr>
-        <w:t> </w:t>
-      </w:r>
-      <w:r>
-        <w:rPr/>
+        <w:t xml:space="preserve"> </w:t>
+      </w:r>
+      <w:r>
         <w:t>de</w:t>
       </w:r>
       <w:r>
         <w:rPr>
           <w:spacing w:val="-8"/>
         </w:rPr>
-        <w:t> </w:t>
-      </w:r>
-      <w:r>
-        <w:rPr/>
+        <w:t xml:space="preserve"> </w:t>
+      </w:r>
+      <w:r>
         <w:t>Inteligência</w:t>
       </w:r>
       <w:r>
         <w:rPr>
           <w:spacing w:val="-8"/>
         </w:rPr>
-        <w:t> </w:t>
-      </w:r>
-      <w:r>
-        <w:rPr/>
+        <w:t xml:space="preserve"> </w:t>
+      </w:r>
+      <w:r>
         <w:t>Artificial</w:t>
       </w:r>
       <w:r>
         <w:rPr>
           <w:spacing w:val="-8"/>
         </w:rPr>
-        <w:t> </w:t>
-      </w:r>
-      <w:r>
-        <w:rPr/>
+        <w:t xml:space="preserve"> </w:t>
+      </w:r>
+      <w:r>
         <w:t>será</w:t>
       </w:r>
       <w:r>
         <w:rPr>
           <w:spacing w:val="-8"/>
         </w:rPr>
-        <w:t> </w:t>
-      </w:r>
-      <w:r>
-        <w:rPr/>
+        <w:t xml:space="preserve"> </w:t>
+      </w:r>
+      <w:r>
         <w:t>utilizada</w:t>
       </w:r>
       <w:r>
         <w:rPr>
           <w:spacing w:val="-8"/>
         </w:rPr>
-        <w:t> </w:t>
-      </w:r>
-      <w:r>
-        <w:rPr/>
+        <w:t xml:space="preserve"> </w:t>
+      </w:r>
+      <w:r>
         <w:t>neste</w:t>
       </w:r>
       <w:r>
         <w:rPr>
           <w:spacing w:val="-7"/>
         </w:rPr>
-        <w:t> </w:t>
+        <w:t xml:space="preserve"> </w:t>
       </w:r>
       <w:r>
         <w:rPr>
@@ -4506,18 +4787,15 @@
     </w:p>
     <w:p>
       <w:pPr>
-        <w:spacing w:line="256" w:lineRule="auto" w:before="0"/>
-        <w:ind w:left="0" w:right="449" w:firstLine="0"/>
-        <w:jc w:val="left"/>
+        <w:spacing w:line="256" w:lineRule="auto"/>
+        <w:ind w:right="449"/>
         <w:rPr>
           <w:i/>
-          <w:sz w:val="22"/>
         </w:rPr>
       </w:pPr>
       <w:r>
         <w:rPr>
           <w:i/>
-          <w:sz w:val="22"/>
         </w:rPr>
         <w:t>Este</w:t>
       </w:r>
@@ -4525,14 +4803,12 @@
         <w:rPr>
           <w:i/>
           <w:spacing w:val="-6"/>
-          <w:sz w:val="22"/>
-        </w:rPr>
-        <w:t> </w:t>
+        </w:rPr>
+        <w:t xml:space="preserve"> </w:t>
       </w:r>
       <w:r>
         <w:rPr>
           <w:i/>
-          <w:sz w:val="22"/>
         </w:rPr>
         <w:t>documento</w:t>
       </w:r>
@@ -4540,14 +4816,12 @@
         <w:rPr>
           <w:i/>
           <w:spacing w:val="-6"/>
-          <w:sz w:val="22"/>
-        </w:rPr>
-        <w:t> </w:t>
+        </w:rPr>
+        <w:t xml:space="preserve"> </w:t>
       </w:r>
       <w:r>
         <w:rPr>
           <w:i/>
-          <w:sz w:val="22"/>
         </w:rPr>
         <w:t>deve</w:t>
       </w:r>
@@ -4555,14 +4829,12 @@
         <w:rPr>
           <w:i/>
           <w:spacing w:val="-6"/>
-          <w:sz w:val="22"/>
-        </w:rPr>
-        <w:t> </w:t>
+        </w:rPr>
+        <w:t xml:space="preserve"> </w:t>
       </w:r>
       <w:r>
         <w:rPr>
           <w:i/>
-          <w:sz w:val="22"/>
         </w:rPr>
         <w:t>ser</w:t>
       </w:r>
@@ -4570,14 +4842,12 @@
         <w:rPr>
           <w:i/>
           <w:spacing w:val="-6"/>
-          <w:sz w:val="22"/>
-        </w:rPr>
-        <w:t> </w:t>
+        </w:rPr>
+        <w:t xml:space="preserve"> </w:t>
       </w:r>
       <w:r>
         <w:rPr>
           <w:i/>
-          <w:sz w:val="22"/>
         </w:rPr>
         <w:t>commitado</w:t>
       </w:r>
@@ -4585,14 +4855,12 @@
         <w:rPr>
           <w:i/>
           <w:spacing w:val="-6"/>
-          <w:sz w:val="22"/>
-        </w:rPr>
-        <w:t> </w:t>
+        </w:rPr>
+        <w:t xml:space="preserve"> </w:t>
       </w:r>
       <w:r>
         <w:rPr>
           <w:i/>
-          <w:sz w:val="22"/>
         </w:rPr>
         <w:t>na</w:t>
       </w:r>
@@ -4600,14 +4868,12 @@
         <w:rPr>
           <w:i/>
           <w:spacing w:val="-6"/>
-          <w:sz w:val="22"/>
-        </w:rPr>
-        <w:t> </w:t>
+        </w:rPr>
+        <w:t xml:space="preserve"> </w:t>
       </w:r>
       <w:r>
         <w:rPr>
           <w:i/>
-          <w:sz w:val="22"/>
         </w:rPr>
         <w:t>raiz</w:t>
       </w:r>
@@ -4615,14 +4881,12 @@
         <w:rPr>
           <w:i/>
           <w:spacing w:val="-6"/>
-          <w:sz w:val="22"/>
-        </w:rPr>
-        <w:t> </w:t>
+        </w:rPr>
+        <w:t xml:space="preserve"> </w:t>
       </w:r>
       <w:r>
         <w:rPr>
           <w:i/>
-          <w:sz w:val="22"/>
         </w:rPr>
         <w:t>do</w:t>
       </w:r>
@@ -4630,14 +4894,12 @@
         <w:rPr>
           <w:i/>
           <w:spacing w:val="-6"/>
-          <w:sz w:val="22"/>
-        </w:rPr>
-        <w:t> </w:t>
+        </w:rPr>
+        <w:t xml:space="preserve"> </w:t>
       </w:r>
       <w:r>
         <w:rPr>
           <w:i/>
-          <w:sz w:val="22"/>
         </w:rPr>
         <w:t>repositório</w:t>
       </w:r>
@@ -4645,14 +4907,12 @@
         <w:rPr>
           <w:i/>
           <w:spacing w:val="-6"/>
-          <w:sz w:val="22"/>
-        </w:rPr>
-        <w:t> </w:t>
+        </w:rPr>
+        <w:t xml:space="preserve"> </w:t>
       </w:r>
       <w:r>
         <w:rPr>
           <w:i/>
-          <w:sz w:val="22"/>
         </w:rPr>
         <w:t>como</w:t>
       </w:r>
@@ -4660,14 +4920,12 @@
         <w:rPr>
           <w:i/>
           <w:spacing w:val="-6"/>
-          <w:sz w:val="22"/>
-        </w:rPr>
-        <w:t> </w:t>
+        </w:rPr>
+        <w:t xml:space="preserve"> </w:t>
       </w:r>
       <w:r>
         <w:rPr>
           <w:i/>
-          <w:sz w:val="22"/>
         </w:rPr>
         <w:t>STACK.docx</w:t>
       </w:r>
@@ -4675,14 +4933,12 @@
         <w:rPr>
           <w:i/>
           <w:spacing w:val="-6"/>
-          <w:sz w:val="22"/>
-        </w:rPr>
-        <w:t> </w:t>
+        </w:rPr>
+        <w:t xml:space="preserve"> </w:t>
       </w:r>
       <w:r>
         <w:rPr>
           <w:i/>
-          <w:sz w:val="22"/>
         </w:rPr>
         <w:t>e</w:t>
       </w:r>
@@ -4690,40 +4946,39 @@
         <w:rPr>
           <w:i/>
           <w:spacing w:val="-6"/>
-          <w:sz w:val="22"/>
-        </w:rPr>
-        <w:t> </w:t>
+        </w:rPr>
+        <w:t xml:space="preserve"> </w:t>
       </w:r>
       <w:r>
         <w:rPr>
           <w:i/>
-          <w:sz w:val="22"/>
-        </w:rPr>
-        <w:t>mantido atualizado ao longo da Etapa 3. Alterações de pilha devem ser registradas com data e </w:t>
+        </w:rPr>
+        <w:t xml:space="preserve">mantido atualizado ao longo da Etapa 3. Alterações de pilha devem ser registradas com data e </w:t>
       </w:r>
       <w:r>
         <w:rPr>
           <w:i/>
           <w:spacing w:val="-2"/>
-          <w:sz w:val="22"/>
         </w:rPr>
         <w:t>justificativa.</w:t>
       </w:r>
     </w:p>
     <w:sectPr>
       <w:pgSz w:w="12240" w:h="15840"/>
-      <w:pgMar w:top="1380" w:bottom="280" w:left="1440" w:right="1080"/>
+      <w:pgMar w:top="1380" w:right="1080" w:bottom="280" w:left="1440" w:header="720" w:footer="720" w:gutter="0"/>
+      <w:cols w:space="720"/>
     </w:sectPr>
   </w:body>
 </w:document>
 </file>
 
 <file path=word/numbering.xml><?xml version="1.0" encoding="utf-8"?>
-<w:numbering xmlns:ve="http://schemas.openxmlformats.org/markup-compatibility/2006" xmlns:o="urn:schemas-microsoft-com:office:office" xmlns:r="http://schemas.openxmlformats.org/officeDocument/2006/relationships" xmlns:m="http://schemas.openxmlformats.org/officeDocument/2006/math" xmlns:v="urn:schemas-microsoft-com:vml" xmlns:wp="http://schemas.openxmlformats.org/drawingml/2006/wordprocessingDrawing" xmlns:w10="urn:schemas-microsoft-com:office:word" xmlns:w="http://schemas.openxmlformats.org/wordprocessingml/2006/main" xmlns:wne="http://schemas.microsoft.com/office/word/2006/wordml">
-  <w:abstractNum w:abstractNumId="0">
+<w:numbering xmlns:wpc="http://schemas.microsoft.com/office/word/2010/wordprocessingCanvas" xmlns:cx="http://schemas.microsoft.com/office/drawing/2014/chartex" xmlns:cx1="http://schemas.microsoft.com/office/drawing/2015/9/8/chartex" xmlns:cx2="http://schemas.microsoft.com/office/drawing/2015/10/21/chartex" xmlns:cx3="http://schemas.microsoft.com/office/drawing/2016/5/9/chartex" xmlns:cx4="http://schemas.microsoft.com/office/drawing/2016/5/10/chartex" xmlns:cx5="http://schemas.microsoft.com/office/drawing/2016/5/11/chartex" xmlns:cx6="http://schemas.microsoft.com/office/drawing/2016/5/12/chartex" xmlns:cx7="http://schemas.microsoft.com/office/drawing/2016/5/13/chartex" xmlns:cx8="http://schemas.microsoft.com/office/drawing/2016/5/14/chartex" xmlns:mc="http://schemas.openxmlformats.org/markup-compatibility/2006" xmlns:aink="http://schemas.microsoft.com/office/drawing/2016/ink" xmlns:am3d="http://schemas.microsoft.com/office/drawing/2017/model3d" xmlns:o="urn:schemas-microsoft-com:office:office" xmlns:oel="http://schemas.microsoft.com/office/2019/extlst" xmlns:r="http://schemas.openxmlformats.org/officeDocument/2006/relationships" xmlns:m="http://schemas.openxmlformats.org/officeDocument/2006/math" xmlns:v="urn:schemas-microsoft-com:vml" xmlns:wp14="http://schemas.microsoft.com/office/word/2010/wordprocessingDrawing" xmlns:wp="http://schemas.openxmlformats.org/drawingml/2006/wordprocessingDrawing" xmlns:w10="urn:schemas-microsoft-com:office:word" xmlns:w="http://schemas.openxmlformats.org/wordprocessingml/2006/main" xmlns:w14="http://schemas.microsoft.com/office/word/2010/wordml" xmlns:w15="http://schemas.microsoft.com/office/word/2012/wordml" xmlns:w16cex="http://schemas.microsoft.com/office/word/2018/wordml/cex" xmlns:w16cid="http://schemas.microsoft.com/office/word/2016/wordml/cid" xmlns:w16="http://schemas.microsoft.com/office/word/2018/wordml" xmlns:w16du="http://schemas.microsoft.com/office/word/2023/wordml/word16du" xmlns:w16sdtdh="http://schemas.microsoft.com/office/word/2020/wordml/sdtdatahash" xmlns:w16sdtfl="http://schemas.microsoft.com/office/word/2024/wordml/sdtformatlock" xmlns:w16se="http://schemas.microsoft.com/office/word/2015/wordml/symex" xmlns:wpg="http://schemas.microsoft.com/office/word/2010/wordprocessingGroup" xmlns:wpi="http://schemas.microsoft.com/office/word/2010/wordprocessingInk" xmlns:wne="http://schemas.microsoft.com/office/word/2006/wordml" xmlns:wps="http://schemas.microsoft.com/office/word/2010/wordprocessingShape" mc:Ignorable="w14 w15 w16se w16cid w16 w16cex w16sdtdh w16sdtfl w16du wp14">
+  <w:abstractNum w:abstractNumId="0" w15:restartNumberingAfterBreak="0">
+    <w:nsid w:val="0CA660E5"/>
     <w:multiLevelType w:val="hybridMultilevel"/>
-    <w:lvl w:ilvl="0">
-      <w:start w:val="0"/>
+    <w:tmpl w:val="F8C8BAAC"/>
+    <w:lvl w:ilvl="0" w:tplc="CED65D26">
       <w:numFmt w:val="bullet"/>
       <w:lvlText w:val="●"/>
       <w:lvlJc w:val="left"/>
@@ -4731,7 +4986,7 @@
         <w:ind w:left="600" w:hanging="360"/>
       </w:pPr>
       <w:rPr>
-        <w:rFonts w:hint="default" w:ascii="Arial" w:hAnsi="Arial" w:eastAsia="Arial" w:cs="Arial"/>
+        <w:rFonts w:ascii="Arial" w:eastAsia="Arial" w:hAnsi="Arial" w:cs="Arial" w:hint="default"/>
         <w:b w:val="0"/>
         <w:bCs w:val="0"/>
         <w:i w:val="0"/>
@@ -4743,8 +4998,7 @@
         <w:lang w:val="pt-PT" w:eastAsia="en-US" w:bidi="ar-SA"/>
       </w:rPr>
     </w:lvl>
-    <w:lvl w:ilvl="1">
-      <w:start w:val="0"/>
+    <w:lvl w:ilvl="1" w:tplc="18B8C6F0">
       <w:numFmt w:val="bullet"/>
       <w:lvlText w:val="•"/>
       <w:lvlJc w:val="left"/>
@@ -4756,8 +5010,7 @@
         <w:lang w:val="pt-PT" w:eastAsia="en-US" w:bidi="ar-SA"/>
       </w:rPr>
     </w:lvl>
-    <w:lvl w:ilvl="2">
-      <w:start w:val="0"/>
+    <w:lvl w:ilvl="2" w:tplc="8F52BAAA">
       <w:numFmt w:val="bullet"/>
       <w:lvlText w:val="•"/>
       <w:lvlJc w:val="left"/>
@@ -4769,8 +5022,7 @@
         <w:lang w:val="pt-PT" w:eastAsia="en-US" w:bidi="ar-SA"/>
       </w:rPr>
     </w:lvl>
-    <w:lvl w:ilvl="3">
-      <w:start w:val="0"/>
+    <w:lvl w:ilvl="3" w:tplc="7C9AC514">
       <w:numFmt w:val="bullet"/>
       <w:lvlText w:val="•"/>
       <w:lvlJc w:val="left"/>
@@ -4782,8 +5034,7 @@
         <w:lang w:val="pt-PT" w:eastAsia="en-US" w:bidi="ar-SA"/>
       </w:rPr>
     </w:lvl>
-    <w:lvl w:ilvl="4">
-      <w:start w:val="0"/>
+    <w:lvl w:ilvl="4" w:tplc="2E6A1F4C">
       <w:numFmt w:val="bullet"/>
       <w:lvlText w:val="•"/>
       <w:lvlJc w:val="left"/>
@@ -4795,8 +5046,7 @@
         <w:lang w:val="pt-PT" w:eastAsia="en-US" w:bidi="ar-SA"/>
       </w:rPr>
     </w:lvl>
-    <w:lvl w:ilvl="5">
-      <w:start w:val="0"/>
+    <w:lvl w:ilvl="5" w:tplc="15A49AD2">
       <w:numFmt w:val="bullet"/>
       <w:lvlText w:val="•"/>
       <w:lvlJc w:val="left"/>
@@ -4808,8 +5058,7 @@
         <w:lang w:val="pt-PT" w:eastAsia="en-US" w:bidi="ar-SA"/>
       </w:rPr>
     </w:lvl>
-    <w:lvl w:ilvl="6">
-      <w:start w:val="0"/>
+    <w:lvl w:ilvl="6" w:tplc="D63E86FC">
       <w:numFmt w:val="bullet"/>
       <w:lvlText w:val="•"/>
       <w:lvlJc w:val="left"/>
@@ -4821,8 +5070,7 @@
         <w:lang w:val="pt-PT" w:eastAsia="en-US" w:bidi="ar-SA"/>
       </w:rPr>
     </w:lvl>
-    <w:lvl w:ilvl="7">
-      <w:start w:val="0"/>
+    <w:lvl w:ilvl="7" w:tplc="F078E2A6">
       <w:numFmt w:val="bullet"/>
       <w:lvlText w:val="•"/>
       <w:lvlJc w:val="left"/>
@@ -4834,8 +5082,7 @@
         <w:lang w:val="pt-PT" w:eastAsia="en-US" w:bidi="ar-SA"/>
       </w:rPr>
     </w:lvl>
-    <w:lvl w:ilvl="8">
-      <w:start w:val="0"/>
+    <w:lvl w:ilvl="8" w:tplc="B38ED220">
       <w:numFmt w:val="bullet"/>
       <w:lvlText w:val="•"/>
       <w:lvlJc w:val="left"/>
@@ -4848,21 +5095,21 @@
       </w:rPr>
     </w:lvl>
   </w:abstractNum>
-  <w:num w:numId="1">
+  <w:num w:numId="1" w16cid:durableId="1103305118">
     <w:abstractNumId w:val="0"/>
   </w:num>
 </w:numbering>
 </file>
 
 <file path=word/styles.xml><?xml version="1.0" encoding="utf-8"?>
-<w:styles xmlns:r="http://schemas.openxmlformats.org/officeDocument/2006/relationships" xmlns:w="http://schemas.openxmlformats.org/wordprocessingml/2006/main">
+<w:styles xmlns:mc="http://schemas.openxmlformats.org/markup-compatibility/2006" xmlns:r="http://schemas.openxmlformats.org/officeDocument/2006/relationships" xmlns:w="http://schemas.openxmlformats.org/wordprocessingml/2006/main" xmlns:w14="http://schemas.microsoft.com/office/word/2010/wordml" xmlns:w15="http://schemas.microsoft.com/office/word/2012/wordml" xmlns:w16cex="http://schemas.microsoft.com/office/word/2018/wordml/cex" xmlns:w16cid="http://schemas.microsoft.com/office/word/2016/wordml/cid" xmlns:w16="http://schemas.microsoft.com/office/word/2018/wordml" xmlns:w16du="http://schemas.microsoft.com/office/word/2023/wordml/word16du" xmlns:w16sdtdh="http://schemas.microsoft.com/office/word/2020/wordml/sdtdatahash" xmlns:w16sdtfl="http://schemas.microsoft.com/office/word/2024/wordml/sdtformatlock" xmlns:w16se="http://schemas.microsoft.com/office/word/2015/wordml/symex" mc:Ignorable="w14 w15 w16se w16cid w16 w16cex w16sdtdh w16sdtfl w16du">
   <w:docDefaults>
     <w:rPrDefault>
       <w:rPr>
-        <w:rFonts w:cstheme="minorBidi" w:hAnsiTheme="minorHAnsi" w:eastAsiaTheme="minorHAnsi" w:asciiTheme="minorHAnsi"/>
+        <w:rFonts w:asciiTheme="minorHAnsi" w:eastAsiaTheme="minorHAnsi" w:hAnsiTheme="minorHAnsi" w:cstheme="minorBidi"/>
         <w:sz w:val="22"/>
         <w:szCs w:val="22"/>
-        <w:lang w:val="en-US" w:bidi="ar-SA" w:eastAsia="en-US"/>
+        <w:lang w:val="en-US" w:eastAsia="en-US" w:bidi="ar-SA"/>
       </w:rPr>
     </w:rPrDefault>
     <w:pPrDefault>
@@ -4870,51 +5117,472 @@
         <w:widowControl w:val="0"/>
         <w:autoSpaceDE w:val="0"/>
         <w:autoSpaceDN w:val="0"/>
-        <w:spacing w:lineRule="auto" w:line="240" w:before="0" w:after="0"/>
-        <w:ind w:left="0" w:right="0"/>
-        <w:jc w:val="left"/>
       </w:pPr>
     </w:pPrDefault>
   </w:docDefaults>
-  <w:style w:styleId="DefaultParagraphFont" w:default="1" w:type="character">
+  <w:latentStyles w:defLockedState="0" w:defUIPriority="99" w:defSemiHidden="0" w:defUnhideWhenUsed="0" w:defQFormat="0" w:count="376">
+    <w:lsdException w:name="Normal" w:uiPriority="0" w:qFormat="1"/>
+    <w:lsdException w:name="heading 1" w:uiPriority="9" w:qFormat="1"/>
+    <w:lsdException w:name="heading 2" w:semiHidden="1" w:uiPriority="9" w:unhideWhenUsed="1" w:qFormat="1"/>
+    <w:lsdException w:name="heading 3" w:semiHidden="1" w:uiPriority="9" w:unhideWhenUsed="1" w:qFormat="1"/>
+    <w:lsdException w:name="heading 4" w:semiHidden="1" w:uiPriority="9" w:unhideWhenUsed="1" w:qFormat="1"/>
+    <w:lsdException w:name="heading 5" w:semiHidden="1" w:uiPriority="9" w:unhideWhenUsed="1" w:qFormat="1"/>
+    <w:lsdException w:name="heading 6" w:semiHidden="1" w:uiPriority="9" w:unhideWhenUsed="1" w:qFormat="1"/>
+    <w:lsdException w:name="heading 7" w:semiHidden="1" w:uiPriority="9" w:unhideWhenUsed="1" w:qFormat="1"/>
+    <w:lsdException w:name="heading 8" w:semiHidden="1" w:uiPriority="9" w:unhideWhenUsed="1" w:qFormat="1"/>
+    <w:lsdException w:name="heading 9" w:semiHidden="1" w:uiPriority="9" w:unhideWhenUsed="1" w:qFormat="1"/>
+    <w:lsdException w:name="index 1" w:semiHidden="1" w:unhideWhenUsed="1"/>
+    <w:lsdException w:name="index 2" w:semiHidden="1" w:unhideWhenUsed="1"/>
+    <w:lsdException w:name="index 3" w:semiHidden="1" w:unhideWhenUsed="1"/>
+    <w:lsdException w:name="index 4" w:semiHidden="1" w:unhideWhenUsed="1"/>
+    <w:lsdException w:name="index 5" w:semiHidden="1" w:unhideWhenUsed="1"/>
+    <w:lsdException w:name="index 6" w:semiHidden="1" w:unhideWhenUsed="1"/>
+    <w:lsdException w:name="index 7" w:semiHidden="1" w:unhideWhenUsed="1"/>
+    <w:lsdException w:name="index 8" w:semiHidden="1" w:unhideWhenUsed="1"/>
+    <w:lsdException w:name="index 9" w:semiHidden="1" w:unhideWhenUsed="1"/>
+    <w:lsdException w:name="toc 1" w:semiHidden="1" w:uiPriority="39" w:unhideWhenUsed="1"/>
+    <w:lsdException w:name="toc 2" w:semiHidden="1" w:uiPriority="39" w:unhideWhenUsed="1"/>
+    <w:lsdException w:name="toc 3" w:semiHidden="1" w:uiPriority="39" w:unhideWhenUsed="1"/>
+    <w:lsdException w:name="toc 4" w:semiHidden="1" w:uiPriority="39" w:unhideWhenUsed="1"/>
+    <w:lsdException w:name="toc 5" w:semiHidden="1" w:uiPriority="39" w:unhideWhenUsed="1"/>
+    <w:lsdException w:name="toc 6" w:semiHidden="1" w:uiPriority="39" w:unhideWhenUsed="1"/>
+    <w:lsdException w:name="toc 7" w:semiHidden="1" w:uiPriority="39" w:unhideWhenUsed="1"/>
+    <w:lsdException w:name="toc 8" w:semiHidden="1" w:uiPriority="39" w:unhideWhenUsed="1"/>
+    <w:lsdException w:name="toc 9" w:semiHidden="1" w:uiPriority="39" w:unhideWhenUsed="1"/>
+    <w:lsdException w:name="Normal Indent" w:semiHidden="1" w:unhideWhenUsed="1"/>
+    <w:lsdException w:name="footnote text" w:semiHidden="1" w:unhideWhenUsed="1"/>
+    <w:lsdException w:name="annotation text" w:semiHidden="1" w:unhideWhenUsed="1"/>
+    <w:lsdException w:name="header" w:semiHidden="1" w:unhideWhenUsed="1"/>
+    <w:lsdException w:name="footer" w:semiHidden="1" w:unhideWhenUsed="1"/>
+    <w:lsdException w:name="index heading" w:semiHidden="1" w:unhideWhenUsed="1"/>
+    <w:lsdException w:name="caption" w:semiHidden="1" w:uiPriority="35" w:unhideWhenUsed="1" w:qFormat="1"/>
+    <w:lsdException w:name="table of figures" w:semiHidden="1" w:unhideWhenUsed="1"/>
+    <w:lsdException w:name="envelope address" w:semiHidden="1" w:unhideWhenUsed="1"/>
+    <w:lsdException w:name="envelope return" w:semiHidden="1" w:unhideWhenUsed="1"/>
+    <w:lsdException w:name="footnote reference" w:semiHidden="1" w:unhideWhenUsed="1"/>
+    <w:lsdException w:name="annotation reference" w:semiHidden="1" w:unhideWhenUsed="1"/>
+    <w:lsdException w:name="line number" w:semiHidden="1" w:unhideWhenUsed="1"/>
+    <w:lsdException w:name="page number" w:semiHidden="1" w:unhideWhenUsed="1"/>
+    <w:lsdException w:name="endnote reference" w:semiHidden="1" w:unhideWhenUsed="1"/>
+    <w:lsdException w:name="endnote text" w:semiHidden="1" w:unhideWhenUsed="1"/>
+    <w:lsdException w:name="table of authorities" w:semiHidden="1" w:unhideWhenUsed="1"/>
+    <w:lsdException w:name="macro" w:semiHidden="1" w:unhideWhenUsed="1"/>
+    <w:lsdException w:name="toa heading" w:semiHidden="1" w:unhideWhenUsed="1"/>
+    <w:lsdException w:name="List" w:semiHidden="1" w:unhideWhenUsed="1"/>
+    <w:lsdException w:name="List Bullet" w:semiHidden="1" w:unhideWhenUsed="1"/>
+    <w:lsdException w:name="List Number" w:semiHidden="1" w:unhideWhenUsed="1"/>
+    <w:lsdException w:name="List 2" w:semiHidden="1" w:unhideWhenUsed="1"/>
+    <w:lsdException w:name="List 3" w:semiHidden="1" w:unhideWhenUsed="1"/>
+    <w:lsdException w:name="List 4" w:semiHidden="1" w:unhideWhenUsed="1"/>
+    <w:lsdException w:name="List 5" w:semiHidden="1" w:unhideWhenUsed="1"/>
+    <w:lsdException w:name="List Bullet 2" w:semiHidden="1" w:unhideWhenUsed="1"/>
+    <w:lsdException w:name="List Bullet 3" w:semiHidden="1" w:unhideWhenUsed="1"/>
+    <w:lsdException w:name="List Bullet 4" w:semiHidden="1" w:unhideWhenUsed="1"/>
+    <w:lsdException w:name="List Bullet 5" w:semiHidden="1" w:unhideWhenUsed="1"/>
+    <w:lsdException w:name="List Number 2" w:semiHidden="1" w:unhideWhenUsed="1"/>
+    <w:lsdException w:name="List Number 3" w:semiHidden="1" w:unhideWhenUsed="1"/>
+    <w:lsdException w:name="List Number 4" w:semiHidden="1" w:unhideWhenUsed="1"/>
+    <w:lsdException w:name="List Number 5" w:semiHidden="1" w:unhideWhenUsed="1"/>
+    <w:lsdException w:name="Title" w:uiPriority="10" w:qFormat="1"/>
+    <w:lsdException w:name="Closing" w:semiHidden="1" w:unhideWhenUsed="1"/>
+    <w:lsdException w:name="Signature" w:semiHidden="1" w:unhideWhenUsed="1"/>
+    <w:lsdException w:name="Default Paragraph Font" w:semiHidden="1" w:uiPriority="1" w:unhideWhenUsed="1"/>
+    <w:lsdException w:name="Body Text" w:semiHidden="1" w:unhideWhenUsed="1"/>
+    <w:lsdException w:name="Body Text Indent" w:semiHidden="1" w:unhideWhenUsed="1"/>
+    <w:lsdException w:name="List Continue" w:semiHidden="1" w:unhideWhenUsed="1"/>
+    <w:lsdException w:name="List Continue 2" w:semiHidden="1" w:unhideWhenUsed="1"/>
+    <w:lsdException w:name="List Continue 3" w:semiHidden="1" w:unhideWhenUsed="1"/>
+    <w:lsdException w:name="List Continue 4" w:semiHidden="1" w:unhideWhenUsed="1"/>
+    <w:lsdException w:name="List Continue 5" w:semiHidden="1" w:unhideWhenUsed="1"/>
+    <w:lsdException w:name="Message Header" w:semiHidden="1" w:unhideWhenUsed="1"/>
+    <w:lsdException w:name="Subtitle" w:uiPriority="11" w:qFormat="1"/>
+    <w:lsdException w:name="Salutation" w:semiHidden="1" w:unhideWhenUsed="1"/>
+    <w:lsdException w:name="Date" w:semiHidden="1" w:unhideWhenUsed="1"/>
+    <w:lsdException w:name="Body Text First Indent" w:semiHidden="1" w:unhideWhenUsed="1"/>
+    <w:lsdException w:name="Body Text First Indent 2" w:semiHidden="1" w:unhideWhenUsed="1"/>
+    <w:lsdException w:name="Note Heading" w:semiHidden="1" w:unhideWhenUsed="1"/>
+    <w:lsdException w:name="Body Text 2" w:semiHidden="1" w:unhideWhenUsed="1"/>
+    <w:lsdException w:name="Body Text 3" w:semiHidden="1" w:unhideWhenUsed="1"/>
+    <w:lsdException w:name="Body Text Indent 2" w:semiHidden="1" w:unhideWhenUsed="1"/>
+    <w:lsdException w:name="Body Text Indent 3" w:semiHidden="1" w:unhideWhenUsed="1"/>
+    <w:lsdException w:name="Block Text" w:semiHidden="1" w:unhideWhenUsed="1"/>
+    <w:lsdException w:name="Hyperlink" w:semiHidden="1" w:unhideWhenUsed="1"/>
+    <w:lsdException w:name="FollowedHyperlink" w:semiHidden="1" w:unhideWhenUsed="1"/>
+    <w:lsdException w:name="Strong" w:uiPriority="22" w:qFormat="1"/>
+    <w:lsdException w:name="Emphasis" w:uiPriority="20" w:qFormat="1"/>
+    <w:lsdException w:name="Document Map" w:semiHidden="1" w:unhideWhenUsed="1"/>
+    <w:lsdException w:name="Plain Text" w:semiHidden="1" w:unhideWhenUsed="1"/>
+    <w:lsdException w:name="E-mail Signature" w:semiHidden="1" w:unhideWhenUsed="1"/>
+    <w:lsdException w:name="HTML Top of Form" w:semiHidden="1" w:unhideWhenUsed="1"/>
+    <w:lsdException w:name="HTML Bottom of Form" w:semiHidden="1" w:unhideWhenUsed="1"/>
+    <w:lsdException w:name="Normal (Web)" w:semiHidden="1" w:unhideWhenUsed="1"/>
+    <w:lsdException w:name="HTML Acronym" w:semiHidden="1" w:unhideWhenUsed="1"/>
+    <w:lsdException w:name="HTML Address" w:semiHidden="1" w:unhideWhenUsed="1"/>
+    <w:lsdException w:name="HTML Cite" w:semiHidden="1" w:unhideWhenUsed="1"/>
+    <w:lsdException w:name="HTML Code" w:semiHidden="1" w:unhideWhenUsed="1"/>
+    <w:lsdException w:name="HTML Definition" w:semiHidden="1" w:unhideWhenUsed="1"/>
+    <w:lsdException w:name="HTML Keyboard" w:semiHidden="1" w:unhideWhenUsed="1"/>
+    <w:lsdException w:name="HTML Preformatted" w:semiHidden="1" w:unhideWhenUsed="1"/>
+    <w:lsdException w:name="HTML Sample" w:semiHidden="1" w:unhideWhenUsed="1"/>
+    <w:lsdException w:name="HTML Typewriter" w:semiHidden="1" w:unhideWhenUsed="1"/>
+    <w:lsdException w:name="HTML Variable" w:semiHidden="1" w:unhideWhenUsed="1"/>
+    <w:lsdException w:name="Normal Table" w:semiHidden="1" w:unhideWhenUsed="1"/>
+    <w:lsdException w:name="annotation subject" w:semiHidden="1" w:unhideWhenUsed="1"/>
+    <w:lsdException w:name="No List" w:semiHidden="1" w:unhideWhenUsed="1"/>
+    <w:lsdException w:name="Outline List 1" w:semiHidden="1" w:unhideWhenUsed="1"/>
+    <w:lsdException w:name="Outline List 2" w:semiHidden="1" w:unhideWhenUsed="1"/>
+    <w:lsdException w:name="Outline List 3" w:semiHidden="1" w:unhideWhenUsed="1"/>
+    <w:lsdException w:name="Table Simple 1" w:semiHidden="1" w:unhideWhenUsed="1"/>
+    <w:lsdException w:name="Table Simple 2" w:semiHidden="1" w:unhideWhenUsed="1"/>
+    <w:lsdException w:name="Table Simple 3" w:semiHidden="1" w:unhideWhenUsed="1"/>
+    <w:lsdException w:name="Table Classic 1" w:semiHidden="1" w:unhideWhenUsed="1"/>
+    <w:lsdException w:name="Table Classic 2" w:semiHidden="1" w:unhideWhenUsed="1"/>
+    <w:lsdException w:name="Table Classic 3" w:semiHidden="1" w:unhideWhenUsed="1"/>
+    <w:lsdException w:name="Table Classic 4" w:semiHidden="1" w:unhideWhenUsed="1"/>
+    <w:lsdException w:name="Table Colorful 1" w:semiHidden="1" w:unhideWhenUsed="1"/>
+    <w:lsdException w:name="Table Colorful 2" w:semiHidden="1" w:unhideWhenUsed="1"/>
+    <w:lsdException w:name="Table Colorful 3" w:semiHidden="1" w:unhideWhenUsed="1"/>
+    <w:lsdException w:name="Table Columns 1" w:semiHidden="1" w:unhideWhenUsed="1"/>
+    <w:lsdException w:name="Table Columns 2" w:semiHidden="1" w:unhideWhenUsed="1"/>
+    <w:lsdException w:name="Table Columns 3" w:semiHidden="1" w:unhideWhenUsed="1"/>
+    <w:lsdException w:name="Table Columns 4" w:semiHidden="1" w:unhideWhenUsed="1"/>
+    <w:lsdException w:name="Table Columns 5" w:semiHidden="1" w:unhideWhenUsed="1"/>
+    <w:lsdException w:name="Table Grid 1" w:semiHidden="1" w:unhideWhenUsed="1"/>
+    <w:lsdException w:name="Table Grid 2" w:semiHidden="1" w:unhideWhenUsed="1"/>
+    <w:lsdException w:name="Table Grid 3" w:semiHidden="1" w:unhideWhenUsed="1"/>
+    <w:lsdException w:name="Table Grid 4" w:semiHidden="1" w:unhideWhenUsed="1"/>
+    <w:lsdException w:name="Table Grid 5" w:semiHidden="1" w:unhideWhenUsed="1"/>
+    <w:lsdException w:name="Table Grid 6" w:semiHidden="1" w:unhideWhenUsed="1"/>
+    <w:lsdException w:name="Table Grid 7" w:semiHidden="1" w:unhideWhenUsed="1"/>
+    <w:lsdException w:name="Table Grid 8" w:semiHidden="1" w:unhideWhenUsed="1"/>
+    <w:lsdException w:name="Table List 1" w:semiHidden="1" w:unhideWhenUsed="1"/>
+    <w:lsdException w:name="Table List 2" w:semiHidden="1" w:unhideWhenUsed="1"/>
+    <w:lsdException w:name="Table List 3" w:semiHidden="1" w:unhideWhenUsed="1"/>
+    <w:lsdException w:name="Table List 4" w:semiHidden="1" w:unhideWhenUsed="1"/>
+    <w:lsdException w:name="Table List 5" w:semiHidden="1" w:unhideWhenUsed="1"/>
+    <w:lsdException w:name="Table List 6" w:semiHidden="1" w:unhideWhenUsed="1"/>
+    <w:lsdException w:name="Table List 7" w:semiHidden="1" w:unhideWhenUsed="1"/>
+    <w:lsdException w:name="Table List 8" w:semiHidden="1" w:unhideWhenUsed="1"/>
+    <w:lsdException w:name="Table 3D effects 1" w:semiHidden="1" w:unhideWhenUsed="1"/>
+    <w:lsdException w:name="Table 3D effects 2" w:semiHidden="1" w:unhideWhenUsed="1"/>
+    <w:lsdException w:name="Table 3D effects 3" w:semiHidden="1" w:unhideWhenUsed="1"/>
+    <w:lsdException w:name="Table Contemporary" w:semiHidden="1" w:unhideWhenUsed="1"/>
+    <w:lsdException w:name="Table Elegant" w:semiHidden="1" w:unhideWhenUsed="1"/>
+    <w:lsdException w:name="Table Professional" w:semiHidden="1" w:unhideWhenUsed="1"/>
+    <w:lsdException w:name="Table Subtle 1" w:semiHidden="1" w:unhideWhenUsed="1"/>
+    <w:lsdException w:name="Table Subtle 2" w:semiHidden="1" w:unhideWhenUsed="1"/>
+    <w:lsdException w:name="Table Web 1" w:semiHidden="1" w:unhideWhenUsed="1"/>
+    <w:lsdException w:name="Table Web 2" w:semiHidden="1" w:unhideWhenUsed="1"/>
+    <w:lsdException w:name="Table Web 3" w:semiHidden="1" w:unhideWhenUsed="1"/>
+    <w:lsdException w:name="Balloon Text" w:semiHidden="1" w:unhideWhenUsed="1"/>
+    <w:lsdException w:name="Table Grid" w:uiPriority="39"/>
+    <w:lsdException w:name="Table Theme" w:semiHidden="1" w:unhideWhenUsed="1"/>
+    <w:lsdException w:name="Placeholder Text" w:semiHidden="1"/>
+    <w:lsdException w:name="No Spacing" w:uiPriority="1" w:qFormat="1"/>
+    <w:lsdException w:name="Light Shading" w:uiPriority="60"/>
+    <w:lsdException w:name="Light List" w:uiPriority="61"/>
+    <w:lsdException w:name="Light Grid" w:uiPriority="62"/>
+    <w:lsdException w:name="Medium Shading 1" w:uiPriority="63"/>
+    <w:lsdException w:name="Medium Shading 2" w:uiPriority="64"/>
+    <w:lsdException w:name="Medium List 1" w:uiPriority="65"/>
+    <w:lsdException w:name="Medium List 2" w:uiPriority="66"/>
+    <w:lsdException w:name="Medium Grid 1" w:uiPriority="67"/>
+    <w:lsdException w:name="Medium Grid 2" w:uiPriority="68"/>
+    <w:lsdException w:name="Medium Grid 3" w:uiPriority="69"/>
+    <w:lsdException w:name="Dark List" w:uiPriority="70"/>
+    <w:lsdException w:name="Colorful Shading" w:uiPriority="71"/>
+    <w:lsdException w:name="Colorful List" w:uiPriority="72"/>
+    <w:lsdException w:name="Colorful Grid" w:uiPriority="73"/>
+    <w:lsdException w:name="Light Shading Accent 1" w:uiPriority="60"/>
+    <w:lsdException w:name="Light List Accent 1" w:uiPriority="61"/>
+    <w:lsdException w:name="Light Grid Accent 1" w:uiPriority="62"/>
+    <w:lsdException w:name="Medium Shading 1 Accent 1" w:uiPriority="63"/>
+    <w:lsdException w:name="Medium Shading 2 Accent 1" w:uiPriority="64"/>
+    <w:lsdException w:name="Medium List 1 Accent 1" w:uiPriority="65"/>
+    <w:lsdException w:name="Revision" w:semiHidden="1"/>
+    <w:lsdException w:name="List Paragraph" w:uiPriority="34" w:qFormat="1"/>
+    <w:lsdException w:name="Quote" w:uiPriority="29" w:qFormat="1"/>
+    <w:lsdException w:name="Intense Quote" w:uiPriority="30" w:qFormat="1"/>
+    <w:lsdException w:name="Medium List 2 Accent 1" w:uiPriority="66"/>
+    <w:lsdException w:name="Medium Grid 1 Accent 1" w:uiPriority="67"/>
+    <w:lsdException w:name="Medium Grid 2 Accent 1" w:uiPriority="68"/>
+    <w:lsdException w:name="Medium Grid 3 Accent 1" w:uiPriority="69"/>
+    <w:lsdException w:name="Dark List Accent 1" w:uiPriority="70"/>
+    <w:lsdException w:name="Colorful Shading Accent 1" w:uiPriority="71"/>
+    <w:lsdException w:name="Colorful List Accent 1" w:uiPriority="72"/>
+    <w:lsdException w:name="Colorful Grid Accent 1" w:uiPriority="73"/>
+    <w:lsdException w:name="Light Shading Accent 2" w:uiPriority="60"/>
+    <w:lsdException w:name="Light List Accent 2" w:uiPriority="61"/>
+    <w:lsdException w:name="Light Grid Accent 2" w:uiPriority="62"/>
+    <w:lsdException w:name="Medium Shading 1 Accent 2" w:uiPriority="63"/>
+    <w:lsdException w:name="Medium Shading 2 Accent 2" w:uiPriority="64"/>
+    <w:lsdException w:name="Medium List 1 Accent 2" w:uiPriority="65"/>
+    <w:lsdException w:name="Medium List 2 Accent 2" w:uiPriority="66"/>
+    <w:lsdException w:name="Medium Grid 1 Accent 2" w:uiPriority="67"/>
+    <w:lsdException w:name="Medium Grid 2 Accent 2" w:uiPriority="68"/>
+    <w:lsdException w:name="Medium Grid 3 Accent 2" w:uiPriority="69"/>
+    <w:lsdException w:name="Dark List Accent 2" w:uiPriority="70"/>
+    <w:lsdException w:name="Colorful Shading Accent 2" w:uiPriority="71"/>
+    <w:lsdException w:name="Colorful List Accent 2" w:uiPriority="72"/>
+    <w:lsdException w:name="Colorful Grid Accent 2" w:uiPriority="73"/>
+    <w:lsdException w:name="Light Shading Accent 3" w:uiPriority="60"/>
+    <w:lsdException w:name="Light List Accent 3" w:uiPriority="61"/>
+    <w:lsdException w:name="Light Grid Accent 3" w:uiPriority="62"/>
+    <w:lsdException w:name="Medium Shading 1 Accent 3" w:uiPriority="63"/>
+    <w:lsdException w:name="Medium Shading 2 Accent 3" w:uiPriority="64"/>
+    <w:lsdException w:name="Medium List 1 Accent 3" w:uiPriority="65"/>
+    <w:lsdException w:name="Medium List 2 Accent 3" w:uiPriority="66"/>
+    <w:lsdException w:name="Medium Grid 1 Accent 3" w:uiPriority="67"/>
+    <w:lsdException w:name="Medium Grid 2 Accent 3" w:uiPriority="68"/>
+    <w:lsdException w:name="Medium Grid 3 Accent 3" w:uiPriority="69"/>
+    <w:lsdException w:name="Dark List Accent 3" w:uiPriority="70"/>
+    <w:lsdException w:name="Colorful Shading Accent 3" w:uiPriority="71"/>
+    <w:lsdException w:name="Colorful List Accent 3" w:uiPriority="72"/>
+    <w:lsdException w:name="Colorful Grid Accent 3" w:uiPriority="73"/>
+    <w:lsdException w:name="Light Shading Accent 4" w:uiPriority="60"/>
+    <w:lsdException w:name="Light List Accent 4" w:uiPriority="61"/>
+    <w:lsdException w:name="Light Grid Accent 4" w:uiPriority="62"/>
+    <w:lsdException w:name="Medium Shading 1 Accent 4" w:uiPriority="63"/>
+    <w:lsdException w:name="Medium Shading 2 Accent 4" w:uiPriority="64"/>
+    <w:lsdException w:name="Medium List 1 Accent 4" w:uiPriority="65"/>
+    <w:lsdException w:name="Medium List 2 Accent 4" w:uiPriority="66"/>
+    <w:lsdException w:name="Medium Grid 1 Accent 4" w:uiPriority="67"/>
+    <w:lsdException w:name="Medium Grid 2 Accent 4" w:uiPriority="68"/>
+    <w:lsdException w:name="Medium Grid 3 Accent 4" w:uiPriority="69"/>
+    <w:lsdException w:name="Dark List Accent 4" w:uiPriority="70"/>
+    <w:lsdException w:name="Colorful Shading Accent 4" w:uiPriority="71"/>
+    <w:lsdException w:name="Colorful List Accent 4" w:uiPriority="72"/>
+    <w:lsdException w:name="Colorful Grid Accent 4" w:uiPriority="73"/>
+    <w:lsdException w:name="Light Shading Accent 5" w:uiPriority="60"/>
+    <w:lsdException w:name="Light List Accent 5" w:uiPriority="61"/>
+    <w:lsdException w:name="Light Grid Accent 5" w:uiPriority="62"/>
+    <w:lsdException w:name="Medium Shading 1 Accent 5" w:uiPriority="63"/>
+    <w:lsdException w:name="Medium Shading 2 Accent 5" w:uiPriority="64"/>
+    <w:lsdException w:name="Medium List 1 Accent 5" w:uiPriority="65"/>
+    <w:lsdException w:name="Medium List 2 Accent 5" w:uiPriority="66"/>
+    <w:lsdException w:name="Medium Grid 1 Accent 5" w:uiPriority="67"/>
+    <w:lsdException w:name="Medium Grid 2 Accent 5" w:uiPriority="68"/>
+    <w:lsdException w:name="Medium Grid 3 Accent 5" w:uiPriority="69"/>
+    <w:lsdException w:name="Dark List Accent 5" w:uiPriority="70"/>
+    <w:lsdException w:name="Colorful Shading Accent 5" w:uiPriority="71"/>
+    <w:lsdException w:name="Colorful List Accent 5" w:uiPriority="72"/>
+    <w:lsdException w:name="Colorful Grid Accent 5" w:uiPriority="73"/>
+    <w:lsdException w:name="Light Shading Accent 6" w:uiPriority="60"/>
+    <w:lsdException w:name="Light List Accent 6" w:uiPriority="61"/>
+    <w:lsdException w:name="Light Grid Accent 6" w:uiPriority="62"/>
+    <w:lsdException w:name="Medium Shading 1 Accent 6" w:uiPriority="63"/>
+    <w:lsdException w:name="Medium Shading 2 Accent 6" w:uiPriority="64"/>
+    <w:lsdException w:name="Medium List 1 Accent 6" w:uiPriority="65"/>
+    <w:lsdException w:name="Medium List 2 Accent 6" w:uiPriority="66"/>
+    <w:lsdException w:name="Medium Grid 1 Accent 6" w:uiPriority="67"/>
+    <w:lsdException w:name="Medium Grid 2 Accent 6" w:uiPriority="68"/>
+    <w:lsdException w:name="Medium Grid 3 Accent 6" w:uiPriority="69"/>
+    <w:lsdException w:name="Dark List Accent 6" w:uiPriority="70"/>
+    <w:lsdException w:name="Colorful Shading Accent 6" w:uiPriority="71"/>
+    <w:lsdException w:name="Colorful List Accent 6" w:uiPriority="72"/>
+    <w:lsdException w:name="Colorful Grid Accent 6" w:uiPriority="73"/>
+    <w:lsdException w:name="Subtle Emphasis" w:uiPriority="19" w:qFormat="1"/>
+    <w:lsdException w:name="Intense Emphasis" w:uiPriority="21" w:qFormat="1"/>
+    <w:lsdException w:name="Subtle Reference" w:uiPriority="31" w:qFormat="1"/>
+    <w:lsdException w:name="Intense Reference" w:uiPriority="32" w:qFormat="1"/>
+    <w:lsdException w:name="Book Title" w:uiPriority="33" w:qFormat="1"/>
+    <w:lsdException w:name="Bibliography" w:semiHidden="1" w:uiPriority="37" w:unhideWhenUsed="1"/>
+    <w:lsdException w:name="TOC Heading" w:semiHidden="1" w:uiPriority="39" w:unhideWhenUsed="1" w:qFormat="1"/>
+    <w:lsdException w:name="Plain Table 1" w:uiPriority="41"/>
+    <w:lsdException w:name="Plain Table 2" w:uiPriority="42"/>
+    <w:lsdException w:name="Plain Table 3" w:uiPriority="43"/>
+    <w:lsdException w:name="Plain Table 4" w:uiPriority="44"/>
+    <w:lsdException w:name="Plain Table 5" w:uiPriority="45"/>
+    <w:lsdException w:name="Grid Table Light" w:uiPriority="40"/>
+    <w:lsdException w:name="Grid Table 1 Light" w:uiPriority="46"/>
+    <w:lsdException w:name="Grid Table 2" w:uiPriority="47"/>
+    <w:lsdException w:name="Grid Table 3" w:uiPriority="48"/>
+    <w:lsdException w:name="Grid Table 4" w:uiPriority="49"/>
+    <w:lsdException w:name="Grid Table 5 Dark" w:uiPriority="50"/>
+    <w:lsdException w:name="Grid Table 6 Colorful" w:uiPriority="51"/>
+    <w:lsdException w:name="Grid Table 7 Colorful" w:uiPriority="52"/>
+    <w:lsdException w:name="Grid Table 1 Light Accent 1" w:uiPriority="46"/>
+    <w:lsdException w:name="Grid Table 2 Accent 1" w:uiPriority="47"/>
+    <w:lsdException w:name="Grid Table 3 Accent 1" w:uiPriority="48"/>
+    <w:lsdException w:name="Grid Table 4 Accent 1" w:uiPriority="49"/>
+    <w:lsdException w:name="Grid Table 5 Dark Accent 1" w:uiPriority="50"/>
+    <w:lsdException w:name="Grid Table 6 Colorful Accent 1" w:uiPriority="51"/>
+    <w:lsdException w:name="Grid Table 7 Colorful Accent 1" w:uiPriority="52"/>
+    <w:lsdException w:name="Grid Table 1 Light Accent 2" w:uiPriority="46"/>
+    <w:lsdException w:name="Grid Table 2 Accent 2" w:uiPriority="47"/>
+    <w:lsdException w:name="Grid Table 3 Accent 2" w:uiPriority="48"/>
+    <w:lsdException w:name="Grid Table 4 Accent 2" w:uiPriority="49"/>
+    <w:lsdException w:name="Grid Table 5 Dark Accent 2" w:uiPriority="50"/>
+    <w:lsdException w:name="Grid Table 6 Colorful Accent 2" w:uiPriority="51"/>
+    <w:lsdException w:name="Grid Table 7 Colorful Accent 2" w:uiPriority="52"/>
+    <w:lsdException w:name="Grid Table 1 Light Accent 3" w:uiPriority="46"/>
+    <w:lsdException w:name="Grid Table 2 Accent 3" w:uiPriority="47"/>
+    <w:lsdException w:name="Grid Table 3 Accent 3" w:uiPriority="48"/>
+    <w:lsdException w:name="Grid Table 4 Accent 3" w:uiPriority="49"/>
+    <w:lsdException w:name="Grid Table 5 Dark Accent 3" w:uiPriority="50"/>
+    <w:lsdException w:name="Grid Table 6 Colorful Accent 3" w:uiPriority="51"/>
+    <w:lsdException w:name="Grid Table 7 Colorful Accent 3" w:uiPriority="52"/>
+    <w:lsdException w:name="Grid Table 1 Light Accent 4" w:uiPriority="46"/>
+    <w:lsdException w:name="Grid Table 2 Accent 4" w:uiPriority="47"/>
+    <w:lsdException w:name="Grid Table 3 Accent 4" w:uiPriority="48"/>
+    <w:lsdException w:name="Grid Table 4 Accent 4" w:uiPriority="49"/>
+    <w:lsdException w:name="Grid Table 5 Dark Accent 4" w:uiPriority="50"/>
+    <w:lsdException w:name="Grid Table 6 Colorful Accent 4" w:uiPriority="51"/>
+    <w:lsdException w:name="Grid Table 7 Colorful Accent 4" w:uiPriority="52"/>
+    <w:lsdException w:name="Grid Table 1 Light Accent 5" w:uiPriority="46"/>
+    <w:lsdException w:name="Grid Table 2 Accent 5" w:uiPriority="47"/>
+    <w:lsdException w:name="Grid Table 3 Accent 5" w:uiPriority="48"/>
+    <w:lsdException w:name="Grid Table 4 Accent 5" w:uiPriority="49"/>
+    <w:lsdException w:name="Grid Table 5 Dark Accent 5" w:uiPriority="50"/>
+    <w:lsdException w:name="Grid Table 6 Colorful Accent 5" w:uiPriority="51"/>
+    <w:lsdException w:name="Grid Table 7 Colorful Accent 5" w:uiPriority="52"/>
+    <w:lsdException w:name="Grid Table 1 Light Accent 6" w:uiPriority="46"/>
+    <w:lsdException w:name="Grid Table 2 Accent 6" w:uiPriority="47"/>
+    <w:lsdException w:name="Grid Table 3 Accent 6" w:uiPriority="48"/>
+    <w:lsdException w:name="Grid Table 4 Accent 6" w:uiPriority="49"/>
+    <w:lsdException w:name="Grid Table 5 Dark Accent 6" w:uiPriority="50"/>
+    <w:lsdException w:name="Grid Table 6 Colorful Accent 6" w:uiPriority="51"/>
+    <w:lsdException w:name="Grid Table 7 Colorful Accent 6" w:uiPriority="52"/>
+    <w:lsdException w:name="List Table 1 Light" w:uiPriority="46"/>
+    <w:lsdException w:name="List Table 2" w:uiPriority="47"/>
+    <w:lsdException w:name="List Table 3" w:uiPriority="48"/>
+    <w:lsdException w:name="List Table 4" w:uiPriority="49"/>
+    <w:lsdException w:name="List Table 5 Dark" w:uiPriority="50"/>
+    <w:lsdException w:name="List Table 6 Colorful" w:uiPriority="51"/>
+    <w:lsdException w:name="List Table 7 Colorful" w:uiPriority="52"/>
+    <w:lsdException w:name="List Table 1 Light Accent 1" w:uiPriority="46"/>
+    <w:lsdException w:name="List Table 2 Accent 1" w:uiPriority="47"/>
+    <w:lsdException w:name="List Table 3 Accent 1" w:uiPriority="48"/>
+    <w:lsdException w:name="List Table 4 Accent 1" w:uiPriority="49"/>
+    <w:lsdException w:name="List Table 5 Dark Accent 1" w:uiPriority="50"/>
+    <w:lsdException w:name="List Table 6 Colorful Accent 1" w:uiPriority="51"/>
+    <w:lsdException w:name="List Table 7 Colorful Accent 1" w:uiPriority="52"/>
+    <w:lsdException w:name="List Table 1 Light Accent 2" w:uiPriority="46"/>
+    <w:lsdException w:name="List Table 2 Accent 2" w:uiPriority="47"/>
+    <w:lsdException w:name="List Table 3 Accent 2" w:uiPriority="48"/>
+    <w:lsdException w:name="List Table 4 Accent 2" w:uiPriority="49"/>
+    <w:lsdException w:name="List Table 5 Dark Accent 2" w:uiPriority="50"/>
+    <w:lsdException w:name="List Table 6 Colorful Accent 2" w:uiPriority="51"/>
+    <w:lsdException w:name="List Table 7 Colorful Accent 2" w:uiPriority="52"/>
+    <w:lsdException w:name="List Table 1 Light Accent 3" w:uiPriority="46"/>
+    <w:lsdException w:name="List Table 2 Accent 3" w:uiPriority="47"/>
+    <w:lsdException w:name="List Table 3 Accent 3" w:uiPriority="48"/>
+    <w:lsdException w:name="List Table 4 Accent 3" w:uiPriority="49"/>
+    <w:lsdException w:name="List Table 5 Dark Accent 3" w:uiPriority="50"/>
+    <w:lsdException w:name="List Table 6 Colorful Accent 3" w:uiPriority="51"/>
+    <w:lsdException w:name="List Table 7 Colorful Accent 3" w:uiPriority="52"/>
+    <w:lsdException w:name="List Table 1 Light Accent 4" w:uiPriority="46"/>
+    <w:lsdException w:name="List Table 2 Accent 4" w:uiPriority="47"/>
+    <w:lsdException w:name="List Table 3 Accent 4" w:uiPriority="48"/>
+    <w:lsdException w:name="List Table 4 Accent 4" w:uiPriority="49"/>
+    <w:lsdException w:name="List Table 5 Dark Accent 4" w:uiPriority="50"/>
+    <w:lsdException w:name="List Table 6 Colorful Accent 4" w:uiPriority="51"/>
+    <w:lsdException w:name="List Table 7 Colorful Accent 4" w:uiPriority="52"/>
+    <w:lsdException w:name="List Table 1 Light Accent 5" w:uiPriority="46"/>
+    <w:lsdException w:name="List Table 2 Accent 5" w:uiPriority="47"/>
+    <w:lsdException w:name="List Table 3 Accent 5" w:uiPriority="48"/>
+    <w:lsdException w:name="List Table 4 Accent 5" w:uiPriority="49"/>
+    <w:lsdException w:name="List Table 5 Dark Accent 5" w:uiPriority="50"/>
+    <w:lsdException w:name="List Table 6 Colorful Accent 5" w:uiPriority="51"/>
+    <w:lsdException w:name="List Table 7 Colorful Accent 5" w:uiPriority="52"/>
+    <w:lsdException w:name="List Table 1 Light Accent 6" w:uiPriority="46"/>
+    <w:lsdException w:name="List Table 2 Accent 6" w:uiPriority="47"/>
+    <w:lsdException w:name="List Table 3 Accent 6" w:uiPriority="48"/>
+    <w:lsdException w:name="List Table 4 Accent 6" w:uiPriority="49"/>
+    <w:lsdException w:name="List Table 5 Dark Accent 6" w:uiPriority="50"/>
+    <w:lsdException w:name="List Table 6 Colorful Accent 6" w:uiPriority="51"/>
+    <w:lsdException w:name="List Table 7 Colorful Accent 6" w:uiPriority="52"/>
+    <w:lsdException w:name="Mention" w:semiHidden="1" w:unhideWhenUsed="1"/>
+    <w:lsdException w:name="Smart Hyperlink" w:semiHidden="1" w:unhideWhenUsed="1"/>
+    <w:lsdException w:name="Hashtag" w:semiHidden="1" w:unhideWhenUsed="1"/>
+    <w:lsdException w:name="Unresolved Mention" w:semiHidden="1" w:unhideWhenUsed="1"/>
+    <w:lsdException w:name="Smart Link" w:semiHidden="1" w:unhideWhenUsed="1"/>
+  </w:latentStyles>
+  <w:style w:type="paragraph" w:default="1" w:styleId="Normal">
+    <w:name w:val="Normal"/>
+    <w:qFormat/>
+    <w:rPr>
+      <w:rFonts w:ascii="Arial" w:eastAsia="Arial" w:hAnsi="Arial" w:cs="Arial"/>
+      <w:lang w:val="pt-PT"/>
+    </w:rPr>
+  </w:style>
+  <w:style w:type="paragraph" w:styleId="Heading1">
+    <w:name w:val="heading 1"/>
+    <w:basedOn w:val="Normal"/>
+    <w:uiPriority w:val="9"/>
+    <w:qFormat/>
+    <w:pPr>
+      <w:spacing w:before="70"/>
+      <w:jc w:val="both"/>
+      <w:outlineLvl w:val="0"/>
+    </w:pPr>
+    <w:rPr>
+      <w:b/>
+      <w:bCs/>
+      <w:sz w:val="48"/>
+      <w:szCs w:val="48"/>
+    </w:rPr>
+  </w:style>
+  <w:style w:type="paragraph" w:styleId="Heading2">
+    <w:name w:val="heading 2"/>
+    <w:basedOn w:val="Normal"/>
+    <w:uiPriority w:val="9"/>
+    <w:unhideWhenUsed/>
+    <w:qFormat/>
+    <w:pPr>
+      <w:spacing w:before="1"/>
+      <w:outlineLvl w:val="1"/>
+    </w:pPr>
+    <w:rPr>
+      <w:b/>
+      <w:bCs/>
+      <w:sz w:val="36"/>
+      <w:szCs w:val="36"/>
+    </w:rPr>
+  </w:style>
+  <w:style w:type="paragraph" w:styleId="Heading3">
+    <w:name w:val="heading 3"/>
+    <w:basedOn w:val="Normal"/>
+    <w:uiPriority w:val="9"/>
+    <w:unhideWhenUsed/>
+    <w:qFormat/>
+    <w:pPr>
+      <w:spacing w:before="17"/>
+      <w:outlineLvl w:val="2"/>
+    </w:pPr>
+    <w:rPr>
+      <w:b/>
+      <w:bCs/>
+    </w:rPr>
+  </w:style>
+  <w:style w:type="character" w:default="1" w:styleId="DefaultParagraphFont">
     <w:name w:val="Default Paragraph Font"/>
     <w:uiPriority w:val="1"/>
     <w:semiHidden/>
     <w:unhideWhenUsed/>
   </w:style>
-  <w:style w:styleId="TableNormal" w:default="1" w:type="table">
-    <w:name w:val="Table Normal"/>
-    <w:uiPriority w:val="2"/>
+  <w:style w:type="table" w:default="1" w:styleId="TableNormal">
+    <w:name w:val="Normal Table"/>
+    <w:uiPriority w:val="99"/>
     <w:semiHidden/>
     <w:unhideWhenUsed/>
-    <w:qFormat/>
     <w:tblPr>
       <w:tblInd w:w="0" w:type="dxa"/>
       <w:tblCellMar>
         <w:top w:w="0" w:type="dxa"/>
-        <w:left w:w="0" w:type="dxa"/>
+        <w:left w:w="108" w:type="dxa"/>
         <w:bottom w:w="0" w:type="dxa"/>
-        <w:right w:w="0" w:type="dxa"/>
+        <w:right w:w="108" w:type="dxa"/>
       </w:tblCellMar>
     </w:tblPr>
   </w:style>
-  <w:style w:styleId="NoList" w:default="1" w:type="numbering">
+  <w:style w:type="numbering" w:default="1" w:styleId="NoList">
     <w:name w:val="No List"/>
     <w:uiPriority w:val="99"/>
     <w:semiHidden/>
     <w:unhideWhenUsed/>
   </w:style>
-  <w:style w:default="1" w:styleId="Normal" w:type="paragraph">
-    <w:name w:val="Normal"/>
-    <w:uiPriority w:val="1"/>
-    <w:qFormat/>
-    <w:pPr/>
-    <w:rPr>
-      <w:rFonts w:ascii="Arial" w:hAnsi="Arial" w:eastAsia="Arial" w:cs="Arial"/>
-      <w:lang w:val="pt-PT" w:eastAsia="en-US" w:bidi="ar-SA"/>
-    </w:rPr>
-  </w:style>
-  <w:style w:styleId="BodyText" w:type="paragraph">
+  <w:style w:type="paragraph" w:styleId="BodyText">
     <w:name w:val="Body Text"/>
     <w:basedOn w:val="Normal"/>
     <w:uiPriority w:val="1"/>
@@ -4922,69 +5590,8 @@
     <w:pPr>
       <w:spacing w:before="17"/>
     </w:pPr>
-    <w:rPr>
-      <w:rFonts w:ascii="Arial" w:hAnsi="Arial" w:eastAsia="Arial" w:cs="Arial"/>
-      <w:sz w:val="22"/>
-      <w:szCs w:val="22"/>
-      <w:lang w:val="pt-PT" w:eastAsia="en-US" w:bidi="ar-SA"/>
-    </w:rPr>
   </w:style>
-  <w:style w:styleId="Heading1" w:type="paragraph">
-    <w:name w:val="Heading 1"/>
-    <w:basedOn w:val="Normal"/>
-    <w:uiPriority w:val="1"/>
-    <w:qFormat/>
-    <w:pPr>
-      <w:spacing w:before="70"/>
-      <w:jc w:val="both"/>
-      <w:outlineLvl w:val="1"/>
-    </w:pPr>
-    <w:rPr>
-      <w:rFonts w:ascii="Arial" w:hAnsi="Arial" w:eastAsia="Arial" w:cs="Arial"/>
-      <w:b/>
-      <w:bCs/>
-      <w:sz w:val="48"/>
-      <w:szCs w:val="48"/>
-      <w:lang w:val="pt-PT" w:eastAsia="en-US" w:bidi="ar-SA"/>
-    </w:rPr>
-  </w:style>
-  <w:style w:styleId="Heading2" w:type="paragraph">
-    <w:name w:val="Heading 2"/>
-    <w:basedOn w:val="Normal"/>
-    <w:uiPriority w:val="1"/>
-    <w:qFormat/>
-    <w:pPr>
-      <w:spacing w:before="1"/>
-      <w:outlineLvl w:val="2"/>
-    </w:pPr>
-    <w:rPr>
-      <w:rFonts w:ascii="Arial" w:hAnsi="Arial" w:eastAsia="Arial" w:cs="Arial"/>
-      <w:b/>
-      <w:bCs/>
-      <w:sz w:val="36"/>
-      <w:szCs w:val="36"/>
-      <w:lang w:val="pt-PT" w:eastAsia="en-US" w:bidi="ar-SA"/>
-    </w:rPr>
-  </w:style>
-  <w:style w:styleId="Heading3" w:type="paragraph">
-    <w:name w:val="Heading 3"/>
-    <w:basedOn w:val="Normal"/>
-    <w:uiPriority w:val="1"/>
-    <w:qFormat/>
-    <w:pPr>
-      <w:spacing w:before="17"/>
-      <w:outlineLvl w:val="3"/>
-    </w:pPr>
-    <w:rPr>
-      <w:rFonts w:ascii="Arial" w:hAnsi="Arial" w:eastAsia="Arial" w:cs="Arial"/>
-      <w:b/>
-      <w:bCs/>
-      <w:sz w:val="22"/>
-      <w:szCs w:val="22"/>
-      <w:lang w:val="pt-PT" w:eastAsia="en-US" w:bidi="ar-SA"/>
-    </w:rPr>
-  </w:style>
-  <w:style w:styleId="ListParagraph" w:type="paragraph">
+  <w:style w:type="paragraph" w:styleId="ListParagraph">
     <w:name w:val="List Paragraph"/>
     <w:basedOn w:val="Normal"/>
     <w:uiPriority w:val="1"/>
@@ -4993,12 +5600,8 @@
       <w:spacing w:before="17"/>
       <w:ind w:left="599" w:hanging="359"/>
     </w:pPr>
-    <w:rPr>
-      <w:rFonts w:ascii="Arial" w:hAnsi="Arial" w:eastAsia="Arial" w:cs="Arial"/>
-      <w:lang w:val="pt-PT" w:eastAsia="en-US" w:bidi="ar-SA"/>
-    </w:rPr>
   </w:style>
-  <w:style w:styleId="TableParagraph" w:type="paragraph">
+  <w:style w:type="paragraph" w:customStyle="1" w:styleId="TableParagraph">
     <w:name w:val="Table Paragraph"/>
     <w:basedOn w:val="Normal"/>
     <w:uiPriority w:val="1"/>
@@ -5006,10 +5609,6 @@
     <w:pPr>
       <w:spacing w:before="1"/>
     </w:pPr>
-    <w:rPr>
-      <w:rFonts w:ascii="Arial" w:hAnsi="Arial" w:eastAsia="Arial" w:cs="Arial"/>
-      <w:lang w:val="pt-PT" w:eastAsia="en-US" w:bidi="ar-SA"/>
-    </w:rPr>
   </w:style>
 </w:styles>
 </file>

--- a/STACK.docx
+++ b/STACK.docx
@@ -1,10 +1,10 @@
 
 <file path=word/document.xml><?xml version="1.0" encoding="utf-8"?>
-<w:document xmlns:wpc="http://schemas.microsoft.com/office/word/2010/wordprocessingCanvas" xmlns:cx="http://schemas.microsoft.com/office/drawing/2014/chartex" xmlns:cx1="http://schemas.microsoft.com/office/drawing/2015/9/8/chartex" xmlns:cx2="http://schemas.microsoft.com/office/drawing/2015/10/21/chartex" xmlns:cx3="http://schemas.microsoft.com/office/drawing/2016/5/9/chartex" xmlns:cx4="http://schemas.microsoft.com/office/drawing/2016/5/10/chartex" xmlns:cx5="http://schemas.microsoft.com/office/drawing/2016/5/11/chartex" xmlns:cx6="http://schemas.microsoft.com/office/drawing/2016/5/12/chartex" xmlns:cx7="http://schemas.microsoft.com/office/drawing/2016/5/13/chartex" xmlns:cx8="http://schemas.microsoft.com/office/drawing/2016/5/14/chartex" xmlns:mc="http://schemas.openxmlformats.org/markup-compatibility/2006" xmlns:aink="http://schemas.microsoft.com/office/drawing/2016/ink" xmlns:am3d="http://schemas.microsoft.com/office/drawing/2017/model3d" xmlns:o="urn:schemas-microsoft-com:office:office" xmlns:oel="http://schemas.microsoft.com/office/2019/extlst" xmlns:r="http://schemas.openxmlformats.org/officeDocument/2006/relationships" xmlns:m="http://schemas.openxmlformats.org/officeDocument/2006/math" xmlns:v="urn:schemas-microsoft-com:vml" xmlns:wp14="http://schemas.microsoft.com/office/word/2010/wordprocessingDrawing" xmlns:wp="http://schemas.openxmlformats.org/drawingml/2006/wordprocessingDrawing" xmlns:w10="urn:schemas-microsoft-com:office:word" xmlns:w="http://schemas.openxmlformats.org/wordprocessingml/2006/main" xmlns:w14="http://schemas.microsoft.com/office/word/2010/wordml" xmlns:w15="http://schemas.microsoft.com/office/word/2012/wordml" xmlns:w16cex="http://schemas.microsoft.com/office/word/2018/wordml/cex" xmlns:w16cid="http://schemas.microsoft.com/office/word/2016/wordml/cid" xmlns:w16="http://schemas.microsoft.com/office/word/2018/wordml" xmlns:w16du="http://schemas.microsoft.com/office/word/2023/wordml/word16du" xmlns:w16sdtdh="http://schemas.microsoft.com/office/word/2020/wordml/sdtdatahash" xmlns:w16sdtfl="http://schemas.microsoft.com/office/word/2024/wordml/sdtformatlock" xmlns:w16se="http://schemas.microsoft.com/office/word/2015/wordml/symex" xmlns:wpg="http://schemas.microsoft.com/office/word/2010/wordprocessingGroup" xmlns:wpi="http://schemas.microsoft.com/office/word/2010/wordprocessingInk" xmlns:wne="http://schemas.microsoft.com/office/word/2006/wordml" xmlns:wps="http://schemas.microsoft.com/office/word/2010/wordprocessingShape" mc:Ignorable="w14 w15 w16se w16cid w16 w16cex w16sdtdh w16sdtfl w16du wp14">
+<w:document xmlns:wpc="http://schemas.microsoft.com/office/word/2010/wordprocessingCanvas" xmlns:cx="http://schemas.microsoft.com/office/drawing/2014/chartex" xmlns:cx1="http://schemas.microsoft.com/office/drawing/2015/9/8/chartex" xmlns:cx2="http://schemas.microsoft.com/office/drawing/2015/10/21/chartex" xmlns:cx3="http://schemas.microsoft.com/office/drawing/2016/5/9/chartex" xmlns:cx4="http://schemas.microsoft.com/office/drawing/2016/5/10/chartex" xmlns:cx5="http://schemas.microsoft.com/office/drawing/2016/5/11/chartex" xmlns:cx6="http://schemas.microsoft.com/office/drawing/2016/5/12/chartex" xmlns:cx7="http://schemas.microsoft.com/office/drawing/2016/5/13/chartex" xmlns:cx8="http://schemas.microsoft.com/office/drawing/2016/5/14/chartex" xmlns:mc="http://schemas.openxmlformats.org/markup-compatibility/2006" xmlns:o="urn:schemas-microsoft-com:office:office" xmlns:r="http://schemas.openxmlformats.org/officeDocument/2006/relationships" xmlns:m="http://schemas.openxmlformats.org/officeDocument/2006/math" xmlns:v="urn:schemas-microsoft-com:vml" xmlns:wp14="http://schemas.microsoft.com/office/word/2010/wordprocessingDrawing" xmlns:wp="http://schemas.openxmlformats.org/drawingml/2006/wordprocessingDrawing" xmlns:w="http://schemas.openxmlformats.org/wordprocessingml/2006/main" xmlns:w14="http://schemas.microsoft.com/office/word/2010/wordml" xmlns:w10="urn:schemas-microsoft-com:office:word" xmlns:w15="http://schemas.microsoft.com/office/word/2012/wordml" xmlns:wpg="http://schemas.microsoft.com/office/word/2010/wordprocessingGroup" xmlns:wpi="http://schemas.microsoft.com/office/word/2010/wordprocessingInk" xmlns:wne="http://schemas.microsoft.com/office/word/2006/wordml" xmlns:wps="http://schemas.microsoft.com/office/word/2010/wordprocessingShape" xmlns:wpsCustomData="http://www.wps.cn/officeDocument/2013/wpsCustomData" mc:Ignorable="w14 w15 wp14">
   <w:body>
     <w:p>
       <w:pPr>
-        <w:pStyle w:val="Heading1"/>
+        <w:pStyle w:val="2"/>
       </w:pPr>
       <w:bookmarkStart w:id="0" w:name="Pilha_Tecnológica_—_STACK_"/>
       <w:bookmarkEnd w:id="0"/>
@@ -44,7 +44,7 @@
     </w:p>
     <w:p>
       <w:pPr>
-        <w:pStyle w:val="BodyText"/>
+        <w:pStyle w:val="7"/>
         <w:spacing w:before="253"/>
         <w:jc w:val="both"/>
       </w:pPr>
@@ -129,7 +129,7 @@
     </w:p>
     <w:p>
       <w:pPr>
-        <w:pStyle w:val="BodyText"/>
+        <w:pStyle w:val="7"/>
         <w:spacing w:line="256" w:lineRule="auto"/>
         <w:ind w:right="471"/>
         <w:jc w:val="both"/>
@@ -356,13 +356,13 @@
     </w:p>
     <w:p>
       <w:pPr>
-        <w:pStyle w:val="BodyText"/>
+        <w:pStyle w:val="7"/>
         <w:spacing w:before="242"/>
       </w:pPr>
     </w:p>
     <w:p>
       <w:pPr>
-        <w:pStyle w:val="Heading2"/>
+        <w:pStyle w:val="3"/>
         <w:jc w:val="both"/>
       </w:pPr>
       <w:bookmarkStart w:id="1" w:name="S1_—_Identificação_"/>
@@ -379,7 +379,7 @@
     </w:p>
     <w:p>
       <w:pPr>
-        <w:pStyle w:val="ListParagraph"/>
+        <w:pStyle w:val="8"/>
         <w:numPr>
           <w:ilvl w:val="0"/>
           <w:numId w:val="1"/>
@@ -438,7 +438,7 @@
     </w:p>
     <w:p>
       <w:pPr>
-        <w:pStyle w:val="ListParagraph"/>
+        <w:pStyle w:val="8"/>
         <w:numPr>
           <w:ilvl w:val="0"/>
           <w:numId w:val="1"/>
@@ -524,7 +524,7 @@
     </w:p>
     <w:p>
       <w:pPr>
-        <w:pStyle w:val="ListParagraph"/>
+        <w:pStyle w:val="8"/>
         <w:numPr>
           <w:ilvl w:val="0"/>
           <w:numId w:val="1"/>
@@ -562,24 +562,16 @@
         </w:rPr>
         <w:t xml:space="preserve"> </w:t>
       </w:r>
-      <w:hyperlink r:id="rId5">
-        <w:r>
-          <w:rPr>
-            <w:spacing w:val="-2"/>
-          </w:rPr>
-          <w:t>https://github.com/RunAI-project/runai-</w:t>
-        </w:r>
-        <w:r>
-          <w:rPr>
-            <w:spacing w:val="-5"/>
-          </w:rPr>
-          <w:t>app</w:t>
-        </w:r>
-      </w:hyperlink>
+      <w:r>
+        <w:rPr>
+          <w:rFonts w:hint="default"/>
+        </w:rPr>
+        <w:t>https://github.com/gbdilly/RunAI</w:t>
+      </w:r>
     </w:p>
     <w:p>
       <w:pPr>
-        <w:pStyle w:val="ListParagraph"/>
+        <w:pStyle w:val="8"/>
         <w:numPr>
           <w:ilvl w:val="0"/>
           <w:numId w:val="1"/>
@@ -637,7 +629,7 @@
     </w:p>
     <w:p>
       <w:pPr>
-        <w:pStyle w:val="ListParagraph"/>
+        <w:pStyle w:val="8"/>
         <w:numPr>
           <w:ilvl w:val="0"/>
           <w:numId w:val="1"/>
@@ -695,19 +687,19 @@
     </w:p>
     <w:p>
       <w:pPr>
-        <w:pStyle w:val="BodyText"/>
+        <w:pStyle w:val="7"/>
         <w:spacing w:before="0"/>
       </w:pPr>
     </w:p>
     <w:p>
       <w:pPr>
-        <w:pStyle w:val="BodyText"/>
+        <w:pStyle w:val="7"/>
         <w:spacing w:before="9"/>
       </w:pPr>
     </w:p>
     <w:p>
       <w:pPr>
-        <w:pStyle w:val="Heading2"/>
+        <w:pStyle w:val="3"/>
         <w:spacing w:before="0"/>
         <w:jc w:val="both"/>
       </w:pPr>
@@ -725,7 +717,7 @@
     </w:p>
     <w:p>
       <w:pPr>
-        <w:pStyle w:val="BodyText"/>
+        <w:pStyle w:val="7"/>
         <w:spacing w:before="243" w:line="256" w:lineRule="auto"/>
         <w:ind w:right="449"/>
       </w:pPr>
@@ -852,13 +844,13 @@
     </w:p>
     <w:p>
       <w:pPr>
-        <w:pStyle w:val="BodyText"/>
+        <w:pStyle w:val="7"/>
         <w:spacing w:before="235"/>
       </w:pPr>
     </w:p>
     <w:p>
       <w:pPr>
-        <w:pStyle w:val="BodyText"/>
+        <w:pStyle w:val="7"/>
         <w:spacing w:before="1"/>
         <w:ind w:left="225"/>
         <w:rPr>
@@ -894,7 +886,7 @@
     </w:p>
     <w:p>
       <w:pPr>
-        <w:pStyle w:val="BodyText"/>
+        <w:pStyle w:val="7"/>
         <w:ind w:left="225"/>
         <w:rPr>
           <w:lang w:val="en-US"/>
@@ -995,7 +987,6 @@
         </w:rPr>
         <w:t xml:space="preserve"> </w:t>
       </w:r>
-      <w:proofErr w:type="spellStart"/>
       <w:r>
         <w:rPr>
           <w:color w:val="000000"/>
@@ -1003,22 +994,12 @@
           <w:shd w:val="clear" w:color="auto" w:fill="F5F5F5"/>
           <w:lang w:val="en-US"/>
         </w:rPr>
-        <w:t>Multiplataforma</w:t>
-      </w:r>
-      <w:proofErr w:type="spellEnd"/>
-      <w:r>
-        <w:rPr>
-          <w:color w:val="000000"/>
-          <w:spacing w:val="-2"/>
-          <w:shd w:val="clear" w:color="auto" w:fill="F5F5F5"/>
-          <w:lang w:val="en-US"/>
-        </w:rPr>
-        <w:t>)</w:t>
+        <w:t>Multiplataforma)</w:t>
       </w:r>
     </w:p>
     <w:p>
       <w:pPr>
-        <w:pStyle w:val="BodyText"/>
+        <w:pStyle w:val="7"/>
         <w:tabs>
           <w:tab w:val="left" w:pos="713"/>
         </w:tabs>
@@ -1053,7 +1034,6 @@
         </w:rPr>
         <w:t xml:space="preserve"> </w:t>
       </w:r>
-      <w:proofErr w:type="spellStart"/>
       <w:r>
         <w:rPr>
           <w:color w:val="000000"/>
@@ -1062,7 +1042,6 @@
         </w:rPr>
         <w:t>FastAPI</w:t>
       </w:r>
-      <w:proofErr w:type="spellEnd"/>
       <w:r>
         <w:rPr>
           <w:color w:val="000000"/>
@@ -1118,7 +1097,7 @@
     </w:p>
     <w:p>
       <w:pPr>
-        <w:pStyle w:val="BodyText"/>
+        <w:pStyle w:val="7"/>
         <w:tabs>
           <w:tab w:val="left" w:pos="1141"/>
         </w:tabs>
@@ -1264,7 +1243,7 @@
     </w:p>
     <w:p>
       <w:pPr>
-        <w:pStyle w:val="BodyText"/>
+        <w:pStyle w:val="7"/>
         <w:tabs>
           <w:tab w:val="left" w:pos="1141"/>
         </w:tabs>
@@ -1349,7 +1328,7 @@
     </w:p>
     <w:p>
       <w:pPr>
-        <w:pStyle w:val="BodyText"/>
+        <w:pStyle w:val="7"/>
         <w:tabs>
           <w:tab w:val="left" w:pos="1141"/>
         </w:tabs>
@@ -1464,24 +1443,23 @@
     </w:p>
     <w:p>
       <w:pPr>
-        <w:pStyle w:val="BodyText"/>
+        <w:pStyle w:val="7"/>
         <w:sectPr>
           <w:type w:val="continuous"/>
           <w:pgSz w:w="12240" w:h="15840"/>
           <w:pgMar w:top="1620" w:right="1080" w:bottom="280" w:left="1440" w:header="720" w:footer="720" w:gutter="0"/>
-          <w:cols w:space="720"/>
+          <w:cols w:space="720" w:num="1"/>
         </w:sectPr>
       </w:pPr>
     </w:p>
     <w:p>
       <w:pPr>
-        <w:pStyle w:val="Heading2"/>
+        <w:pStyle w:val="3"/>
         <w:spacing w:before="68"/>
       </w:pPr>
       <w:bookmarkStart w:id="3" w:name="S3_—_Tabela_de_Tecnologias_"/>
       <w:bookmarkEnd w:id="3"/>
       <w:r>
-        <w:lastRenderedPageBreak/>
         <w:t>S3</w:t>
       </w:r>
       <w:r>
@@ -1526,7 +1504,7 @@
     </w:p>
     <w:p>
       <w:pPr>
-        <w:pStyle w:val="BodyText"/>
+        <w:pStyle w:val="7"/>
         <w:spacing w:before="8"/>
         <w:rPr>
           <w:b/>
@@ -1536,22 +1514,24 @@
     </w:p>
     <w:tbl>
       <w:tblPr>
+        <w:tblStyle w:val="6"/>
         <w:tblW w:w="0" w:type="auto"/>
         <w:tblInd w:w="10" w:type="dxa"/>
         <w:tblBorders>
-          <w:top w:val="single" w:sz="8" w:space="0" w:color="000000"/>
-          <w:left w:val="single" w:sz="8" w:space="0" w:color="000000"/>
-          <w:bottom w:val="single" w:sz="8" w:space="0" w:color="000000"/>
-          <w:right w:val="single" w:sz="8" w:space="0" w:color="000000"/>
-          <w:insideH w:val="single" w:sz="8" w:space="0" w:color="000000"/>
-          <w:insideV w:val="single" w:sz="8" w:space="0" w:color="000000"/>
+          <w:top w:val="single" w:color="000000" w:sz="8" w:space="0"/>
+          <w:left w:val="single" w:color="000000" w:sz="8" w:space="0"/>
+          <w:bottom w:val="single" w:color="000000" w:sz="8" w:space="0"/>
+          <w:right w:val="single" w:color="000000" w:sz="8" w:space="0"/>
+          <w:insideH w:val="single" w:color="000000" w:sz="8" w:space="0"/>
+          <w:insideV w:val="single" w:color="000000" w:sz="8" w:space="0"/>
         </w:tblBorders>
         <w:tblLayout w:type="fixed"/>
         <w:tblCellMar>
+          <w:top w:w="0" w:type="dxa"/>
           <w:left w:w="0" w:type="dxa"/>
+          <w:bottom w:w="0" w:type="dxa"/>
           <w:right w:w="0" w:type="dxa"/>
         </w:tblCellMar>
-        <w:tblLook w:val="01E0" w:firstRow="1" w:lastRow="1" w:firstColumn="1" w:lastColumn="1" w:noHBand="0" w:noVBand="0"/>
       </w:tblPr>
       <w:tblGrid>
         <w:gridCol w:w="1860"/>
@@ -1561,8 +1541,24 @@
         <w:gridCol w:w="1860"/>
       </w:tblGrid>
       <w:tr>
+        <w:tblPrEx>
+          <w:tblBorders>
+            <w:top w:val="single" w:color="000000" w:sz="8" w:space="0"/>
+            <w:left w:val="single" w:color="000000" w:sz="8" w:space="0"/>
+            <w:bottom w:val="single" w:color="000000" w:sz="8" w:space="0"/>
+            <w:right w:val="single" w:color="000000" w:sz="8" w:space="0"/>
+            <w:insideH w:val="single" w:color="000000" w:sz="8" w:space="0"/>
+            <w:insideV w:val="single" w:color="000000" w:sz="8" w:space="0"/>
+          </w:tblBorders>
+          <w:tblCellMar>
+            <w:top w:w="0" w:type="dxa"/>
+            <w:left w:w="0" w:type="dxa"/>
+            <w:bottom w:w="0" w:type="dxa"/>
+            <w:right w:w="0" w:type="dxa"/>
+          </w:tblCellMar>
+        </w:tblPrEx>
         <w:trPr>
-          <w:trHeight w:val="939"/>
+          <w:trHeight w:val="939" w:hRule="atLeast"/>
         </w:trPr>
         <w:tc>
           <w:tcPr>
@@ -1571,7 +1567,7 @@
           </w:tcPr>
           <w:p>
             <w:pPr>
-              <w:pStyle w:val="TableParagraph"/>
+              <w:pStyle w:val="9"/>
               <w:spacing w:before="16"/>
               <w:rPr>
                 <w:b/>
@@ -1580,7 +1576,7 @@
           </w:p>
           <w:p>
             <w:pPr>
-              <w:pStyle w:val="TableParagraph"/>
+              <w:pStyle w:val="9"/>
               <w:ind w:right="173"/>
               <w:jc w:val="center"/>
               <w:rPr>
@@ -1603,7 +1599,7 @@
           </w:tcPr>
           <w:p>
             <w:pPr>
-              <w:pStyle w:val="TableParagraph"/>
+              <w:pStyle w:val="9"/>
               <w:spacing w:before="16"/>
               <w:rPr>
                 <w:b/>
@@ -1612,7 +1608,7 @@
           </w:p>
           <w:p>
             <w:pPr>
-              <w:pStyle w:val="TableParagraph"/>
+              <w:pStyle w:val="9"/>
               <w:ind w:left="274"/>
               <w:rPr>
                 <w:b/>
@@ -1634,7 +1630,7 @@
           </w:tcPr>
           <w:p>
             <w:pPr>
-              <w:pStyle w:val="TableParagraph"/>
+              <w:pStyle w:val="9"/>
               <w:spacing w:before="16"/>
               <w:rPr>
                 <w:b/>
@@ -1643,7 +1639,7 @@
           </w:p>
           <w:p>
             <w:pPr>
-              <w:pStyle w:val="TableParagraph"/>
+              <w:pStyle w:val="9"/>
               <w:ind w:left="269"/>
               <w:rPr>
                 <w:b/>
@@ -1665,7 +1661,7 @@
           </w:tcPr>
           <w:p>
             <w:pPr>
-              <w:pStyle w:val="TableParagraph"/>
+              <w:pStyle w:val="9"/>
               <w:spacing w:before="16"/>
               <w:rPr>
                 <w:b/>
@@ -1674,7 +1670,7 @@
           </w:p>
           <w:p>
             <w:pPr>
-              <w:pStyle w:val="TableParagraph"/>
+              <w:pStyle w:val="9"/>
               <w:ind w:left="264"/>
               <w:rPr>
                 <w:b/>
@@ -1696,7 +1692,7 @@
           </w:tcPr>
           <w:p>
             <w:pPr>
-              <w:pStyle w:val="TableParagraph"/>
+              <w:pStyle w:val="9"/>
               <w:spacing w:before="16"/>
               <w:rPr>
                 <w:b/>
@@ -1705,7 +1701,7 @@
           </w:p>
           <w:p>
             <w:pPr>
-              <w:pStyle w:val="TableParagraph"/>
+              <w:pStyle w:val="9"/>
               <w:ind w:left="259"/>
               <w:rPr>
                 <w:b/>
@@ -1722,8 +1718,24 @@
         </w:tc>
       </w:tr>
       <w:tr>
+        <w:tblPrEx>
+          <w:tblBorders>
+            <w:top w:val="single" w:color="000000" w:sz="8" w:space="0"/>
+            <w:left w:val="single" w:color="000000" w:sz="8" w:space="0"/>
+            <w:bottom w:val="single" w:color="000000" w:sz="8" w:space="0"/>
+            <w:right w:val="single" w:color="000000" w:sz="8" w:space="0"/>
+            <w:insideH w:val="single" w:color="000000" w:sz="8" w:space="0"/>
+            <w:insideV w:val="single" w:color="000000" w:sz="8" w:space="0"/>
+          </w:tblBorders>
+          <w:tblCellMar>
+            <w:top w:w="0" w:type="dxa"/>
+            <w:left w:w="0" w:type="dxa"/>
+            <w:bottom w:w="0" w:type="dxa"/>
+            <w:right w:w="0" w:type="dxa"/>
+          </w:tblCellMar>
+        </w:tblPrEx>
         <w:trPr>
-          <w:trHeight w:val="4827"/>
+          <w:trHeight w:val="4827" w:hRule="atLeast"/>
         </w:trPr>
         <w:tc>
           <w:tcPr>
@@ -1731,7 +1743,7 @@
           </w:tcPr>
           <w:p>
             <w:pPr>
-              <w:pStyle w:val="TableParagraph"/>
+              <w:pStyle w:val="9"/>
               <w:spacing w:before="31"/>
               <w:rPr>
                 <w:b/>
@@ -1740,7 +1752,7 @@
           </w:p>
           <w:p>
             <w:pPr>
-              <w:pStyle w:val="TableParagraph"/>
+              <w:pStyle w:val="9"/>
               <w:ind w:left="114" w:right="173"/>
               <w:jc w:val="center"/>
             </w:pPr>
@@ -1767,7 +1779,7 @@
           </w:tcPr>
           <w:p>
             <w:pPr>
-              <w:pStyle w:val="TableParagraph"/>
+              <w:pStyle w:val="9"/>
               <w:spacing w:before="31"/>
               <w:rPr>
                 <w:b/>
@@ -1776,7 +1788,7 @@
           </w:p>
           <w:p>
             <w:pPr>
-              <w:pStyle w:val="TableParagraph"/>
+              <w:pStyle w:val="9"/>
               <w:ind w:left="274"/>
             </w:pPr>
             <w:r>
@@ -1793,7 +1805,7 @@
           </w:tcPr>
           <w:p>
             <w:pPr>
-              <w:pStyle w:val="TableParagraph"/>
+              <w:pStyle w:val="9"/>
               <w:spacing w:before="31"/>
               <w:rPr>
                 <w:b/>
@@ -1802,7 +1814,7 @@
           </w:p>
           <w:p>
             <w:pPr>
-              <w:pStyle w:val="TableParagraph"/>
+              <w:pStyle w:val="9"/>
               <w:ind w:left="269"/>
             </w:pPr>
             <w:r>
@@ -1819,7 +1831,7 @@
           </w:tcPr>
           <w:p>
             <w:pPr>
-              <w:pStyle w:val="TableParagraph"/>
+              <w:pStyle w:val="9"/>
               <w:spacing w:before="31"/>
               <w:rPr>
                 <w:b/>
@@ -1828,7 +1840,7 @@
           </w:p>
           <w:p>
             <w:pPr>
-              <w:pStyle w:val="TableParagraph"/>
+              <w:pStyle w:val="9"/>
               <w:spacing w:line="256" w:lineRule="auto"/>
               <w:ind w:left="264" w:right="332"/>
             </w:pPr>
@@ -1864,7 +1876,7 @@
           </w:tcPr>
           <w:p>
             <w:pPr>
-              <w:pStyle w:val="TableParagraph"/>
+              <w:pStyle w:val="9"/>
               <w:spacing w:before="31"/>
               <w:rPr>
                 <w:b/>
@@ -1873,7 +1885,7 @@
           </w:p>
           <w:p>
             <w:pPr>
-              <w:pStyle w:val="TableParagraph"/>
+              <w:pStyle w:val="9"/>
               <w:spacing w:line="256" w:lineRule="auto"/>
               <w:ind w:left="259" w:right="305"/>
             </w:pPr>
@@ -1980,8 +1992,24 @@
         </w:tc>
       </w:tr>
       <w:tr>
+        <w:tblPrEx>
+          <w:tblBorders>
+            <w:top w:val="single" w:color="000000" w:sz="8" w:space="0"/>
+            <w:left w:val="single" w:color="000000" w:sz="8" w:space="0"/>
+            <w:bottom w:val="single" w:color="000000" w:sz="8" w:space="0"/>
+            <w:right w:val="single" w:color="000000" w:sz="8" w:space="0"/>
+            <w:insideH w:val="single" w:color="000000" w:sz="8" w:space="0"/>
+            <w:insideV w:val="single" w:color="000000" w:sz="8" w:space="0"/>
+          </w:tblBorders>
+          <w:tblCellMar>
+            <w:top w:w="0" w:type="dxa"/>
+            <w:left w:w="0" w:type="dxa"/>
+            <w:bottom w:w="0" w:type="dxa"/>
+            <w:right w:w="0" w:type="dxa"/>
+          </w:tblCellMar>
+        </w:tblPrEx>
         <w:trPr>
-          <w:trHeight w:val="5480"/>
+          <w:trHeight w:val="5480" w:hRule="atLeast"/>
         </w:trPr>
         <w:tc>
           <w:tcPr>
@@ -1990,7 +2018,7 @@
           </w:tcPr>
           <w:p>
             <w:pPr>
-              <w:pStyle w:val="TableParagraph"/>
+              <w:pStyle w:val="9"/>
               <w:spacing w:before="26"/>
               <w:rPr>
                 <w:b/>
@@ -1999,7 +2027,7 @@
           </w:p>
           <w:p>
             <w:pPr>
-              <w:pStyle w:val="TableParagraph"/>
+              <w:pStyle w:val="9"/>
               <w:spacing w:line="256" w:lineRule="auto"/>
               <w:ind w:left="259" w:right="305"/>
             </w:pPr>
@@ -2018,7 +2046,7 @@
           </w:tcPr>
           <w:p>
             <w:pPr>
-              <w:pStyle w:val="TableParagraph"/>
+              <w:pStyle w:val="9"/>
               <w:spacing w:before="26"/>
               <w:rPr>
                 <w:b/>
@@ -2027,7 +2055,7 @@
           </w:p>
           <w:p>
             <w:pPr>
-              <w:pStyle w:val="TableParagraph"/>
+              <w:pStyle w:val="9"/>
               <w:ind w:left="274"/>
             </w:pPr>
             <w:r>
@@ -2045,7 +2073,7 @@
           </w:tcPr>
           <w:p>
             <w:pPr>
-              <w:pStyle w:val="TableParagraph"/>
+              <w:pStyle w:val="9"/>
               <w:spacing w:before="26"/>
               <w:rPr>
                 <w:b/>
@@ -2054,7 +2082,7 @@
           </w:p>
           <w:p>
             <w:pPr>
-              <w:pStyle w:val="TableParagraph"/>
+              <w:pStyle w:val="9"/>
               <w:ind w:left="269"/>
             </w:pPr>
             <w:r>
@@ -2072,7 +2100,7 @@
           </w:tcPr>
           <w:p>
             <w:pPr>
-              <w:pStyle w:val="TableParagraph"/>
+              <w:pStyle w:val="9"/>
               <w:spacing w:before="26"/>
               <w:rPr>
                 <w:b/>
@@ -2081,7 +2109,7 @@
           </w:p>
           <w:p>
             <w:pPr>
-              <w:pStyle w:val="TableParagraph"/>
+              <w:pStyle w:val="9"/>
               <w:spacing w:line="256" w:lineRule="auto"/>
               <w:ind w:left="264" w:right="332"/>
             </w:pPr>
@@ -2121,7 +2149,7 @@
           </w:tcPr>
           <w:p>
             <w:pPr>
-              <w:pStyle w:val="TableParagraph"/>
+              <w:pStyle w:val="9"/>
               <w:spacing w:before="49"/>
               <w:rPr>
                 <w:b/>
@@ -2130,7 +2158,7 @@
           </w:p>
           <w:p>
             <w:pPr>
-              <w:pStyle w:val="TableParagraph"/>
+              <w:pStyle w:val="9"/>
               <w:spacing w:before="0" w:line="249" w:lineRule="auto"/>
               <w:ind w:left="259" w:right="261"/>
             </w:pPr>
@@ -2227,33 +2255,35 @@
     </w:tbl>
     <w:p>
       <w:pPr>
-        <w:pStyle w:val="TableParagraph"/>
+        <w:pStyle w:val="9"/>
         <w:spacing w:line="249" w:lineRule="auto"/>
         <w:sectPr>
           <w:pgSz w:w="12240" w:h="15840"/>
           <w:pgMar w:top="1380" w:right="1080" w:bottom="1491" w:left="1440" w:header="720" w:footer="720" w:gutter="0"/>
-          <w:cols w:space="720"/>
+          <w:cols w:space="720" w:num="1"/>
         </w:sectPr>
       </w:pPr>
     </w:p>
     <w:tbl>
       <w:tblPr>
+        <w:tblStyle w:val="6"/>
         <w:tblW w:w="0" w:type="auto"/>
         <w:tblInd w:w="10" w:type="dxa"/>
         <w:tblBorders>
-          <w:top w:val="single" w:sz="8" w:space="0" w:color="000000"/>
-          <w:left w:val="single" w:sz="8" w:space="0" w:color="000000"/>
-          <w:bottom w:val="single" w:sz="8" w:space="0" w:color="000000"/>
-          <w:right w:val="single" w:sz="8" w:space="0" w:color="000000"/>
-          <w:insideH w:val="single" w:sz="8" w:space="0" w:color="000000"/>
-          <w:insideV w:val="single" w:sz="8" w:space="0" w:color="000000"/>
+          <w:top w:val="single" w:color="000000" w:sz="8" w:space="0"/>
+          <w:left w:val="single" w:color="000000" w:sz="8" w:space="0"/>
+          <w:bottom w:val="single" w:color="000000" w:sz="8" w:space="0"/>
+          <w:right w:val="single" w:color="000000" w:sz="8" w:space="0"/>
+          <w:insideH w:val="single" w:color="000000" w:sz="8" w:space="0"/>
+          <w:insideV w:val="single" w:color="000000" w:sz="8" w:space="0"/>
         </w:tblBorders>
         <w:tblLayout w:type="fixed"/>
         <w:tblCellMar>
+          <w:top w:w="0" w:type="dxa"/>
           <w:left w:w="0" w:type="dxa"/>
+          <w:bottom w:w="0" w:type="dxa"/>
           <w:right w:w="0" w:type="dxa"/>
         </w:tblCellMar>
-        <w:tblLook w:val="01E0" w:firstRow="1" w:lastRow="1" w:firstColumn="1" w:lastColumn="1" w:noHBand="0" w:noVBand="0"/>
       </w:tblPr>
       <w:tblGrid>
         <w:gridCol w:w="1860"/>
@@ -2263,8 +2293,24 @@
         <w:gridCol w:w="1860"/>
       </w:tblGrid>
       <w:tr>
+        <w:tblPrEx>
+          <w:tblBorders>
+            <w:top w:val="single" w:color="000000" w:sz="8" w:space="0"/>
+            <w:left w:val="single" w:color="000000" w:sz="8" w:space="0"/>
+            <w:bottom w:val="single" w:color="000000" w:sz="8" w:space="0"/>
+            <w:right w:val="single" w:color="000000" w:sz="8" w:space="0"/>
+            <w:insideH w:val="single" w:color="000000" w:sz="8" w:space="0"/>
+            <w:insideV w:val="single" w:color="000000" w:sz="8" w:space="0"/>
+          </w:tblBorders>
+          <w:tblCellMar>
+            <w:top w:w="0" w:type="dxa"/>
+            <w:left w:w="0" w:type="dxa"/>
+            <w:bottom w:w="0" w:type="dxa"/>
+            <w:right w:w="0" w:type="dxa"/>
+          </w:tblCellMar>
+        </w:tblPrEx>
         <w:trPr>
-          <w:trHeight w:val="4367"/>
+          <w:trHeight w:val="4137" w:hRule="atLeast"/>
         </w:trPr>
         <w:tc>
           <w:tcPr>
@@ -2272,7 +2318,7 @@
           </w:tcPr>
           <w:p>
             <w:pPr>
-              <w:pStyle w:val="TableParagraph"/>
+              <w:pStyle w:val="9"/>
               <w:spacing w:before="31"/>
               <w:rPr>
                 <w:b/>
@@ -2281,7 +2327,7 @@
           </w:p>
           <w:p>
             <w:pPr>
-              <w:pStyle w:val="TableParagraph"/>
+              <w:pStyle w:val="9"/>
               <w:ind w:left="259"/>
             </w:pPr>
             <w:r>
@@ -2298,7 +2344,7 @@
           </w:tcPr>
           <w:p>
             <w:pPr>
-              <w:pStyle w:val="TableParagraph"/>
+              <w:pStyle w:val="9"/>
               <w:spacing w:before="31"/>
               <w:rPr>
                 <w:b/>
@@ -2307,7 +2353,7 @@
           </w:p>
           <w:p>
             <w:pPr>
-              <w:pStyle w:val="TableParagraph"/>
+              <w:pStyle w:val="9"/>
               <w:ind w:left="274"/>
             </w:pPr>
             <w:r>
@@ -2324,7 +2370,7 @@
           </w:tcPr>
           <w:p>
             <w:pPr>
-              <w:pStyle w:val="TableParagraph"/>
+              <w:pStyle w:val="9"/>
               <w:spacing w:before="31"/>
               <w:rPr>
                 <w:b/>
@@ -2333,7 +2379,7 @@
           </w:p>
           <w:p>
             <w:pPr>
-              <w:pStyle w:val="TableParagraph"/>
+              <w:pStyle w:val="9"/>
               <w:spacing w:line="256" w:lineRule="auto"/>
               <w:ind w:left="269" w:right="657"/>
             </w:pPr>
@@ -2363,7 +2409,7 @@
           </w:tcPr>
           <w:p>
             <w:pPr>
-              <w:pStyle w:val="TableParagraph"/>
+              <w:pStyle w:val="9"/>
               <w:spacing w:before="31"/>
               <w:rPr>
                 <w:b/>
@@ -2372,7 +2418,7 @@
           </w:p>
           <w:p>
             <w:pPr>
-              <w:pStyle w:val="TableParagraph"/>
+              <w:pStyle w:val="9"/>
               <w:spacing w:line="256" w:lineRule="auto"/>
               <w:ind w:left="264" w:right="332"/>
             </w:pPr>
@@ -2429,7 +2475,7 @@
           </w:tcPr>
           <w:p>
             <w:pPr>
-              <w:pStyle w:val="TableParagraph"/>
+              <w:pStyle w:val="9"/>
               <w:spacing w:before="31"/>
               <w:rPr>
                 <w:b/>
@@ -2438,7 +2484,7 @@
           </w:p>
           <w:p>
             <w:pPr>
-              <w:pStyle w:val="TableParagraph"/>
+              <w:pStyle w:val="9"/>
               <w:spacing w:line="256" w:lineRule="auto"/>
               <w:ind w:left="259" w:right="354"/>
             </w:pPr>
@@ -2503,8 +2549,24 @@
         </w:tc>
       </w:tr>
       <w:tr>
+        <w:tblPrEx>
+          <w:tblBorders>
+            <w:top w:val="single" w:color="000000" w:sz="8" w:space="0"/>
+            <w:left w:val="single" w:color="000000" w:sz="8" w:space="0"/>
+            <w:bottom w:val="single" w:color="000000" w:sz="8" w:space="0"/>
+            <w:right w:val="single" w:color="000000" w:sz="8" w:space="0"/>
+            <w:insideH w:val="single" w:color="000000" w:sz="8" w:space="0"/>
+            <w:insideV w:val="single" w:color="000000" w:sz="8" w:space="0"/>
+          </w:tblBorders>
+          <w:tblCellMar>
+            <w:top w:w="0" w:type="dxa"/>
+            <w:left w:w="0" w:type="dxa"/>
+            <w:bottom w:w="0" w:type="dxa"/>
+            <w:right w:w="0" w:type="dxa"/>
+          </w:tblCellMar>
+        </w:tblPrEx>
         <w:trPr>
-          <w:trHeight w:val="3535"/>
+          <w:trHeight w:val="3535" w:hRule="atLeast"/>
         </w:trPr>
         <w:tc>
           <w:tcPr>
@@ -2513,7 +2575,7 @@
           </w:tcPr>
           <w:p>
             <w:pPr>
-              <w:pStyle w:val="TableParagraph"/>
+              <w:pStyle w:val="9"/>
               <w:spacing w:before="26"/>
               <w:rPr>
                 <w:b/>
@@ -2522,7 +2584,7 @@
           </w:p>
           <w:p>
             <w:pPr>
-              <w:pStyle w:val="TableParagraph"/>
+              <w:pStyle w:val="9"/>
               <w:spacing w:line="256" w:lineRule="auto"/>
               <w:ind w:left="259" w:right="284"/>
             </w:pPr>
@@ -2544,7 +2606,7 @@
           </w:tcPr>
           <w:p>
             <w:pPr>
-              <w:pStyle w:val="TableParagraph"/>
+              <w:pStyle w:val="9"/>
               <w:spacing w:before="26"/>
               <w:rPr>
                 <w:b/>
@@ -2553,7 +2615,7 @@
           </w:p>
           <w:p>
             <w:pPr>
-              <w:pStyle w:val="TableParagraph"/>
+              <w:pStyle w:val="9"/>
               <w:ind w:left="274"/>
             </w:pPr>
             <w:r>
@@ -2571,7 +2633,7 @@
           </w:tcPr>
           <w:p>
             <w:pPr>
-              <w:pStyle w:val="TableParagraph"/>
+              <w:pStyle w:val="9"/>
               <w:spacing w:before="26"/>
               <w:rPr>
                 <w:b/>
@@ -2580,7 +2642,7 @@
           </w:p>
           <w:p>
             <w:pPr>
-              <w:pStyle w:val="TableParagraph"/>
+              <w:pStyle w:val="9"/>
               <w:spacing w:line="256" w:lineRule="auto"/>
               <w:ind w:left="269" w:right="826"/>
             </w:pPr>
@@ -2599,7 +2661,7 @@
           </w:tcPr>
           <w:p>
             <w:pPr>
-              <w:pStyle w:val="TableParagraph"/>
+              <w:pStyle w:val="9"/>
               <w:spacing w:before="26"/>
               <w:rPr>
                 <w:b/>
@@ -2608,7 +2670,7 @@
           </w:p>
           <w:p>
             <w:pPr>
-              <w:pStyle w:val="TableParagraph"/>
+              <w:pStyle w:val="9"/>
               <w:spacing w:line="256" w:lineRule="auto"/>
               <w:ind w:left="264" w:right="332"/>
             </w:pPr>
@@ -2648,7 +2710,7 @@
           </w:tcPr>
           <w:p>
             <w:pPr>
-              <w:pStyle w:val="TableParagraph"/>
+              <w:pStyle w:val="9"/>
               <w:spacing w:before="26"/>
               <w:rPr>
                 <w:b/>
@@ -2657,7 +2719,7 @@
           </w:p>
           <w:p>
             <w:pPr>
-              <w:pStyle w:val="TableParagraph"/>
+              <w:pStyle w:val="9"/>
               <w:spacing w:line="256" w:lineRule="auto"/>
               <w:ind w:left="259" w:right="355"/>
             </w:pPr>
@@ -2688,7 +2750,7 @@
           </w:p>
           <w:p>
             <w:pPr>
-              <w:pStyle w:val="TableParagraph"/>
+              <w:pStyle w:val="9"/>
               <w:spacing w:before="0" w:line="256" w:lineRule="auto"/>
               <w:ind w:left="259" w:right="439"/>
             </w:pPr>
@@ -2732,8 +2794,24 @@
         </w:tc>
       </w:tr>
       <w:tr>
+        <w:tblPrEx>
+          <w:tblBorders>
+            <w:top w:val="single" w:color="000000" w:sz="8" w:space="0"/>
+            <w:left w:val="single" w:color="000000" w:sz="8" w:space="0"/>
+            <w:bottom w:val="single" w:color="000000" w:sz="8" w:space="0"/>
+            <w:right w:val="single" w:color="000000" w:sz="8" w:space="0"/>
+            <w:insideH w:val="single" w:color="000000" w:sz="8" w:space="0"/>
+            <w:insideV w:val="single" w:color="000000" w:sz="8" w:space="0"/>
+          </w:tblBorders>
+          <w:tblCellMar>
+            <w:top w:w="0" w:type="dxa"/>
+            <w:left w:w="0" w:type="dxa"/>
+            <w:bottom w:w="0" w:type="dxa"/>
+            <w:right w:w="0" w:type="dxa"/>
+          </w:tblCellMar>
+        </w:tblPrEx>
         <w:trPr>
-          <w:trHeight w:val="1119"/>
+          <w:trHeight w:val="1119" w:hRule="atLeast"/>
         </w:trPr>
         <w:tc>
           <w:tcPr>
@@ -2858,8 +2936,24 @@
         </w:tc>
       </w:tr>
       <w:tr>
+        <w:tblPrEx>
+          <w:tblBorders>
+            <w:top w:val="single" w:color="000000" w:sz="8" w:space="0"/>
+            <w:left w:val="single" w:color="000000" w:sz="8" w:space="0"/>
+            <w:bottom w:val="single" w:color="000000" w:sz="8" w:space="0"/>
+            <w:right w:val="single" w:color="000000" w:sz="8" w:space="0"/>
+            <w:insideH w:val="single" w:color="000000" w:sz="8" w:space="0"/>
+            <w:insideV w:val="single" w:color="000000" w:sz="8" w:space="0"/>
+          </w:tblBorders>
+          <w:tblCellMar>
+            <w:top w:w="0" w:type="dxa"/>
+            <w:left w:w="0" w:type="dxa"/>
+            <w:bottom w:w="0" w:type="dxa"/>
+            <w:right w:w="0" w:type="dxa"/>
+          </w:tblCellMar>
+        </w:tblPrEx>
         <w:trPr>
-          <w:trHeight w:val="2113"/>
+          <w:trHeight w:val="2113" w:hRule="atLeast"/>
         </w:trPr>
         <w:tc>
           <w:tcPr>
@@ -2879,23 +2973,7 @@
                 <w:color w:val="000000"/>
                 <w:lang w:val="en-US"/>
               </w:rPr>
-              <w:t>Google Gemini API (SDK google-</w:t>
-            </w:r>
-            <w:proofErr w:type="spellStart"/>
-            <w:r>
-              <w:rPr>
-                <w:color w:val="000000"/>
-                <w:lang w:val="en-US"/>
-              </w:rPr>
-              <w:t>genai</w:t>
-            </w:r>
-            <w:proofErr w:type="spellEnd"/>
-            <w:r>
-              <w:rPr>
-                <w:color w:val="000000"/>
-                <w:lang w:val="en-US"/>
-              </w:rPr>
-              <w:t>)</w:t>
+              <w:t>Google Gemini API (SDK google-genai)</w:t>
             </w:r>
           </w:p>
           <w:p>
@@ -3048,8 +3126,24 @@
         </w:tc>
       </w:tr>
       <w:tr>
+        <w:tblPrEx>
+          <w:tblBorders>
+            <w:top w:val="single" w:color="000000" w:sz="8" w:space="0"/>
+            <w:left w:val="single" w:color="000000" w:sz="8" w:space="0"/>
+            <w:bottom w:val="single" w:color="000000" w:sz="8" w:space="0"/>
+            <w:right w:val="single" w:color="000000" w:sz="8" w:space="0"/>
+            <w:insideH w:val="single" w:color="000000" w:sz="8" w:space="0"/>
+            <w:insideV w:val="single" w:color="000000" w:sz="8" w:space="0"/>
+          </w:tblBorders>
+          <w:tblCellMar>
+            <w:top w:w="0" w:type="dxa"/>
+            <w:left w:w="0" w:type="dxa"/>
+            <w:bottom w:w="0" w:type="dxa"/>
+            <w:right w:w="0" w:type="dxa"/>
+          </w:tblCellMar>
+        </w:tblPrEx>
         <w:trPr>
-          <w:trHeight w:val="1120"/>
+          <w:trHeight w:val="1120" w:hRule="atLeast"/>
         </w:trPr>
         <w:tc>
           <w:tcPr>
@@ -3242,8 +3336,24 @@
         </w:tc>
       </w:tr>
       <w:tr>
+        <w:tblPrEx>
+          <w:tblBorders>
+            <w:top w:val="single" w:color="000000" w:sz="8" w:space="0"/>
+            <w:left w:val="single" w:color="000000" w:sz="8" w:space="0"/>
+            <w:bottom w:val="single" w:color="000000" w:sz="8" w:space="0"/>
+            <w:right w:val="single" w:color="000000" w:sz="8" w:space="0"/>
+            <w:insideH w:val="single" w:color="000000" w:sz="8" w:space="0"/>
+            <w:insideV w:val="single" w:color="000000" w:sz="8" w:space="0"/>
+          </w:tblBorders>
+          <w:tblCellMar>
+            <w:top w:w="0" w:type="dxa"/>
+            <w:left w:w="0" w:type="dxa"/>
+            <w:bottom w:w="0" w:type="dxa"/>
+            <w:right w:w="0" w:type="dxa"/>
+          </w:tblCellMar>
+        </w:tblPrEx>
         <w:trPr>
-          <w:trHeight w:val="1120"/>
+          <w:trHeight w:val="1120" w:hRule="atLeast"/>
         </w:trPr>
         <w:tc>
           <w:tcPr>
@@ -3262,7 +3372,6 @@
               <w:rPr>
                 <w:color w:val="000000"/>
               </w:rPr>
-              <w:lastRenderedPageBreak/>
               <w:t>Pydantic</w:t>
             </w:r>
           </w:p>
@@ -3377,8 +3486,24 @@
         </w:tc>
       </w:tr>
       <w:tr>
+        <w:tblPrEx>
+          <w:tblBorders>
+            <w:top w:val="single" w:color="000000" w:sz="8" w:space="0"/>
+            <w:left w:val="single" w:color="000000" w:sz="8" w:space="0"/>
+            <w:bottom w:val="single" w:color="000000" w:sz="8" w:space="0"/>
+            <w:right w:val="single" w:color="000000" w:sz="8" w:space="0"/>
+            <w:insideH w:val="single" w:color="000000" w:sz="8" w:space="0"/>
+            <w:insideV w:val="single" w:color="000000" w:sz="8" w:space="0"/>
+          </w:tblBorders>
+          <w:tblCellMar>
+            <w:top w:w="0" w:type="dxa"/>
+            <w:left w:w="0" w:type="dxa"/>
+            <w:bottom w:w="0" w:type="dxa"/>
+            <w:right w:w="0" w:type="dxa"/>
+          </w:tblCellMar>
+        </w:tblPrEx>
         <w:trPr>
-          <w:trHeight w:val="967"/>
+          <w:trHeight w:val="967" w:hRule="atLeast"/>
         </w:trPr>
         <w:tc>
           <w:tcPr>
@@ -3487,8 +3612,24 @@
         </w:tc>
       </w:tr>
       <w:tr>
+        <w:tblPrEx>
+          <w:tblBorders>
+            <w:top w:val="single" w:color="000000" w:sz="8" w:space="0"/>
+            <w:left w:val="single" w:color="000000" w:sz="8" w:space="0"/>
+            <w:bottom w:val="single" w:color="000000" w:sz="8" w:space="0"/>
+            <w:right w:val="single" w:color="000000" w:sz="8" w:space="0"/>
+            <w:insideH w:val="single" w:color="000000" w:sz="8" w:space="0"/>
+            <w:insideV w:val="single" w:color="000000" w:sz="8" w:space="0"/>
+          </w:tblBorders>
+          <w:tblCellMar>
+            <w:top w:w="0" w:type="dxa"/>
+            <w:left w:w="0" w:type="dxa"/>
+            <w:bottom w:w="0" w:type="dxa"/>
+            <w:right w:w="0" w:type="dxa"/>
+          </w:tblCellMar>
+        </w:tblPrEx>
         <w:trPr>
-          <w:trHeight w:val="980"/>
+          <w:trHeight w:val="980" w:hRule="atLeast"/>
         </w:trPr>
         <w:tc>
           <w:tcPr>
@@ -3597,8 +3738,24 @@
         </w:tc>
       </w:tr>
       <w:tr>
+        <w:tblPrEx>
+          <w:tblBorders>
+            <w:top w:val="single" w:color="000000" w:sz="8" w:space="0"/>
+            <w:left w:val="single" w:color="000000" w:sz="8" w:space="0"/>
+            <w:bottom w:val="single" w:color="000000" w:sz="8" w:space="0"/>
+            <w:right w:val="single" w:color="000000" w:sz="8" w:space="0"/>
+            <w:insideH w:val="single" w:color="000000" w:sz="8" w:space="0"/>
+            <w:insideV w:val="single" w:color="000000" w:sz="8" w:space="0"/>
+          </w:tblBorders>
+          <w:tblCellMar>
+            <w:top w:w="0" w:type="dxa"/>
+            <w:left w:w="0" w:type="dxa"/>
+            <w:bottom w:w="0" w:type="dxa"/>
+            <w:right w:w="0" w:type="dxa"/>
+          </w:tblCellMar>
+        </w:tblPrEx>
         <w:trPr>
-          <w:trHeight w:val="966"/>
+          <w:trHeight w:val="966" w:hRule="atLeast"/>
         </w:trPr>
         <w:tc>
           <w:tcPr>
@@ -3733,7 +3890,7 @@
     </w:tbl>
     <w:p>
       <w:pPr>
-        <w:pStyle w:val="BodyText"/>
+        <w:pStyle w:val="7"/>
         <w:spacing w:before="119"/>
         <w:rPr>
           <w:b/>
@@ -3744,7 +3901,7 @@
     </w:p>
     <w:p>
       <w:pPr>
-        <w:pStyle w:val="Heading2"/>
+        <w:pStyle w:val="3"/>
       </w:pPr>
       <w:bookmarkStart w:id="4" w:name="S4_—_Ferramentas_de_Desenvolvimento_"/>
       <w:bookmarkEnd w:id="4"/>
@@ -3760,7 +3917,7 @@
     </w:p>
     <w:p>
       <w:pPr>
-        <w:pStyle w:val="ListParagraph"/>
+        <w:pStyle w:val="8"/>
         <w:numPr>
           <w:ilvl w:val="0"/>
           <w:numId w:val="1"/>
@@ -3794,24 +3951,12 @@
         <w:t xml:space="preserve"> </w:t>
       </w:r>
       <w:r>
-        <w:t>Code,</w:t>
-      </w:r>
-      <w:r>
-        <w:rPr>
-          <w:spacing w:val="-4"/>
-        </w:rPr>
-        <w:t xml:space="preserve"> </w:t>
-      </w:r>
-      <w:r>
-        <w:rPr>
-          <w:spacing w:val="-2"/>
-        </w:rPr>
-        <w:t>Cursor</w:t>
+        <w:t>Code</w:t>
       </w:r>
     </w:p>
     <w:p>
       <w:pPr>
-        <w:pStyle w:val="ListParagraph"/>
+        <w:pStyle w:val="8"/>
         <w:numPr>
           <w:ilvl w:val="0"/>
           <w:numId w:val="1"/>
@@ -3932,7 +4077,7 @@
     </w:p>
     <w:p>
       <w:pPr>
-        <w:pStyle w:val="ListParagraph"/>
+        <w:pStyle w:val="8"/>
         <w:numPr>
           <w:ilvl w:val="0"/>
           <w:numId w:val="1"/>
@@ -3990,34 +4135,6 @@
         </w:rPr>
         <w:t xml:space="preserve"> </w:t>
       </w:r>
-      <w:proofErr w:type="spellStart"/>
-      <w:r>
-        <w:rPr>
-          <w:lang w:val="en-US"/>
-        </w:rPr>
-        <w:t>ESLint</w:t>
-      </w:r>
-      <w:proofErr w:type="spellEnd"/>
-      <w:r>
-        <w:rPr>
-          <w:spacing w:val="-6"/>
-          <w:lang w:val="en-US"/>
-        </w:rPr>
-        <w:t xml:space="preserve"> </w:t>
-      </w:r>
-      <w:r>
-        <w:rPr>
-          <w:lang w:val="en-US"/>
-        </w:rPr>
-        <w:t>+</w:t>
-      </w:r>
-      <w:r>
-        <w:rPr>
-          <w:spacing w:val="-5"/>
-          <w:lang w:val="en-US"/>
-        </w:rPr>
-        <w:t xml:space="preserve"> </w:t>
-      </w:r>
       <w:r>
         <w:rPr>
           <w:lang w:val="en-US"/>
@@ -4106,7 +4223,7 @@
     </w:p>
     <w:p>
       <w:pPr>
-        <w:pStyle w:val="ListParagraph"/>
+        <w:pStyle w:val="8"/>
         <w:numPr>
           <w:ilvl w:val="0"/>
           <w:numId w:val="1"/>
@@ -4160,14 +4277,12 @@
         </w:rPr>
         <w:t xml:space="preserve"> </w:t>
       </w:r>
-      <w:proofErr w:type="spellStart"/>
       <w:r>
         <w:rPr>
           <w:lang w:val="en-US"/>
         </w:rPr>
         <w:t>Pytest</w:t>
       </w:r>
-      <w:proofErr w:type="spellEnd"/>
       <w:r>
         <w:rPr>
           <w:spacing w:val="-11"/>
@@ -4185,7 +4300,7 @@
     </w:p>
     <w:p>
       <w:pPr>
-        <w:pStyle w:val="ListParagraph"/>
+        <w:pStyle w:val="8"/>
         <w:numPr>
           <w:ilvl w:val="0"/>
           <w:numId w:val="1"/>
@@ -4226,7 +4341,7 @@
     </w:p>
     <w:p>
       <w:pPr>
-        <w:pStyle w:val="Heading2"/>
+        <w:pStyle w:val="3"/>
         <w:spacing w:before="68"/>
       </w:pPr>
       <w:bookmarkStart w:id="5" w:name="S5_—_Declaração_de_Uso_de_Inteligência_A"/>
@@ -4234,7 +4349,7 @@
     </w:p>
     <w:p>
       <w:pPr>
-        <w:pStyle w:val="Heading2"/>
+        <w:pStyle w:val="3"/>
         <w:spacing w:before="68"/>
       </w:pPr>
       <w:r>
@@ -4249,7 +4364,7 @@
     </w:p>
     <w:p>
       <w:pPr>
-        <w:pStyle w:val="BodyText"/>
+        <w:pStyle w:val="7"/>
         <w:spacing w:before="243"/>
       </w:pPr>
       <w:r>
@@ -4297,11 +4412,13 @@
     </w:p>
     <w:p>
       <w:pPr>
-        <w:pStyle w:val="Heading3"/>
+        <w:pStyle w:val="4"/>
         <w:spacing w:line="256" w:lineRule="auto"/>
         <w:ind w:right="3844"/>
         <w:rPr>
+          <w:rFonts w:hint="default"/>
           <w:b w:val="0"/>
+          <w:lang w:val="pt-BR"/>
         </w:rPr>
       </w:pPr>
       <w:r>
@@ -4357,11 +4474,19 @@
           <w:b w:val="0"/>
         </w:rPr>
         <w:t>Gemini, ChatGPT</w:t>
+      </w:r>
+      <w:r>
+        <w:rPr>
+          <w:rFonts w:hint="default"/>
+          <w:b w:val="0"/>
+          <w:lang w:val="pt-BR"/>
+        </w:rPr>
+        <w:t>, Claude</w:t>
       </w:r>
     </w:p>
     <w:p>
       <w:pPr>
-        <w:pStyle w:val="BodyText"/>
+        <w:pStyle w:val="7"/>
         <w:spacing w:before="0" w:line="256" w:lineRule="auto"/>
         <w:ind w:right="449"/>
       </w:pPr>
@@ -4474,7 +4599,7 @@
     </w:p>
     <w:p>
       <w:pPr>
-        <w:pStyle w:val="BodyText"/>
+        <w:pStyle w:val="7"/>
         <w:spacing w:before="0" w:line="256" w:lineRule="auto"/>
         <w:ind w:right="614"/>
       </w:pPr>
@@ -4610,10 +4735,12 @@
       <w:r>
         <w:t>da solicitação e será lido pelos participantes do grupo para entendimento.</w:t>
       </w:r>
+      <w:bookmarkStart w:id="6" w:name="_GoBack"/>
+      <w:bookmarkEnd w:id="6"/>
     </w:p>
     <w:p>
       <w:pPr>
-        <w:pStyle w:val="Heading3"/>
+        <w:pStyle w:val="4"/>
         <w:spacing w:before="0" w:line="252" w:lineRule="exact"/>
       </w:pPr>
       <w:r>
@@ -4688,7 +4815,7 @@
     </w:p>
     <w:p>
       <w:pPr>
-        <w:pStyle w:val="BodyText"/>
+        <w:pStyle w:val="7"/>
         <w:spacing w:before="14"/>
       </w:pPr>
       <w:r>
@@ -4781,7 +4908,7 @@
     </w:p>
     <w:p>
       <w:pPr>
-        <w:pStyle w:val="BodyText"/>
+        <w:pStyle w:val="7"/>
         <w:spacing w:before="34"/>
       </w:pPr>
     </w:p>
@@ -4966,19 +5093,20 @@
     <w:sectPr>
       <w:pgSz w:w="12240" w:h="15840"/>
       <w:pgMar w:top="1380" w:right="1080" w:bottom="280" w:left="1440" w:header="720" w:footer="720" w:gutter="0"/>
-      <w:cols w:space="720"/>
+      <w:cols w:space="720" w:num="1"/>
     </w:sectPr>
   </w:body>
 </w:document>
 </file>
 
 <file path=word/numbering.xml><?xml version="1.0" encoding="utf-8"?>
-<w:numbering xmlns:wpc="http://schemas.microsoft.com/office/word/2010/wordprocessingCanvas" xmlns:cx="http://schemas.microsoft.com/office/drawing/2014/chartex" xmlns:cx1="http://schemas.microsoft.com/office/drawing/2015/9/8/chartex" xmlns:cx2="http://schemas.microsoft.com/office/drawing/2015/10/21/chartex" xmlns:cx3="http://schemas.microsoft.com/office/drawing/2016/5/9/chartex" xmlns:cx4="http://schemas.microsoft.com/office/drawing/2016/5/10/chartex" xmlns:cx5="http://schemas.microsoft.com/office/drawing/2016/5/11/chartex" xmlns:cx6="http://schemas.microsoft.com/office/drawing/2016/5/12/chartex" xmlns:cx7="http://schemas.microsoft.com/office/drawing/2016/5/13/chartex" xmlns:cx8="http://schemas.microsoft.com/office/drawing/2016/5/14/chartex" xmlns:mc="http://schemas.openxmlformats.org/markup-compatibility/2006" xmlns:aink="http://schemas.microsoft.com/office/drawing/2016/ink" xmlns:am3d="http://schemas.microsoft.com/office/drawing/2017/model3d" xmlns:o="urn:schemas-microsoft-com:office:office" xmlns:oel="http://schemas.microsoft.com/office/2019/extlst" xmlns:r="http://schemas.openxmlformats.org/officeDocument/2006/relationships" xmlns:m="http://schemas.openxmlformats.org/officeDocument/2006/math" xmlns:v="urn:schemas-microsoft-com:vml" xmlns:wp14="http://schemas.microsoft.com/office/word/2010/wordprocessingDrawing" xmlns:wp="http://schemas.openxmlformats.org/drawingml/2006/wordprocessingDrawing" xmlns:w10="urn:schemas-microsoft-com:office:word" xmlns:w="http://schemas.openxmlformats.org/wordprocessingml/2006/main" xmlns:w14="http://schemas.microsoft.com/office/word/2010/wordml" xmlns:w15="http://schemas.microsoft.com/office/word/2012/wordml" xmlns:w16cex="http://schemas.microsoft.com/office/word/2018/wordml/cex" xmlns:w16cid="http://schemas.microsoft.com/office/word/2016/wordml/cid" xmlns:w16="http://schemas.microsoft.com/office/word/2018/wordml" xmlns:w16du="http://schemas.microsoft.com/office/word/2023/wordml/word16du" xmlns:w16sdtdh="http://schemas.microsoft.com/office/word/2020/wordml/sdtdatahash" xmlns:w16sdtfl="http://schemas.microsoft.com/office/word/2024/wordml/sdtformatlock" xmlns:w16se="http://schemas.microsoft.com/office/word/2015/wordml/symex" xmlns:wpg="http://schemas.microsoft.com/office/word/2010/wordprocessingGroup" xmlns:wpi="http://schemas.microsoft.com/office/word/2010/wordprocessingInk" xmlns:wne="http://schemas.microsoft.com/office/word/2006/wordml" xmlns:wps="http://schemas.microsoft.com/office/word/2010/wordprocessingShape" mc:Ignorable="w14 w15 w16se w16cid w16 w16cex w16sdtdh w16sdtfl w16du wp14">
-  <w:abstractNum w:abstractNumId="0" w15:restartNumberingAfterBreak="0">
+<w:numbering xmlns:wpc="http://schemas.microsoft.com/office/word/2010/wordprocessingCanvas" xmlns:mc="http://schemas.openxmlformats.org/markup-compatibility/2006" xmlns:o="urn:schemas-microsoft-com:office:office" xmlns:r="http://schemas.openxmlformats.org/officeDocument/2006/relationships" xmlns:m="http://schemas.openxmlformats.org/officeDocument/2006/math" xmlns:v="urn:schemas-microsoft-com:vml" xmlns:wp14="http://schemas.microsoft.com/office/word/2010/wordprocessingDrawing" xmlns:wp="http://schemas.openxmlformats.org/drawingml/2006/wordprocessingDrawing" xmlns:w10="urn:schemas-microsoft-com:office:word" xmlns:w="http://schemas.openxmlformats.org/wordprocessingml/2006/main" xmlns:w14="http://schemas.microsoft.com/office/word/2010/wordml" xmlns:wpg="http://schemas.microsoft.com/office/word/2010/wordprocessingGroup" xmlns:wpi="http://schemas.microsoft.com/office/word/2010/wordprocessingInk" xmlns:wne="http://schemas.microsoft.com/office/word/2006/wordml" xmlns:wps="http://schemas.microsoft.com/office/word/2010/wordprocessingShape" xmlns:wpsCustomData="http://www.wps.cn/officeDocument/2013/wpsCustomData" mc:Ignorable="w14 wp14">
+  <w:abstractNum w:abstractNumId="0">
     <w:nsid w:val="0CA660E5"/>
-    <w:multiLevelType w:val="hybridMultilevel"/>
-    <w:tmpl w:val="F8C8BAAC"/>
-    <w:lvl w:ilvl="0" w:tplc="CED65D26">
+    <w:multiLevelType w:val="multilevel"/>
+    <w:tmpl w:val="0CA660E5"/>
+    <w:lvl w:ilvl="0" w:tentative="0">
+      <w:start w:val="0"/>
       <w:numFmt w:val="bullet"/>
       <w:lvlText w:val="●"/>
       <w:lvlJc w:val="left"/>
@@ -4986,7 +5114,7 @@
         <w:ind w:left="600" w:hanging="360"/>
       </w:pPr>
       <w:rPr>
-        <w:rFonts w:ascii="Arial" w:eastAsia="Arial" w:hAnsi="Arial" w:cs="Arial" w:hint="default"/>
+        <w:rFonts w:hint="default" w:ascii="Arial" w:hAnsi="Arial" w:eastAsia="Arial" w:cs="Arial"/>
         <w:b w:val="0"/>
         <w:bCs w:val="0"/>
         <w:i w:val="0"/>
@@ -4998,7 +5126,8 @@
         <w:lang w:val="pt-PT" w:eastAsia="en-US" w:bidi="ar-SA"/>
       </w:rPr>
     </w:lvl>
-    <w:lvl w:ilvl="1" w:tplc="18B8C6F0">
+    <w:lvl w:ilvl="1" w:tentative="0">
+      <w:start w:val="0"/>
       <w:numFmt w:val="bullet"/>
       <w:lvlText w:val="•"/>
       <w:lvlJc w:val="left"/>
@@ -5010,7 +5139,8 @@
         <w:lang w:val="pt-PT" w:eastAsia="en-US" w:bidi="ar-SA"/>
       </w:rPr>
     </w:lvl>
-    <w:lvl w:ilvl="2" w:tplc="8F52BAAA">
+    <w:lvl w:ilvl="2" w:tentative="0">
+      <w:start w:val="0"/>
       <w:numFmt w:val="bullet"/>
       <w:lvlText w:val="•"/>
       <w:lvlJc w:val="left"/>
@@ -5022,7 +5152,8 @@
         <w:lang w:val="pt-PT" w:eastAsia="en-US" w:bidi="ar-SA"/>
       </w:rPr>
     </w:lvl>
-    <w:lvl w:ilvl="3" w:tplc="7C9AC514">
+    <w:lvl w:ilvl="3" w:tentative="0">
+      <w:start w:val="0"/>
       <w:numFmt w:val="bullet"/>
       <w:lvlText w:val="•"/>
       <w:lvlJc w:val="left"/>
@@ -5034,7 +5165,8 @@
         <w:lang w:val="pt-PT" w:eastAsia="en-US" w:bidi="ar-SA"/>
       </w:rPr>
     </w:lvl>
-    <w:lvl w:ilvl="4" w:tplc="2E6A1F4C">
+    <w:lvl w:ilvl="4" w:tentative="0">
+      <w:start w:val="0"/>
       <w:numFmt w:val="bullet"/>
       <w:lvlText w:val="•"/>
       <w:lvlJc w:val="left"/>
@@ -5046,7 +5178,8 @@
         <w:lang w:val="pt-PT" w:eastAsia="en-US" w:bidi="ar-SA"/>
       </w:rPr>
     </w:lvl>
-    <w:lvl w:ilvl="5" w:tplc="15A49AD2">
+    <w:lvl w:ilvl="5" w:tentative="0">
+      <w:start w:val="0"/>
       <w:numFmt w:val="bullet"/>
       <w:lvlText w:val="•"/>
       <w:lvlJc w:val="left"/>
@@ -5058,7 +5191,8 @@
         <w:lang w:val="pt-PT" w:eastAsia="en-US" w:bidi="ar-SA"/>
       </w:rPr>
     </w:lvl>
-    <w:lvl w:ilvl="6" w:tplc="D63E86FC">
+    <w:lvl w:ilvl="6" w:tentative="0">
+      <w:start w:val="0"/>
       <w:numFmt w:val="bullet"/>
       <w:lvlText w:val="•"/>
       <w:lvlJc w:val="left"/>
@@ -5070,7 +5204,8 @@
         <w:lang w:val="pt-PT" w:eastAsia="en-US" w:bidi="ar-SA"/>
       </w:rPr>
     </w:lvl>
-    <w:lvl w:ilvl="7" w:tplc="F078E2A6">
+    <w:lvl w:ilvl="7" w:tentative="0">
+      <w:start w:val="0"/>
       <w:numFmt w:val="bullet"/>
       <w:lvlText w:val="•"/>
       <w:lvlJc w:val="left"/>
@@ -5082,7 +5217,8 @@
         <w:lang w:val="pt-PT" w:eastAsia="en-US" w:bidi="ar-SA"/>
       </w:rPr>
     </w:lvl>
-    <w:lvl w:ilvl="8" w:tplc="B38ED220">
+    <w:lvl w:ilvl="8" w:tentative="0">
+      <w:start w:val="0"/>
       <w:numFmt w:val="bullet"/>
       <w:lvlText w:val="•"/>
       <w:lvlJc w:val="left"/>
@@ -5095,422 +5231,196 @@
       </w:rPr>
     </w:lvl>
   </w:abstractNum>
-  <w:num w:numId="1" w16cid:durableId="1103305118">
+  <w:num w:numId="1">
     <w:abstractNumId w:val="0"/>
   </w:num>
 </w:numbering>
 </file>
 
 <file path=word/styles.xml><?xml version="1.0" encoding="utf-8"?>
-<w:styles xmlns:mc="http://schemas.openxmlformats.org/markup-compatibility/2006" xmlns:r="http://schemas.openxmlformats.org/officeDocument/2006/relationships" xmlns:w="http://schemas.openxmlformats.org/wordprocessingml/2006/main" xmlns:w14="http://schemas.microsoft.com/office/word/2010/wordml" xmlns:w15="http://schemas.microsoft.com/office/word/2012/wordml" xmlns:w16cex="http://schemas.microsoft.com/office/word/2018/wordml/cex" xmlns:w16cid="http://schemas.microsoft.com/office/word/2016/wordml/cid" xmlns:w16="http://schemas.microsoft.com/office/word/2018/wordml" xmlns:w16du="http://schemas.microsoft.com/office/word/2023/wordml/word16du" xmlns:w16sdtdh="http://schemas.microsoft.com/office/word/2020/wordml/sdtdatahash" xmlns:w16sdtfl="http://schemas.microsoft.com/office/word/2024/wordml/sdtformatlock" xmlns:w16se="http://schemas.microsoft.com/office/word/2015/wordml/symex" mc:Ignorable="w14 w15 w16se w16cid w16 w16cex w16sdtdh w16sdtfl w16du">
+<w:styles xmlns:mc="http://schemas.openxmlformats.org/markup-compatibility/2006" xmlns:o="urn:schemas-microsoft-com:office:office" xmlns:r="http://schemas.openxmlformats.org/officeDocument/2006/relationships" xmlns:m="http://schemas.openxmlformats.org/officeDocument/2006/math" xmlns:v="urn:schemas-microsoft-com:vml" xmlns:w="http://schemas.openxmlformats.org/wordprocessingml/2006/main" xmlns:w14="http://schemas.microsoft.com/office/word/2010/wordml" xmlns:w10="urn:schemas-microsoft-com:office:word" xmlns:sl="http://schemas.openxmlformats.org/schemaLibrary/2006/main" xmlns:wpsCustomData="http://www.wps.cn/officeDocument/2013/wpsCustomData" mc:Ignorable="w14">
   <w:docDefaults>
     <w:rPrDefault>
       <w:rPr>
-        <w:rFonts w:asciiTheme="minorHAnsi" w:eastAsiaTheme="minorHAnsi" w:hAnsiTheme="minorHAnsi" w:cstheme="minorBidi"/>
-        <w:sz w:val="22"/>
-        <w:szCs w:val="22"/>
-        <w:lang w:val="en-US" w:eastAsia="en-US" w:bidi="ar-SA"/>
+        <w:rFonts w:asciiTheme="minorHAnsi" w:hAnsiTheme="minorHAnsi" w:eastAsiaTheme="minorHAnsi" w:cstheme="minorBidi"/>
       </w:rPr>
     </w:rPrDefault>
-    <w:pPrDefault>
-      <w:pPr>
-        <w:widowControl w:val="0"/>
-        <w:autoSpaceDE w:val="0"/>
-        <w:autoSpaceDN w:val="0"/>
-      </w:pPr>
-    </w:pPrDefault>
+    <w:pPrDefault/>
   </w:docDefaults>
-  <w:latentStyles w:defLockedState="0" w:defUIPriority="99" w:defSemiHidden="0" w:defUnhideWhenUsed="0" w:defQFormat="0" w:count="376">
-    <w:lsdException w:name="Normal" w:uiPriority="0" w:qFormat="1"/>
-    <w:lsdException w:name="heading 1" w:uiPriority="9" w:qFormat="1"/>
-    <w:lsdException w:name="heading 2" w:semiHidden="1" w:uiPriority="9" w:unhideWhenUsed="1" w:qFormat="1"/>
-    <w:lsdException w:name="heading 3" w:semiHidden="1" w:uiPriority="9" w:unhideWhenUsed="1" w:qFormat="1"/>
-    <w:lsdException w:name="heading 4" w:semiHidden="1" w:uiPriority="9" w:unhideWhenUsed="1" w:qFormat="1"/>
-    <w:lsdException w:name="heading 5" w:semiHidden="1" w:uiPriority="9" w:unhideWhenUsed="1" w:qFormat="1"/>
-    <w:lsdException w:name="heading 6" w:semiHidden="1" w:uiPriority="9" w:unhideWhenUsed="1" w:qFormat="1"/>
-    <w:lsdException w:name="heading 7" w:semiHidden="1" w:uiPriority="9" w:unhideWhenUsed="1" w:qFormat="1"/>
-    <w:lsdException w:name="heading 8" w:semiHidden="1" w:uiPriority="9" w:unhideWhenUsed="1" w:qFormat="1"/>
-    <w:lsdException w:name="heading 9" w:semiHidden="1" w:uiPriority="9" w:unhideWhenUsed="1" w:qFormat="1"/>
-    <w:lsdException w:name="index 1" w:semiHidden="1" w:unhideWhenUsed="1"/>
-    <w:lsdException w:name="index 2" w:semiHidden="1" w:unhideWhenUsed="1"/>
-    <w:lsdException w:name="index 3" w:semiHidden="1" w:unhideWhenUsed="1"/>
-    <w:lsdException w:name="index 4" w:semiHidden="1" w:unhideWhenUsed="1"/>
-    <w:lsdException w:name="index 5" w:semiHidden="1" w:unhideWhenUsed="1"/>
-    <w:lsdException w:name="index 6" w:semiHidden="1" w:unhideWhenUsed="1"/>
-    <w:lsdException w:name="index 7" w:semiHidden="1" w:unhideWhenUsed="1"/>
-    <w:lsdException w:name="index 8" w:semiHidden="1" w:unhideWhenUsed="1"/>
-    <w:lsdException w:name="index 9" w:semiHidden="1" w:unhideWhenUsed="1"/>
-    <w:lsdException w:name="toc 1" w:semiHidden="1" w:uiPriority="39" w:unhideWhenUsed="1"/>
-    <w:lsdException w:name="toc 2" w:semiHidden="1" w:uiPriority="39" w:unhideWhenUsed="1"/>
-    <w:lsdException w:name="toc 3" w:semiHidden="1" w:uiPriority="39" w:unhideWhenUsed="1"/>
-    <w:lsdException w:name="toc 4" w:semiHidden="1" w:uiPriority="39" w:unhideWhenUsed="1"/>
-    <w:lsdException w:name="toc 5" w:semiHidden="1" w:uiPriority="39" w:unhideWhenUsed="1"/>
-    <w:lsdException w:name="toc 6" w:semiHidden="1" w:uiPriority="39" w:unhideWhenUsed="1"/>
-    <w:lsdException w:name="toc 7" w:semiHidden="1" w:uiPriority="39" w:unhideWhenUsed="1"/>
-    <w:lsdException w:name="toc 8" w:semiHidden="1" w:uiPriority="39" w:unhideWhenUsed="1"/>
-    <w:lsdException w:name="toc 9" w:semiHidden="1" w:uiPriority="39" w:unhideWhenUsed="1"/>
-    <w:lsdException w:name="Normal Indent" w:semiHidden="1" w:unhideWhenUsed="1"/>
-    <w:lsdException w:name="footnote text" w:semiHidden="1" w:unhideWhenUsed="1"/>
-    <w:lsdException w:name="annotation text" w:semiHidden="1" w:unhideWhenUsed="1"/>
-    <w:lsdException w:name="header" w:semiHidden="1" w:unhideWhenUsed="1"/>
-    <w:lsdException w:name="footer" w:semiHidden="1" w:unhideWhenUsed="1"/>
-    <w:lsdException w:name="index heading" w:semiHidden="1" w:unhideWhenUsed="1"/>
-    <w:lsdException w:name="caption" w:semiHidden="1" w:uiPriority="35" w:unhideWhenUsed="1" w:qFormat="1"/>
-    <w:lsdException w:name="table of figures" w:semiHidden="1" w:unhideWhenUsed="1"/>
-    <w:lsdException w:name="envelope address" w:semiHidden="1" w:unhideWhenUsed="1"/>
-    <w:lsdException w:name="envelope return" w:semiHidden="1" w:unhideWhenUsed="1"/>
-    <w:lsdException w:name="footnote reference" w:semiHidden="1" w:unhideWhenUsed="1"/>
-    <w:lsdException w:name="annotation reference" w:semiHidden="1" w:unhideWhenUsed="1"/>
-    <w:lsdException w:name="line number" w:semiHidden="1" w:unhideWhenUsed="1"/>
-    <w:lsdException w:name="page number" w:semiHidden="1" w:unhideWhenUsed="1"/>
-    <w:lsdException w:name="endnote reference" w:semiHidden="1" w:unhideWhenUsed="1"/>
-    <w:lsdException w:name="endnote text" w:semiHidden="1" w:unhideWhenUsed="1"/>
-    <w:lsdException w:name="table of authorities" w:semiHidden="1" w:unhideWhenUsed="1"/>
-    <w:lsdException w:name="macro" w:semiHidden="1" w:unhideWhenUsed="1"/>
-    <w:lsdException w:name="toa heading" w:semiHidden="1" w:unhideWhenUsed="1"/>
-    <w:lsdException w:name="List" w:semiHidden="1" w:unhideWhenUsed="1"/>
-    <w:lsdException w:name="List Bullet" w:semiHidden="1" w:unhideWhenUsed="1"/>
-    <w:lsdException w:name="List Number" w:semiHidden="1" w:unhideWhenUsed="1"/>
-    <w:lsdException w:name="List 2" w:semiHidden="1" w:unhideWhenUsed="1"/>
-    <w:lsdException w:name="List 3" w:semiHidden="1" w:unhideWhenUsed="1"/>
-    <w:lsdException w:name="List 4" w:semiHidden="1" w:unhideWhenUsed="1"/>
-    <w:lsdException w:name="List 5" w:semiHidden="1" w:unhideWhenUsed="1"/>
-    <w:lsdException w:name="List Bullet 2" w:semiHidden="1" w:unhideWhenUsed="1"/>
-    <w:lsdException w:name="List Bullet 3" w:semiHidden="1" w:unhideWhenUsed="1"/>
-    <w:lsdException w:name="List Bullet 4" w:semiHidden="1" w:unhideWhenUsed="1"/>
-    <w:lsdException w:name="List Bullet 5" w:semiHidden="1" w:unhideWhenUsed="1"/>
-    <w:lsdException w:name="List Number 2" w:semiHidden="1" w:unhideWhenUsed="1"/>
-    <w:lsdException w:name="List Number 3" w:semiHidden="1" w:unhideWhenUsed="1"/>
-    <w:lsdException w:name="List Number 4" w:semiHidden="1" w:unhideWhenUsed="1"/>
-    <w:lsdException w:name="List Number 5" w:semiHidden="1" w:unhideWhenUsed="1"/>
-    <w:lsdException w:name="Title" w:uiPriority="10" w:qFormat="1"/>
-    <w:lsdException w:name="Closing" w:semiHidden="1" w:unhideWhenUsed="1"/>
-    <w:lsdException w:name="Signature" w:semiHidden="1" w:unhideWhenUsed="1"/>
-    <w:lsdException w:name="Default Paragraph Font" w:semiHidden="1" w:uiPriority="1" w:unhideWhenUsed="1"/>
-    <w:lsdException w:name="Body Text" w:semiHidden="1" w:unhideWhenUsed="1"/>
-    <w:lsdException w:name="Body Text Indent" w:semiHidden="1" w:unhideWhenUsed="1"/>
-    <w:lsdException w:name="List Continue" w:semiHidden="1" w:unhideWhenUsed="1"/>
-    <w:lsdException w:name="List Continue 2" w:semiHidden="1" w:unhideWhenUsed="1"/>
-    <w:lsdException w:name="List Continue 3" w:semiHidden="1" w:unhideWhenUsed="1"/>
-    <w:lsdException w:name="List Continue 4" w:semiHidden="1" w:unhideWhenUsed="1"/>
-    <w:lsdException w:name="List Continue 5" w:semiHidden="1" w:unhideWhenUsed="1"/>
-    <w:lsdException w:name="Message Header" w:semiHidden="1" w:unhideWhenUsed="1"/>
-    <w:lsdException w:name="Subtitle" w:uiPriority="11" w:qFormat="1"/>
-    <w:lsdException w:name="Salutation" w:semiHidden="1" w:unhideWhenUsed="1"/>
-    <w:lsdException w:name="Date" w:semiHidden="1" w:unhideWhenUsed="1"/>
-    <w:lsdException w:name="Body Text First Indent" w:semiHidden="1" w:unhideWhenUsed="1"/>
-    <w:lsdException w:name="Body Text First Indent 2" w:semiHidden="1" w:unhideWhenUsed="1"/>
-    <w:lsdException w:name="Note Heading" w:semiHidden="1" w:unhideWhenUsed="1"/>
-    <w:lsdException w:name="Body Text 2" w:semiHidden="1" w:unhideWhenUsed="1"/>
-    <w:lsdException w:name="Body Text 3" w:semiHidden="1" w:unhideWhenUsed="1"/>
-    <w:lsdException w:name="Body Text Indent 2" w:semiHidden="1" w:unhideWhenUsed="1"/>
-    <w:lsdException w:name="Body Text Indent 3" w:semiHidden="1" w:unhideWhenUsed="1"/>
-    <w:lsdException w:name="Block Text" w:semiHidden="1" w:unhideWhenUsed="1"/>
-    <w:lsdException w:name="Hyperlink" w:semiHidden="1" w:unhideWhenUsed="1"/>
-    <w:lsdException w:name="FollowedHyperlink" w:semiHidden="1" w:unhideWhenUsed="1"/>
-    <w:lsdException w:name="Strong" w:uiPriority="22" w:qFormat="1"/>
-    <w:lsdException w:name="Emphasis" w:uiPriority="20" w:qFormat="1"/>
-    <w:lsdException w:name="Document Map" w:semiHidden="1" w:unhideWhenUsed="1"/>
-    <w:lsdException w:name="Plain Text" w:semiHidden="1" w:unhideWhenUsed="1"/>
-    <w:lsdException w:name="E-mail Signature" w:semiHidden="1" w:unhideWhenUsed="1"/>
-    <w:lsdException w:name="HTML Top of Form" w:semiHidden="1" w:unhideWhenUsed="1"/>
-    <w:lsdException w:name="HTML Bottom of Form" w:semiHidden="1" w:unhideWhenUsed="1"/>
-    <w:lsdException w:name="Normal (Web)" w:semiHidden="1" w:unhideWhenUsed="1"/>
-    <w:lsdException w:name="HTML Acronym" w:semiHidden="1" w:unhideWhenUsed="1"/>
-    <w:lsdException w:name="HTML Address" w:semiHidden="1" w:unhideWhenUsed="1"/>
-    <w:lsdException w:name="HTML Cite" w:semiHidden="1" w:unhideWhenUsed="1"/>
-    <w:lsdException w:name="HTML Code" w:semiHidden="1" w:unhideWhenUsed="1"/>
-    <w:lsdException w:name="HTML Definition" w:semiHidden="1" w:unhideWhenUsed="1"/>
-    <w:lsdException w:name="HTML Keyboard" w:semiHidden="1" w:unhideWhenUsed="1"/>
-    <w:lsdException w:name="HTML Preformatted" w:semiHidden="1" w:unhideWhenUsed="1"/>
-    <w:lsdException w:name="HTML Sample" w:semiHidden="1" w:unhideWhenUsed="1"/>
-    <w:lsdException w:name="HTML Typewriter" w:semiHidden="1" w:unhideWhenUsed="1"/>
-    <w:lsdException w:name="HTML Variable" w:semiHidden="1" w:unhideWhenUsed="1"/>
-    <w:lsdException w:name="Normal Table" w:semiHidden="1" w:unhideWhenUsed="1"/>
-    <w:lsdException w:name="annotation subject" w:semiHidden="1" w:unhideWhenUsed="1"/>
-    <w:lsdException w:name="No List" w:semiHidden="1" w:unhideWhenUsed="1"/>
-    <w:lsdException w:name="Outline List 1" w:semiHidden="1" w:unhideWhenUsed="1"/>
-    <w:lsdException w:name="Outline List 2" w:semiHidden="1" w:unhideWhenUsed="1"/>
-    <w:lsdException w:name="Outline List 3" w:semiHidden="1" w:unhideWhenUsed="1"/>
-    <w:lsdException w:name="Table Simple 1" w:semiHidden="1" w:unhideWhenUsed="1"/>
-    <w:lsdException w:name="Table Simple 2" w:semiHidden="1" w:unhideWhenUsed="1"/>
-    <w:lsdException w:name="Table Simple 3" w:semiHidden="1" w:unhideWhenUsed="1"/>
-    <w:lsdException w:name="Table Classic 1" w:semiHidden="1" w:unhideWhenUsed="1"/>
-    <w:lsdException w:name="Table Classic 2" w:semiHidden="1" w:unhideWhenUsed="1"/>
-    <w:lsdException w:name="Table Classic 3" w:semiHidden="1" w:unhideWhenUsed="1"/>
-    <w:lsdException w:name="Table Classic 4" w:semiHidden="1" w:unhideWhenUsed="1"/>
-    <w:lsdException w:name="Table Colorful 1" w:semiHidden="1" w:unhideWhenUsed="1"/>
-    <w:lsdException w:name="Table Colorful 2" w:semiHidden="1" w:unhideWhenUsed="1"/>
-    <w:lsdException w:name="Table Colorful 3" w:semiHidden="1" w:unhideWhenUsed="1"/>
-    <w:lsdException w:name="Table Columns 1" w:semiHidden="1" w:unhideWhenUsed="1"/>
-    <w:lsdException w:name="Table Columns 2" w:semiHidden="1" w:unhideWhenUsed="1"/>
-    <w:lsdException w:name="Table Columns 3" w:semiHidden="1" w:unhideWhenUsed="1"/>
-    <w:lsdException w:name="Table Columns 4" w:semiHidden="1" w:unhideWhenUsed="1"/>
-    <w:lsdException w:name="Table Columns 5" w:semiHidden="1" w:unhideWhenUsed="1"/>
-    <w:lsdException w:name="Table Grid 1" w:semiHidden="1" w:unhideWhenUsed="1"/>
-    <w:lsdException w:name="Table Grid 2" w:semiHidden="1" w:unhideWhenUsed="1"/>
-    <w:lsdException w:name="Table Grid 3" w:semiHidden="1" w:unhideWhenUsed="1"/>
-    <w:lsdException w:name="Table Grid 4" w:semiHidden="1" w:unhideWhenUsed="1"/>
-    <w:lsdException w:name="Table Grid 5" w:semiHidden="1" w:unhideWhenUsed="1"/>
-    <w:lsdException w:name="Table Grid 6" w:semiHidden="1" w:unhideWhenUsed="1"/>
-    <w:lsdException w:name="Table Grid 7" w:semiHidden="1" w:unhideWhenUsed="1"/>
-    <w:lsdException w:name="Table Grid 8" w:semiHidden="1" w:unhideWhenUsed="1"/>
-    <w:lsdException w:name="Table List 1" w:semiHidden="1" w:unhideWhenUsed="1"/>
-    <w:lsdException w:name="Table List 2" w:semiHidden="1" w:unhideWhenUsed="1"/>
-    <w:lsdException w:name="Table List 3" w:semiHidden="1" w:unhideWhenUsed="1"/>
-    <w:lsdException w:name="Table List 4" w:semiHidden="1" w:unhideWhenUsed="1"/>
-    <w:lsdException w:name="Table List 5" w:semiHidden="1" w:unhideWhenUsed="1"/>
-    <w:lsdException w:name="Table List 6" w:semiHidden="1" w:unhideWhenUsed="1"/>
-    <w:lsdException w:name="Table List 7" w:semiHidden="1" w:unhideWhenUsed="1"/>
-    <w:lsdException w:name="Table List 8" w:semiHidden="1" w:unhideWhenUsed="1"/>
-    <w:lsdException w:name="Table 3D effects 1" w:semiHidden="1" w:unhideWhenUsed="1"/>
-    <w:lsdException w:name="Table 3D effects 2" w:semiHidden="1" w:unhideWhenUsed="1"/>
-    <w:lsdException w:name="Table 3D effects 3" w:semiHidden="1" w:unhideWhenUsed="1"/>
-    <w:lsdException w:name="Table Contemporary" w:semiHidden="1" w:unhideWhenUsed="1"/>
-    <w:lsdException w:name="Table Elegant" w:semiHidden="1" w:unhideWhenUsed="1"/>
-    <w:lsdException w:name="Table Professional" w:semiHidden="1" w:unhideWhenUsed="1"/>
-    <w:lsdException w:name="Table Subtle 1" w:semiHidden="1" w:unhideWhenUsed="1"/>
-    <w:lsdException w:name="Table Subtle 2" w:semiHidden="1" w:unhideWhenUsed="1"/>
-    <w:lsdException w:name="Table Web 1" w:semiHidden="1" w:unhideWhenUsed="1"/>
-    <w:lsdException w:name="Table Web 2" w:semiHidden="1" w:unhideWhenUsed="1"/>
-    <w:lsdException w:name="Table Web 3" w:semiHidden="1" w:unhideWhenUsed="1"/>
-    <w:lsdException w:name="Balloon Text" w:semiHidden="1" w:unhideWhenUsed="1"/>
-    <w:lsdException w:name="Table Grid" w:uiPriority="39"/>
-    <w:lsdException w:name="Table Theme" w:semiHidden="1" w:unhideWhenUsed="1"/>
-    <w:lsdException w:name="Placeholder Text" w:semiHidden="1"/>
-    <w:lsdException w:name="No Spacing" w:uiPriority="1" w:qFormat="1"/>
-    <w:lsdException w:name="Light Shading" w:uiPriority="60"/>
-    <w:lsdException w:name="Light List" w:uiPriority="61"/>
-    <w:lsdException w:name="Light Grid" w:uiPriority="62"/>
-    <w:lsdException w:name="Medium Shading 1" w:uiPriority="63"/>
-    <w:lsdException w:name="Medium Shading 2" w:uiPriority="64"/>
-    <w:lsdException w:name="Medium List 1" w:uiPriority="65"/>
-    <w:lsdException w:name="Medium List 2" w:uiPriority="66"/>
-    <w:lsdException w:name="Medium Grid 1" w:uiPriority="67"/>
-    <w:lsdException w:name="Medium Grid 2" w:uiPriority="68"/>
-    <w:lsdException w:name="Medium Grid 3" w:uiPriority="69"/>
-    <w:lsdException w:name="Dark List" w:uiPriority="70"/>
-    <w:lsdException w:name="Colorful Shading" w:uiPriority="71"/>
-    <w:lsdException w:name="Colorful List" w:uiPriority="72"/>
-    <w:lsdException w:name="Colorful Grid" w:uiPriority="73"/>
-    <w:lsdException w:name="Light Shading Accent 1" w:uiPriority="60"/>
-    <w:lsdException w:name="Light List Accent 1" w:uiPriority="61"/>
-    <w:lsdException w:name="Light Grid Accent 1" w:uiPriority="62"/>
-    <w:lsdException w:name="Medium Shading 1 Accent 1" w:uiPriority="63"/>
-    <w:lsdException w:name="Medium Shading 2 Accent 1" w:uiPriority="64"/>
-    <w:lsdException w:name="Medium List 1 Accent 1" w:uiPriority="65"/>
-    <w:lsdException w:name="Revision" w:semiHidden="1"/>
-    <w:lsdException w:name="List Paragraph" w:uiPriority="34" w:qFormat="1"/>
-    <w:lsdException w:name="Quote" w:uiPriority="29" w:qFormat="1"/>
-    <w:lsdException w:name="Intense Quote" w:uiPriority="30" w:qFormat="1"/>
-    <w:lsdException w:name="Medium List 2 Accent 1" w:uiPriority="66"/>
-    <w:lsdException w:name="Medium Grid 1 Accent 1" w:uiPriority="67"/>
-    <w:lsdException w:name="Medium Grid 2 Accent 1" w:uiPriority="68"/>
-    <w:lsdException w:name="Medium Grid 3 Accent 1" w:uiPriority="69"/>
-    <w:lsdException w:name="Dark List Accent 1" w:uiPriority="70"/>
-    <w:lsdException w:name="Colorful Shading Accent 1" w:uiPriority="71"/>
-    <w:lsdException w:name="Colorful List Accent 1" w:uiPriority="72"/>
-    <w:lsdException w:name="Colorful Grid Accent 1" w:uiPriority="73"/>
-    <w:lsdException w:name="Light Shading Accent 2" w:uiPriority="60"/>
-    <w:lsdException w:name="Light List Accent 2" w:uiPriority="61"/>
-    <w:lsdException w:name="Light Grid Accent 2" w:uiPriority="62"/>
-    <w:lsdException w:name="Medium Shading 1 Accent 2" w:uiPriority="63"/>
-    <w:lsdException w:name="Medium Shading 2 Accent 2" w:uiPriority="64"/>
-    <w:lsdException w:name="Medium List 1 Accent 2" w:uiPriority="65"/>
-    <w:lsdException w:name="Medium List 2 Accent 2" w:uiPriority="66"/>
-    <w:lsdException w:name="Medium Grid 1 Accent 2" w:uiPriority="67"/>
-    <w:lsdException w:name="Medium Grid 2 Accent 2" w:uiPriority="68"/>
-    <w:lsdException w:name="Medium Grid 3 Accent 2" w:uiPriority="69"/>
-    <w:lsdException w:name="Dark List Accent 2" w:uiPriority="70"/>
-    <w:lsdException w:name="Colorful Shading Accent 2" w:uiPriority="71"/>
-    <w:lsdException w:name="Colorful List Accent 2" w:uiPriority="72"/>
-    <w:lsdException w:name="Colorful Grid Accent 2" w:uiPriority="73"/>
-    <w:lsdException w:name="Light Shading Accent 3" w:uiPriority="60"/>
-    <w:lsdException w:name="Light List Accent 3" w:uiPriority="61"/>
-    <w:lsdException w:name="Light Grid Accent 3" w:uiPriority="62"/>
-    <w:lsdException w:name="Medium Shading 1 Accent 3" w:uiPriority="63"/>
-    <w:lsdException w:name="Medium Shading 2 Accent 3" w:uiPriority="64"/>
-    <w:lsdException w:name="Medium List 1 Accent 3" w:uiPriority="65"/>
-    <w:lsdException w:name="Medium List 2 Accent 3" w:uiPriority="66"/>
-    <w:lsdException w:name="Medium Grid 1 Accent 3" w:uiPriority="67"/>
-    <w:lsdException w:name="Medium Grid 2 Accent 3" w:uiPriority="68"/>
-    <w:lsdException w:name="Medium Grid 3 Accent 3" w:uiPriority="69"/>
-    <w:lsdException w:name="Dark List Accent 3" w:uiPriority="70"/>
-    <w:lsdException w:name="Colorful Shading Accent 3" w:uiPriority="71"/>
-    <w:lsdException w:name="Colorful List Accent 3" w:uiPriority="72"/>
-    <w:lsdException w:name="Colorful Grid Accent 3" w:uiPriority="73"/>
-    <w:lsdException w:name="Light Shading Accent 4" w:uiPriority="60"/>
-    <w:lsdException w:name="Light List Accent 4" w:uiPriority="61"/>
-    <w:lsdException w:name="Light Grid Accent 4" w:uiPriority="62"/>
-    <w:lsdException w:name="Medium Shading 1 Accent 4" w:uiPriority="63"/>
-    <w:lsdException w:name="Medium Shading 2 Accent 4" w:uiPriority="64"/>
-    <w:lsdException w:name="Medium List 1 Accent 4" w:uiPriority="65"/>
-    <w:lsdException w:name="Medium List 2 Accent 4" w:uiPriority="66"/>
-    <w:lsdException w:name="Medium Grid 1 Accent 4" w:uiPriority="67"/>
-    <w:lsdException w:name="Medium Grid 2 Accent 4" w:uiPriority="68"/>
-    <w:lsdException w:name="Medium Grid 3 Accent 4" w:uiPriority="69"/>
-    <w:lsdException w:name="Dark List Accent 4" w:uiPriority="70"/>
-    <w:lsdException w:name="Colorful Shading Accent 4" w:uiPriority="71"/>
-    <w:lsdException w:name="Colorful List Accent 4" w:uiPriority="72"/>
-    <w:lsdException w:name="Colorful Grid Accent 4" w:uiPriority="73"/>
-    <w:lsdException w:name="Light Shading Accent 5" w:uiPriority="60"/>
-    <w:lsdException w:name="Light List Accent 5" w:uiPriority="61"/>
-    <w:lsdException w:name="Light Grid Accent 5" w:uiPriority="62"/>
-    <w:lsdException w:name="Medium Shading 1 Accent 5" w:uiPriority="63"/>
-    <w:lsdException w:name="Medium Shading 2 Accent 5" w:uiPriority="64"/>
-    <w:lsdException w:name="Medium List 1 Accent 5" w:uiPriority="65"/>
-    <w:lsdException w:name="Medium List 2 Accent 5" w:uiPriority="66"/>
-    <w:lsdException w:name="Medium Grid 1 Accent 5" w:uiPriority="67"/>
-    <w:lsdException w:name="Medium Grid 2 Accent 5" w:uiPriority="68"/>
-    <w:lsdException w:name="Medium Grid 3 Accent 5" w:uiPriority="69"/>
-    <w:lsdException w:name="Dark List Accent 5" w:uiPriority="70"/>
-    <w:lsdException w:name="Colorful Shading Accent 5" w:uiPriority="71"/>
-    <w:lsdException w:name="Colorful List Accent 5" w:uiPriority="72"/>
-    <w:lsdException w:name="Colorful Grid Accent 5" w:uiPriority="73"/>
-    <w:lsdException w:name="Light Shading Accent 6" w:uiPriority="60"/>
-    <w:lsdException w:name="Light List Accent 6" w:uiPriority="61"/>
-    <w:lsdException w:name="Light Grid Accent 6" w:uiPriority="62"/>
-    <w:lsdException w:name="Medium Shading 1 Accent 6" w:uiPriority="63"/>
-    <w:lsdException w:name="Medium Shading 2 Accent 6" w:uiPriority="64"/>
-    <w:lsdException w:name="Medium List 1 Accent 6" w:uiPriority="65"/>
-    <w:lsdException w:name="Medium List 2 Accent 6" w:uiPriority="66"/>
-    <w:lsdException w:name="Medium Grid 1 Accent 6" w:uiPriority="67"/>
-    <w:lsdException w:name="Medium Grid 2 Accent 6" w:uiPriority="68"/>
-    <w:lsdException w:name="Medium Grid 3 Accent 6" w:uiPriority="69"/>
-    <w:lsdException w:name="Dark List Accent 6" w:uiPriority="70"/>
-    <w:lsdException w:name="Colorful Shading Accent 6" w:uiPriority="71"/>
-    <w:lsdException w:name="Colorful List Accent 6" w:uiPriority="72"/>
-    <w:lsdException w:name="Colorful Grid Accent 6" w:uiPriority="73"/>
-    <w:lsdException w:name="Subtle Emphasis" w:uiPriority="19" w:qFormat="1"/>
-    <w:lsdException w:name="Intense Emphasis" w:uiPriority="21" w:qFormat="1"/>
-    <w:lsdException w:name="Subtle Reference" w:uiPriority="31" w:qFormat="1"/>
-    <w:lsdException w:name="Intense Reference" w:uiPriority="32" w:qFormat="1"/>
-    <w:lsdException w:name="Book Title" w:uiPriority="33" w:qFormat="1"/>
-    <w:lsdException w:name="Bibliography" w:semiHidden="1" w:uiPriority="37" w:unhideWhenUsed="1"/>
-    <w:lsdException w:name="TOC Heading" w:semiHidden="1" w:uiPriority="39" w:unhideWhenUsed="1" w:qFormat="1"/>
-    <w:lsdException w:name="Plain Table 1" w:uiPriority="41"/>
-    <w:lsdException w:name="Plain Table 2" w:uiPriority="42"/>
-    <w:lsdException w:name="Plain Table 3" w:uiPriority="43"/>
-    <w:lsdException w:name="Plain Table 4" w:uiPriority="44"/>
-    <w:lsdException w:name="Plain Table 5" w:uiPriority="45"/>
-    <w:lsdException w:name="Grid Table Light" w:uiPriority="40"/>
-    <w:lsdException w:name="Grid Table 1 Light" w:uiPriority="46"/>
-    <w:lsdException w:name="Grid Table 2" w:uiPriority="47"/>
-    <w:lsdException w:name="Grid Table 3" w:uiPriority="48"/>
-    <w:lsdException w:name="Grid Table 4" w:uiPriority="49"/>
-    <w:lsdException w:name="Grid Table 5 Dark" w:uiPriority="50"/>
-    <w:lsdException w:name="Grid Table 6 Colorful" w:uiPriority="51"/>
-    <w:lsdException w:name="Grid Table 7 Colorful" w:uiPriority="52"/>
-    <w:lsdException w:name="Grid Table 1 Light Accent 1" w:uiPriority="46"/>
-    <w:lsdException w:name="Grid Table 2 Accent 1" w:uiPriority="47"/>
-    <w:lsdException w:name="Grid Table 3 Accent 1" w:uiPriority="48"/>
-    <w:lsdException w:name="Grid Table 4 Accent 1" w:uiPriority="49"/>
-    <w:lsdException w:name="Grid Table 5 Dark Accent 1" w:uiPriority="50"/>
-    <w:lsdException w:name="Grid Table 6 Colorful Accent 1" w:uiPriority="51"/>
-    <w:lsdException w:name="Grid Table 7 Colorful Accent 1" w:uiPriority="52"/>
-    <w:lsdException w:name="Grid Table 1 Light Accent 2" w:uiPriority="46"/>
-    <w:lsdException w:name="Grid Table 2 Accent 2" w:uiPriority="47"/>
-    <w:lsdException w:name="Grid Table 3 Accent 2" w:uiPriority="48"/>
-    <w:lsdException w:name="Grid Table 4 Accent 2" w:uiPriority="49"/>
-    <w:lsdException w:name="Grid Table 5 Dark Accent 2" w:uiPriority="50"/>
-    <w:lsdException w:name="Grid Table 6 Colorful Accent 2" w:uiPriority="51"/>
-    <w:lsdException w:name="Grid Table 7 Colorful Accent 2" w:uiPriority="52"/>
-    <w:lsdException w:name="Grid Table 1 Light Accent 3" w:uiPriority="46"/>
-    <w:lsdException w:name="Grid Table 2 Accent 3" w:uiPriority="47"/>
-    <w:lsdException w:name="Grid Table 3 Accent 3" w:uiPriority="48"/>
-    <w:lsdException w:name="Grid Table 4 Accent 3" w:uiPriority="49"/>
-    <w:lsdException w:name="Grid Table 5 Dark Accent 3" w:uiPriority="50"/>
-    <w:lsdException w:name="Grid Table 6 Colorful Accent 3" w:uiPriority="51"/>
-    <w:lsdException w:name="Grid Table 7 Colorful Accent 3" w:uiPriority="52"/>
-    <w:lsdException w:name="Grid Table 1 Light Accent 4" w:uiPriority="46"/>
-    <w:lsdException w:name="Grid Table 2 Accent 4" w:uiPriority="47"/>
-    <w:lsdException w:name="Grid Table 3 Accent 4" w:uiPriority="48"/>
-    <w:lsdException w:name="Grid Table 4 Accent 4" w:uiPriority="49"/>
-    <w:lsdException w:name="Grid Table 5 Dark Accent 4" w:uiPriority="50"/>
-    <w:lsdException w:name="Grid Table 6 Colorful Accent 4" w:uiPriority="51"/>
-    <w:lsdException w:name="Grid Table 7 Colorful Accent 4" w:uiPriority="52"/>
-    <w:lsdException w:name="Grid Table 1 Light Accent 5" w:uiPriority="46"/>
-    <w:lsdException w:name="Grid Table 2 Accent 5" w:uiPriority="47"/>
-    <w:lsdException w:name="Grid Table 3 Accent 5" w:uiPriority="48"/>
-    <w:lsdException w:name="Grid Table 4 Accent 5" w:uiPriority="49"/>
-    <w:lsdException w:name="Grid Table 5 Dark Accent 5" w:uiPriority="50"/>
-    <w:lsdException w:name="Grid Table 6 Colorful Accent 5" w:uiPriority="51"/>
-    <w:lsdException w:name="Grid Table 7 Colorful Accent 5" w:uiPriority="52"/>
-    <w:lsdException w:name="Grid Table 1 Light Accent 6" w:uiPriority="46"/>
-    <w:lsdException w:name="Grid Table 2 Accent 6" w:uiPriority="47"/>
-    <w:lsdException w:name="Grid Table 3 Accent 6" w:uiPriority="48"/>
-    <w:lsdException w:name="Grid Table 4 Accent 6" w:uiPriority="49"/>
-    <w:lsdException w:name="Grid Table 5 Dark Accent 6" w:uiPriority="50"/>
-    <w:lsdException w:name="Grid Table 6 Colorful Accent 6" w:uiPriority="51"/>
-    <w:lsdException w:name="Grid Table 7 Colorful Accent 6" w:uiPriority="52"/>
-    <w:lsdException w:name="List Table 1 Light" w:uiPriority="46"/>
-    <w:lsdException w:name="List Table 2" w:uiPriority="47"/>
-    <w:lsdException w:name="List Table 3" w:uiPriority="48"/>
-    <w:lsdException w:name="List Table 4" w:uiPriority="49"/>
-    <w:lsdException w:name="List Table 5 Dark" w:uiPriority="50"/>
-    <w:lsdException w:name="List Table 6 Colorful" w:uiPriority="51"/>
-    <w:lsdException w:name="List Table 7 Colorful" w:uiPriority="52"/>
-    <w:lsdException w:name="List Table 1 Light Accent 1" w:uiPriority="46"/>
-    <w:lsdException w:name="List Table 2 Accent 1" w:uiPriority="47"/>
-    <w:lsdException w:name="List Table 3 Accent 1" w:uiPriority="48"/>
-    <w:lsdException w:name="List Table 4 Accent 1" w:uiPriority="49"/>
-    <w:lsdException w:name="List Table 5 Dark Accent 1" w:uiPriority="50"/>
-    <w:lsdException w:name="List Table 6 Colorful Accent 1" w:uiPriority="51"/>
-    <w:lsdException w:name="List Table 7 Colorful Accent 1" w:uiPriority="52"/>
-    <w:lsdException w:name="List Table 1 Light Accent 2" w:uiPriority="46"/>
-    <w:lsdException w:name="List Table 2 Accent 2" w:uiPriority="47"/>
-    <w:lsdException w:name="List Table 3 Accent 2" w:uiPriority="48"/>
-    <w:lsdException w:name="List Table 4 Accent 2" w:uiPriority="49"/>
-    <w:lsdException w:name="List Table 5 Dark Accent 2" w:uiPriority="50"/>
-    <w:lsdException w:name="List Table 6 Colorful Accent 2" w:uiPriority="51"/>
-    <w:lsdException w:name="List Table 7 Colorful Accent 2" w:uiPriority="52"/>
-    <w:lsdException w:name="List Table 1 Light Accent 3" w:uiPriority="46"/>
-    <w:lsdException w:name="List Table 2 Accent 3" w:uiPriority="47"/>
-    <w:lsdException w:name="List Table 3 Accent 3" w:uiPriority="48"/>
-    <w:lsdException w:name="List Table 4 Accent 3" w:uiPriority="49"/>
-    <w:lsdException w:name="List Table 5 Dark Accent 3" w:uiPriority="50"/>
-    <w:lsdException w:name="List Table 6 Colorful Accent 3" w:uiPriority="51"/>
-    <w:lsdException w:name="List Table 7 Colorful Accent 3" w:uiPriority="52"/>
-    <w:lsdException w:name="List Table 1 Light Accent 4" w:uiPriority="46"/>
-    <w:lsdException w:name="List Table 2 Accent 4" w:uiPriority="47"/>
-    <w:lsdException w:name="List Table 3 Accent 4" w:uiPriority="48"/>
-    <w:lsdException w:name="List Table 4 Accent 4" w:uiPriority="49"/>
-    <w:lsdException w:name="List Table 5 Dark Accent 4" w:uiPriority="50"/>
-    <w:lsdException w:name="List Table 6 Colorful Accent 4" w:uiPriority="51"/>
-    <w:lsdException w:name="List Table 7 Colorful Accent 4" w:uiPriority="52"/>
-    <w:lsdException w:name="List Table 1 Light Accent 5" w:uiPriority="46"/>
-    <w:lsdException w:name="List Table 2 Accent 5" w:uiPriority="47"/>
-    <w:lsdException w:name="List Table 3 Accent 5" w:uiPriority="48"/>
-    <w:lsdException w:name="List Table 4 Accent 5" w:uiPriority="49"/>
-    <w:lsdException w:name="List Table 5 Dark Accent 5" w:uiPriority="50"/>
-    <w:lsdException w:name="List Table 6 Colorful Accent 5" w:uiPriority="51"/>
-    <w:lsdException w:name="List Table 7 Colorful Accent 5" w:uiPriority="52"/>
-    <w:lsdException w:name="List Table 1 Light Accent 6" w:uiPriority="46"/>
-    <w:lsdException w:name="List Table 2 Accent 6" w:uiPriority="47"/>
-    <w:lsdException w:name="List Table 3 Accent 6" w:uiPriority="48"/>
-    <w:lsdException w:name="List Table 4 Accent 6" w:uiPriority="49"/>
-    <w:lsdException w:name="List Table 5 Dark Accent 6" w:uiPriority="50"/>
-    <w:lsdException w:name="List Table 6 Colorful Accent 6" w:uiPriority="51"/>
-    <w:lsdException w:name="List Table 7 Colorful Accent 6" w:uiPriority="52"/>
-    <w:lsdException w:name="Mention" w:semiHidden="1" w:unhideWhenUsed="1"/>
-    <w:lsdException w:name="Smart Hyperlink" w:semiHidden="1" w:unhideWhenUsed="1"/>
-    <w:lsdException w:name="Hashtag" w:semiHidden="1" w:unhideWhenUsed="1"/>
-    <w:lsdException w:name="Unresolved Mention" w:semiHidden="1" w:unhideWhenUsed="1"/>
-    <w:lsdException w:name="Smart Link" w:semiHidden="1" w:unhideWhenUsed="1"/>
+  <w:latentStyles w:count="260" w:defQFormat="0" w:defUnhideWhenUsed="1" w:defSemiHidden="1" w:defUIPriority="99" w:defLockedState="0">
+    <w:lsdException w:qFormat="1" w:unhideWhenUsed="0" w:uiPriority="0" w:semiHidden="0" w:name="Normal"/>
+    <w:lsdException w:qFormat="1" w:unhideWhenUsed="0" w:uiPriority="9" w:semiHidden="0" w:name="heading 1"/>
+    <w:lsdException w:qFormat="1" w:uiPriority="9" w:semiHidden="0" w:name="heading 2"/>
+    <w:lsdException w:qFormat="1" w:uiPriority="9" w:semiHidden="0" w:name="heading 3"/>
+    <w:lsdException w:qFormat="1" w:uiPriority="9" w:name="heading 4"/>
+    <w:lsdException w:qFormat="1" w:uiPriority="9" w:name="heading 5"/>
+    <w:lsdException w:qFormat="1" w:uiPriority="9" w:name="heading 6"/>
+    <w:lsdException w:qFormat="1" w:uiPriority="9" w:name="heading 7"/>
+    <w:lsdException w:qFormat="1" w:uiPriority="9" w:name="heading 8"/>
+    <w:lsdException w:qFormat="1" w:uiPriority="9" w:name="heading 9"/>
+    <w:lsdException w:uiPriority="99" w:name="index 1"/>
+    <w:lsdException w:uiPriority="99" w:name="index 2"/>
+    <w:lsdException w:uiPriority="99" w:name="index 3"/>
+    <w:lsdException w:uiPriority="99" w:name="index 4"/>
+    <w:lsdException w:uiPriority="99" w:name="index 5"/>
+    <w:lsdException w:uiPriority="99" w:name="index 6"/>
+    <w:lsdException w:uiPriority="99" w:name="index 7"/>
+    <w:lsdException w:uiPriority="99" w:name="index 8"/>
+    <w:lsdException w:uiPriority="99" w:name="index 9"/>
+    <w:lsdException w:uiPriority="39" w:name="toc 1"/>
+    <w:lsdException w:uiPriority="39" w:name="toc 2"/>
+    <w:lsdException w:uiPriority="39" w:name="toc 3"/>
+    <w:lsdException w:uiPriority="39" w:name="toc 4"/>
+    <w:lsdException w:uiPriority="39" w:name="toc 5"/>
+    <w:lsdException w:uiPriority="39" w:name="toc 6"/>
+    <w:lsdException w:uiPriority="39" w:name="toc 7"/>
+    <w:lsdException w:uiPriority="39" w:name="toc 8"/>
+    <w:lsdException w:uiPriority="39" w:name="toc 9"/>
+    <w:lsdException w:uiPriority="99" w:name="Normal Indent"/>
+    <w:lsdException w:uiPriority="99" w:name="footnote text"/>
+    <w:lsdException w:uiPriority="99" w:name="annotation text"/>
+    <w:lsdException w:uiPriority="99" w:name="header"/>
+    <w:lsdException w:uiPriority="99" w:name="footer"/>
+    <w:lsdException w:uiPriority="99" w:name="index heading"/>
+    <w:lsdException w:qFormat="1" w:uiPriority="35" w:name="caption"/>
+    <w:lsdException w:uiPriority="99" w:name="table of figures"/>
+    <w:lsdException w:uiPriority="99" w:name="envelope address"/>
+    <w:lsdException w:uiPriority="99" w:name="envelope return"/>
+    <w:lsdException w:uiPriority="99" w:name="footnote reference"/>
+    <w:lsdException w:uiPriority="99" w:name="annotation reference"/>
+    <w:lsdException w:uiPriority="99" w:name="line number"/>
+    <w:lsdException w:uiPriority="99" w:name="page number"/>
+    <w:lsdException w:uiPriority="99" w:name="endnote reference"/>
+    <w:lsdException w:uiPriority="99" w:name="endnote text"/>
+    <w:lsdException w:uiPriority="99" w:name="table of authorities"/>
+    <w:lsdException w:uiPriority="99" w:name="macro"/>
+    <w:lsdException w:uiPriority="99" w:name="toa heading"/>
+    <w:lsdException w:uiPriority="99" w:name="List"/>
+    <w:lsdException w:uiPriority="99" w:name="List Bullet"/>
+    <w:lsdException w:uiPriority="99" w:name="List Number"/>
+    <w:lsdException w:uiPriority="99" w:name="List 2"/>
+    <w:lsdException w:uiPriority="99" w:name="List 3"/>
+    <w:lsdException w:uiPriority="99" w:name="List 4"/>
+    <w:lsdException w:uiPriority="99" w:name="List 5"/>
+    <w:lsdException w:uiPriority="99" w:name="List Bullet 2"/>
+    <w:lsdException w:uiPriority="99" w:name="List Bullet 3"/>
+    <w:lsdException w:uiPriority="99" w:name="List Bullet 4"/>
+    <w:lsdException w:uiPriority="99" w:name="List Bullet 5"/>
+    <w:lsdException w:uiPriority="99" w:name="List Number 2"/>
+    <w:lsdException w:uiPriority="99" w:name="List Number 3"/>
+    <w:lsdException w:uiPriority="99" w:name="List Number 4"/>
+    <w:lsdException w:uiPriority="99" w:name="List Number 5"/>
+    <w:lsdException w:qFormat="1" w:unhideWhenUsed="0" w:uiPriority="10" w:semiHidden="0" w:name="Title"/>
+    <w:lsdException w:uiPriority="99" w:name="Closing"/>
+    <w:lsdException w:uiPriority="99" w:name="Signature"/>
+    <w:lsdException w:qFormat="1" w:uiPriority="1" w:name="Default Paragraph Font"/>
+    <w:lsdException w:qFormat="1" w:unhideWhenUsed="0" w:uiPriority="1" w:semiHidden="0" w:name="Body Text"/>
+    <w:lsdException w:uiPriority="99" w:name="Body Text Indent"/>
+    <w:lsdException w:uiPriority="99" w:name="List Continue"/>
+    <w:lsdException w:uiPriority="99" w:name="List Continue 2"/>
+    <w:lsdException w:uiPriority="99" w:name="List Continue 3"/>
+    <w:lsdException w:uiPriority="99" w:name="List Continue 4"/>
+    <w:lsdException w:uiPriority="99" w:name="List Continue 5"/>
+    <w:lsdException w:uiPriority="99" w:name="Message Header"/>
+    <w:lsdException w:qFormat="1" w:unhideWhenUsed="0" w:uiPriority="11" w:semiHidden="0" w:name="Subtitle"/>
+    <w:lsdException w:uiPriority="99" w:name="Salutation"/>
+    <w:lsdException w:uiPriority="99" w:name="Date"/>
+    <w:lsdException w:uiPriority="99" w:name="Body Text First Indent"/>
+    <w:lsdException w:uiPriority="99" w:name="Body Text First Indent 2"/>
+    <w:lsdException w:uiPriority="99" w:name="Note Heading"/>
+    <w:lsdException w:uiPriority="99" w:name="Body Text 2"/>
+    <w:lsdException w:uiPriority="99" w:name="Body Text 3"/>
+    <w:lsdException w:uiPriority="99" w:name="Body Text Indent 2"/>
+    <w:lsdException w:uiPriority="99" w:name="Body Text Indent 3"/>
+    <w:lsdException w:uiPriority="99" w:name="Block Text"/>
+    <w:lsdException w:uiPriority="99" w:name="Hyperlink"/>
+    <w:lsdException w:uiPriority="99" w:name="FollowedHyperlink"/>
+    <w:lsdException w:qFormat="1" w:unhideWhenUsed="0" w:uiPriority="22" w:semiHidden="0" w:name="Strong"/>
+    <w:lsdException w:qFormat="1" w:unhideWhenUsed="0" w:uiPriority="20" w:semiHidden="0" w:name="Emphasis"/>
+    <w:lsdException w:uiPriority="99" w:name="Document Map"/>
+    <w:lsdException w:uiPriority="99" w:name="Plain Text"/>
+    <w:lsdException w:uiPriority="99" w:name="E-mail Signature"/>
+    <w:lsdException w:uiPriority="99" w:name="Normal (Web)"/>
+    <w:lsdException w:uiPriority="99" w:name="HTML Acronym"/>
+    <w:lsdException w:uiPriority="99" w:name="HTML Address"/>
+    <w:lsdException w:uiPriority="99" w:name="HTML Cite"/>
+    <w:lsdException w:uiPriority="99" w:name="HTML Code"/>
+    <w:lsdException w:uiPriority="99" w:name="HTML Definition"/>
+    <w:lsdException w:uiPriority="99" w:name="HTML Keyboard"/>
+    <w:lsdException w:uiPriority="99" w:name="HTML Preformatted"/>
+    <w:lsdException w:uiPriority="99" w:name="HTML Sample"/>
+    <w:lsdException w:uiPriority="99" w:name="HTML Typewriter"/>
+    <w:lsdException w:uiPriority="99" w:name="HTML Variable"/>
+    <w:lsdException w:qFormat="1" w:uiPriority="99" w:name="Normal Table"/>
+    <w:lsdException w:uiPriority="99" w:name="annotation subject"/>
+    <w:lsdException w:uiPriority="99" w:name="Table Simple 1"/>
+    <w:lsdException w:uiPriority="99" w:name="Table Simple 2"/>
+    <w:lsdException w:uiPriority="99" w:name="Table Simple 3"/>
+    <w:lsdException w:uiPriority="99" w:name="Table Classic 1"/>
+    <w:lsdException w:uiPriority="99" w:name="Table Classic 2"/>
+    <w:lsdException w:uiPriority="99" w:name="Table Classic 3"/>
+    <w:lsdException w:uiPriority="99" w:name="Table Classic 4"/>
+    <w:lsdException w:uiPriority="99" w:name="Table Colorful 1"/>
+    <w:lsdException w:uiPriority="99" w:name="Table Colorful 2"/>
+    <w:lsdException w:uiPriority="99" w:name="Table Colorful 3"/>
+    <w:lsdException w:uiPriority="99" w:name="Table Columns 1"/>
+    <w:lsdException w:uiPriority="99" w:name="Table Columns 2"/>
+    <w:lsdException w:uiPriority="99" w:name="Table Columns 3"/>
+    <w:lsdException w:uiPriority="99" w:name="Table Columns 4"/>
+    <w:lsdException w:uiPriority="99" w:name="Table Columns 5"/>
+    <w:lsdException w:uiPriority="99" w:name="Table Grid 1"/>
+    <w:lsdException w:uiPriority="99" w:name="Table Grid 2"/>
+    <w:lsdException w:uiPriority="99" w:name="Table Grid 3"/>
+    <w:lsdException w:uiPriority="99" w:name="Table Grid 4"/>
+    <w:lsdException w:uiPriority="99" w:name="Table Grid 5"/>
+    <w:lsdException w:uiPriority="99" w:name="Table Grid 6"/>
+    <w:lsdException w:uiPriority="99" w:name="Table Grid 7"/>
+    <w:lsdException w:uiPriority="99" w:name="Table Grid 8"/>
+    <w:lsdException w:uiPriority="99" w:name="Table List 1"/>
+    <w:lsdException w:uiPriority="99" w:name="Table List 2"/>
+    <w:lsdException w:uiPriority="99" w:name="Table List 3"/>
+    <w:lsdException w:uiPriority="99" w:name="Table List 4"/>
+    <w:lsdException w:uiPriority="99" w:name="Table List 5"/>
+    <w:lsdException w:uiPriority="99" w:name="Table List 6"/>
+    <w:lsdException w:uiPriority="99" w:name="Table List 7"/>
+    <w:lsdException w:uiPriority="99" w:name="Table List 8"/>
+    <w:lsdException w:uiPriority="99" w:name="Table 3D effects 1"/>
+    <w:lsdException w:uiPriority="99" w:name="Table 3D effects 2"/>
+    <w:lsdException w:uiPriority="99" w:name="Table 3D effects 3"/>
+    <w:lsdException w:uiPriority="99" w:name="Table Contemporary"/>
+    <w:lsdException w:uiPriority="99" w:name="Table Elegant"/>
+    <w:lsdException w:uiPriority="99" w:name="Table Professional"/>
+    <w:lsdException w:uiPriority="99" w:name="Table Subtle 1"/>
+    <w:lsdException w:uiPriority="99" w:name="Table Subtle 2"/>
+    <w:lsdException w:uiPriority="99" w:name="Table Web 1"/>
+    <w:lsdException w:uiPriority="99" w:name="Table Web 2"/>
+    <w:lsdException w:uiPriority="99" w:name="Table Web 3"/>
+    <w:lsdException w:uiPriority="99" w:name="Balloon Text"/>
+    <w:lsdException w:unhideWhenUsed="0" w:uiPriority="39" w:semiHidden="0" w:name="Table Grid"/>
+    <w:lsdException w:uiPriority="99" w:name="Table Theme"/>
+    <w:lsdException w:qFormat="1" w:unhideWhenUsed="0" w:uiPriority="1" w:semiHidden="0" w:name="List Paragraph"/>
   </w:latentStyles>
-  <w:style w:type="paragraph" w:default="1" w:styleId="Normal">
+  <w:style w:type="paragraph" w:default="1" w:styleId="1">
     <w:name w:val="Normal"/>
     <w:qFormat/>
+    <w:uiPriority w:val="0"/>
+    <w:pPr>
+      <w:widowControl w:val="0"/>
+      <w:autoSpaceDE w:val="0"/>
+      <w:autoSpaceDN w:val="0"/>
+    </w:pPr>
     <w:rPr>
-      <w:rFonts w:ascii="Arial" w:eastAsia="Arial" w:hAnsi="Arial" w:cs="Arial"/>
-      <w:lang w:val="pt-PT"/>
+      <w:rFonts w:ascii="Arial" w:hAnsi="Arial" w:eastAsia="Arial" w:cs="Arial"/>
+      <w:sz w:val="22"/>
+      <w:szCs w:val="22"/>
+      <w:lang w:val="pt-PT" w:eastAsia="en-US" w:bidi="ar-SA"/>
     </w:rPr>
   </w:style>
-  <w:style w:type="paragraph" w:styleId="Heading1">
+  <w:style w:type="paragraph" w:styleId="2">
     <w:name w:val="heading 1"/>
-    <w:basedOn w:val="Normal"/>
+    <w:basedOn w:val="1"/>
+    <w:qFormat/>
     <w:uiPriority w:val="9"/>
-    <w:qFormat/>
     <w:pPr>
       <w:spacing w:before="70"/>
       <w:jc w:val="both"/>
@@ -5523,12 +5433,12 @@
       <w:szCs w:val="48"/>
     </w:rPr>
   </w:style>
-  <w:style w:type="paragraph" w:styleId="Heading2">
+  <w:style w:type="paragraph" w:styleId="3">
     <w:name w:val="heading 2"/>
-    <w:basedOn w:val="Normal"/>
-    <w:uiPriority w:val="9"/>
+    <w:basedOn w:val="1"/>
     <w:unhideWhenUsed/>
     <w:qFormat/>
+    <w:uiPriority w:val="9"/>
     <w:pPr>
       <w:spacing w:before="1"/>
       <w:outlineLvl w:val="1"/>
@@ -5540,12 +5450,12 @@
       <w:szCs w:val="36"/>
     </w:rPr>
   </w:style>
-  <w:style w:type="paragraph" w:styleId="Heading3">
+  <w:style w:type="paragraph" w:styleId="4">
     <w:name w:val="heading 3"/>
-    <w:basedOn w:val="Normal"/>
-    <w:uiPriority w:val="9"/>
+    <w:basedOn w:val="1"/>
     <w:unhideWhenUsed/>
     <w:qFormat/>
+    <w:uiPriority w:val="9"/>
     <w:pPr>
       <w:spacing w:before="17"/>
       <w:outlineLvl w:val="2"/>
@@ -5555,19 +5465,20 @@
       <w:bCs/>
     </w:rPr>
   </w:style>
-  <w:style w:type="character" w:default="1" w:styleId="DefaultParagraphFont">
+  <w:style w:type="character" w:default="1" w:styleId="5">
     <w:name w:val="Default Paragraph Font"/>
-    <w:uiPriority w:val="1"/>
     <w:semiHidden/>
     <w:unhideWhenUsed/>
+    <w:qFormat/>
+    <w:uiPriority w:val="1"/>
   </w:style>
-  <w:style w:type="table" w:default="1" w:styleId="TableNormal">
+  <w:style w:type="table" w:default="1" w:styleId="6">
     <w:name w:val="Normal Table"/>
-    <w:uiPriority w:val="99"/>
     <w:semiHidden/>
     <w:unhideWhenUsed/>
+    <w:qFormat/>
+    <w:uiPriority w:val="99"/>
     <w:tblPr>
-      <w:tblInd w:w="0" w:type="dxa"/>
       <w:tblCellMar>
         <w:top w:w="0" w:type="dxa"/>
         <w:left w:w="108" w:type="dxa"/>
@@ -5576,36 +5487,30 @@
       </w:tblCellMar>
     </w:tblPr>
   </w:style>
-  <w:style w:type="numbering" w:default="1" w:styleId="NoList">
-    <w:name w:val="No List"/>
-    <w:uiPriority w:val="99"/>
-    <w:semiHidden/>
-    <w:unhideWhenUsed/>
-  </w:style>
-  <w:style w:type="paragraph" w:styleId="BodyText">
+  <w:style w:type="paragraph" w:styleId="7">
     <w:name w:val="Body Text"/>
-    <w:basedOn w:val="Normal"/>
+    <w:basedOn w:val="1"/>
+    <w:qFormat/>
     <w:uiPriority w:val="1"/>
-    <w:qFormat/>
     <w:pPr>
       <w:spacing w:before="17"/>
     </w:pPr>
   </w:style>
-  <w:style w:type="paragraph" w:styleId="ListParagraph">
+  <w:style w:type="paragraph" w:styleId="8">
     <w:name w:val="List Paragraph"/>
-    <w:basedOn w:val="Normal"/>
+    <w:basedOn w:val="1"/>
+    <w:qFormat/>
     <w:uiPriority w:val="1"/>
-    <w:qFormat/>
     <w:pPr>
       <w:spacing w:before="17"/>
       <w:ind w:left="599" w:hanging="359"/>
     </w:pPr>
   </w:style>
-  <w:style w:type="paragraph" w:customStyle="1" w:styleId="TableParagraph">
+  <w:style w:type="paragraph" w:customStyle="1" w:styleId="9">
     <w:name w:val="Table Paragraph"/>
-    <w:basedOn w:val="Normal"/>
+    <w:basedOn w:val="1"/>
+    <w:qFormat/>
     <w:uiPriority w:val="1"/>
-    <w:qFormat/>
     <w:pPr>
       <w:spacing w:before="1"/>
     </w:pPr>
@@ -5892,6 +5797,5 @@
     </a:fmtScheme>
   </a:themeElements>
   <a:objectDefaults/>
-  <a:extraClrSchemeLst/>
 </a:theme>
 </file>